--- a/Task 3/CEF440_Group4_SRS.docx
+++ b/Task 3/CEF440_Group4_SRS.docx
@@ -1,590 +1,1152 @@
 
 <file path=word/document.xml><?xml version="1.0" encoding="utf-8"?>
-<w:document xmlns:wpc="http://schemas.microsoft.com/office/word/2010/wordprocessingCanvas" xmlns:cx="http://schemas.microsoft.com/office/drawing/2014/chartex" xmlns:cx1="http://schemas.microsoft.com/office/drawing/2015/9/8/chartex" xmlns:cx2="http://schemas.microsoft.com/office/drawing/2015/10/21/chartex" xmlns:cx3="http://schemas.microsoft.com/office/drawing/2016/5/9/chartex" xmlns:cx4="http://schemas.microsoft.com/office/drawing/2016/5/10/chartex" xmlns:cx5="http://schemas.microsoft.com/office/drawing/2016/5/11/chartex" xmlns:cx6="http://schemas.microsoft.com/office/drawing/2016/5/12/chartex" xmlns:cx7="http://schemas.microsoft.com/office/drawing/2016/5/13/chartex" xmlns:cx8="http://schemas.microsoft.com/office/drawing/2016/5/14/chartex" xmlns:mc="http://schemas.openxmlformats.org/markup-compatibility/2006" xmlns:aink="http://schemas.microsoft.com/office/drawing/2016/ink" xmlns:am3d="http://schemas.microsoft.com/office/drawing/2017/model3d" xmlns:o="urn:schemas-microsoft-com:office:office" xmlns:oel="http://schemas.microsoft.com/office/2019/extlst" xmlns:r="http://schemas.openxmlformats.org/officeDocument/2006/relationships" xmlns:m="http://schemas.openxmlformats.org/officeDocument/2006/math" xmlns:v="urn:schemas-microsoft-com:vml" xmlns:wp14="http://schemas.microsoft.com/office/word/2010/wordprocessingDrawing" xmlns:wp="http://schemas.openxmlformats.org/drawingml/2006/wordprocessingDrawing" xmlns:w10="urn:schemas-microsoft-com:office:word" xmlns:w="http://schemas.openxmlformats.org/wordprocessingml/2006/main" xmlns:w14="http://schemas.microsoft.com/office/word/2010/wordml" xmlns:w15="http://schemas.microsoft.com/office/word/2012/wordml" xmlns:w16cex="http://schemas.microsoft.com/office/word/2018/wordml/cex" xmlns:w16cid="http://schemas.microsoft.com/office/word/2016/wordml/cid" xmlns:w16="http://schemas.microsoft.com/office/word/2018/wordml" xmlns:w16sdtdh="http://schemas.microsoft.com/office/word/2020/wordml/sdtdatahash" xmlns:w16se="http://schemas.microsoft.com/office/word/2015/wordml/symex" xmlns:wpg="http://schemas.microsoft.com/office/word/2010/wordprocessingGroup" xmlns:wpi="http://schemas.microsoft.com/office/word/2010/wordprocessingInk" xmlns:wne="http://schemas.microsoft.com/office/word/2006/wordml" xmlns:wps="http://schemas.microsoft.com/office/word/2010/wordprocessingShape" mc:Ignorable="w14 w15 w16se w16cid w16 w16cex w16sdtdh wp14">
+<w:document xmlns:wpc="http://schemas.microsoft.com/office/word/2010/wordprocessingCanvas" xmlns:cx="http://schemas.microsoft.com/office/drawing/2014/chartex" xmlns:cx1="http://schemas.microsoft.com/office/drawing/2015/9/8/chartex" xmlns:cx2="http://schemas.microsoft.com/office/drawing/2015/10/21/chartex" xmlns:cx3="http://schemas.microsoft.com/office/drawing/2016/5/9/chartex" xmlns:cx4="http://schemas.microsoft.com/office/drawing/2016/5/10/chartex" xmlns:cx5="http://schemas.microsoft.com/office/drawing/2016/5/11/chartex" xmlns:cx6="http://schemas.microsoft.com/office/drawing/2016/5/12/chartex" xmlns:cx7="http://schemas.microsoft.com/office/drawing/2016/5/13/chartex" xmlns:cx8="http://schemas.microsoft.com/office/drawing/2016/5/14/chartex" xmlns:mc="http://schemas.openxmlformats.org/markup-compatibility/2006" xmlns:aink="http://schemas.microsoft.com/office/drawing/2016/ink" xmlns:am3d="http://schemas.microsoft.com/office/drawing/2017/model3d" xmlns:o="urn:schemas-microsoft-com:office:office" xmlns:r="http://schemas.openxmlformats.org/officeDocument/2006/relationships" xmlns:m="http://schemas.openxmlformats.org/officeDocument/2006/math" xmlns:v="urn:schemas-microsoft-com:vml" xmlns:wp14="http://schemas.microsoft.com/office/word/2010/wordprocessingDrawing" xmlns:wp="http://schemas.openxmlformats.org/drawingml/2006/wordprocessingDrawing" xmlns:w10="urn:schemas-microsoft-com:office:word" xmlns:w="http://schemas.openxmlformats.org/wordprocessingml/2006/main" xmlns:w14="http://schemas.microsoft.com/office/word/2010/wordml" xmlns:w15="http://schemas.microsoft.com/office/word/2012/wordml" xmlns:w16cex="http://schemas.microsoft.com/office/word/2018/wordml/cex" xmlns:w16cid="http://schemas.microsoft.com/office/word/2016/wordml/cid" xmlns:w16="http://schemas.microsoft.com/office/word/2018/wordml" xmlns:w16sdtdh="http://schemas.microsoft.com/office/word/2020/wordml/sdtdatahash" xmlns:w16se="http://schemas.microsoft.com/office/word/2015/wordml/symex" xmlns:wpg="http://schemas.microsoft.com/office/word/2010/wordprocessingGroup" xmlns:wpi="http://schemas.microsoft.com/office/word/2010/wordprocessingInk" xmlns:wne="http://schemas.microsoft.com/office/word/2006/wordml" xmlns:wps="http://schemas.microsoft.com/office/word/2010/wordprocessingShape" mc:Ignorable="w14 w15 w16se w16cid w16 w16cex w16sdtdh wp14">
   <w:body>
     <w:p>
       <w:pPr>
-        <w:spacing w:before="400"/>
-      </w:pPr>
-    </w:p>
-    <w:p>
-      <w:pPr>
-        <w:spacing w:after="80"/>
+        <w:spacing w:line="360" w:lineRule="auto"/>
         <w:jc w:val="center"/>
-      </w:pPr>
-      <w:r>
         <w:rPr>
+          <w:rFonts w:ascii="Times New Roman" w:eastAsia="Times New Roman" w:hAnsi="Times New Roman" w:cs="Times New Roman"/>
+          <w:sz w:val="40"/>
+          <w:szCs w:val="40"/>
+        </w:rPr>
+      </w:pPr>
+      <w:r>
+        <w:rPr>
+          <w:noProof/>
+        </w:rPr>
+        <mc:AlternateContent>
+          <mc:Choice Requires="wps">
+            <w:drawing>
+              <wp:anchor distT="0" distB="0" distL="114300" distR="114300" simplePos="0" relativeHeight="251661312" behindDoc="0" locked="0" layoutInCell="1" allowOverlap="1" wp14:anchorId="73A5717C" wp14:editId="2CFF8807">
+                <wp:simplePos x="0" y="0"/>
+                <wp:positionH relativeFrom="margin">
+                  <wp:posOffset>4146550</wp:posOffset>
+                </wp:positionH>
+                <wp:positionV relativeFrom="paragraph">
+                  <wp:posOffset>-514350</wp:posOffset>
+                </wp:positionV>
+                <wp:extent cx="2406650" cy="2159000"/>
+                <wp:effectExtent l="0" t="0" r="0" b="0"/>
+                <wp:wrapNone/>
+                <wp:docPr id="18" name="Text Box 18"/>
+                <wp:cNvGraphicFramePr/>
+                <a:graphic xmlns:a="http://schemas.openxmlformats.org/drawingml/2006/main">
+                  <a:graphicData uri="http://schemas.microsoft.com/office/word/2010/wordprocessingShape">
+                    <wps:wsp>
+                      <wps:cNvSpPr txBox="1"/>
+                      <wps:spPr>
+                        <a:xfrm>
+                          <a:off x="0" y="0"/>
+                          <a:ext cx="2406650" cy="2159000"/>
+                        </a:xfrm>
+                        <a:prstGeom prst="rect">
+                          <a:avLst/>
+                        </a:prstGeom>
+                        <a:noFill/>
+                        <a:ln>
+                          <a:noFill/>
+                        </a:ln>
+                      </wps:spPr>
+                      <wps:style>
+                        <a:lnRef idx="0">
+                          <a:scrgbClr r="0" g="0" b="0"/>
+                        </a:lnRef>
+                        <a:fillRef idx="0">
+                          <a:scrgbClr r="0" g="0" b="0"/>
+                        </a:fillRef>
+                        <a:effectRef idx="0">
+                          <a:scrgbClr r="0" g="0" b="0"/>
+                        </a:effectRef>
+                        <a:fontRef idx="minor">
+                          <a:schemeClr val="dk1"/>
+                        </a:fontRef>
+                      </wps:style>
+                      <wps:txbx>
+                        <w:txbxContent>
+                          <w:p>
+                            <w:pPr>
+                              <w:jc w:val="center"/>
+                              <w:rPr>
+                                <w:rFonts w:ascii="TimesNewRomanPS-BoldMT" w:eastAsia="Times New Roman" w:hAnsi="TimesNewRomanPS-BoldMT" w:cs="Times New Roman"/>
+                                <w:b/>
+                                <w:bCs/>
+                                <w:color w:val="000000"/>
+                                <w:sz w:val="30"/>
+                                <w:szCs w:val="30"/>
+                              </w:rPr>
+                            </w:pPr>
+                            <w:r>
+                              <w:rPr>
+                                <w:rFonts w:ascii="TimesNewRomanPS-BoldMT" w:eastAsia="Times New Roman" w:hAnsi="TimesNewRomanPS-BoldMT" w:cs="Times New Roman"/>
+                                <w:b/>
+                                <w:bCs/>
+                                <w:color w:val="000000"/>
+                                <w:sz w:val="30"/>
+                                <w:szCs w:val="30"/>
+                              </w:rPr>
+                              <w:t>REPUBLIC OF CAMEROON</w:t>
+                            </w:r>
+                          </w:p>
+                          <w:p>
+                            <w:pPr>
+                              <w:jc w:val="center"/>
+                              <w:rPr>
+                                <w:rFonts w:ascii="TimesNewRomanPS-BoldMT" w:eastAsia="Times New Roman" w:hAnsi="TimesNewRomanPS-BoldMT" w:cs="Times New Roman"/>
+                                <w:b/>
+                                <w:bCs/>
+                                <w:color w:val="000000"/>
+                                <w:sz w:val="40"/>
+                                <w:szCs w:val="48"/>
+                              </w:rPr>
+                            </w:pPr>
+                          </w:p>
+                          <w:p>
+                            <w:pPr>
+                              <w:jc w:val="center"/>
+                              <w:rPr>
+                                <w:rFonts w:ascii="TimesNewRomanPS-BoldMT" w:eastAsia="Times New Roman" w:hAnsi="TimesNewRomanPS-BoldMT" w:cs="Times New Roman"/>
+                                <w:b/>
+                                <w:bCs/>
+                                <w:color w:val="000000"/>
+                                <w:sz w:val="40"/>
+                                <w:szCs w:val="48"/>
+                              </w:rPr>
+                            </w:pPr>
+                            <w:r>
+                              <w:rPr>
+                                <w:rFonts w:ascii="TimesNewRomanPS-BoldMT" w:eastAsia="Times New Roman" w:hAnsi="TimesNewRomanPS-BoldMT" w:cs="Times New Roman"/>
+                                <w:b/>
+                                <w:bCs/>
+                                <w:color w:val="000000"/>
+                                <w:sz w:val="40"/>
+                                <w:szCs w:val="48"/>
+                              </w:rPr>
+                              <w:t>PEACE-WORK-FATHERLAND</w:t>
+                            </w:r>
+                            <w:r>
+                              <w:rPr>
+                                <w:rFonts w:ascii="TimesNewRomanPS-BoldMT" w:eastAsia="Times New Roman" w:hAnsi="TimesNewRomanPS-BoldMT" w:cs="Times New Roman"/>
+                                <w:b/>
+                                <w:bCs/>
+                                <w:color w:val="000000"/>
+                                <w:sz w:val="40"/>
+                                <w:szCs w:val="48"/>
+                              </w:rPr>
+                              <w:br/>
+                            </w:r>
+                          </w:p>
+                          <w:p>
+                            <w:pPr>
+                              <w:jc w:val="center"/>
+                              <w:rPr>
+                                <w:rFonts w:ascii="Garamond" w:hAnsi="Garamond"/>
+                                <w:b/>
+                                <w:bCs/>
+                                <w:iCs/>
+                                <w:sz w:val="28"/>
+                                <w:szCs w:val="28"/>
+                              </w:rPr>
+                            </w:pPr>
+                            <w:r>
+                              <w:rPr>
+                                <w:rFonts w:ascii="Garamond" w:hAnsi="Garamond"/>
+                                <w:b/>
+                                <w:bCs/>
+                                <w:iCs/>
+                                <w:sz w:val="28"/>
+                                <w:szCs w:val="28"/>
+                              </w:rPr>
+                              <w:t>BUEA, SOUTH WEST REGION</w:t>
+                            </w:r>
+                          </w:p>
+                        </w:txbxContent>
+                      </wps:txbx>
+                      <wps:bodyPr rot="0" spcFirstLastPara="0" vertOverflow="clip" horzOverflow="clip" vert="horz" wrap="square" lIns="91440" tIns="45720" rIns="91440" bIns="45720" numCol="1" spcCol="0" rtlCol="0" fromWordArt="0" anchor="t" anchorCtr="0" forceAA="0" compatLnSpc="1">
+                        <a:prstTxWarp prst="textNoShape">
+                          <a:avLst/>
+                        </a:prstTxWarp>
+                        <a:noAutofit/>
+                      </wps:bodyPr>
+                    </wps:wsp>
+                  </a:graphicData>
+                </a:graphic>
+                <wp14:sizeRelH relativeFrom="margin">
+                  <wp14:pctWidth>0</wp14:pctWidth>
+                </wp14:sizeRelH>
+                <wp14:sizeRelV relativeFrom="margin">
+                  <wp14:pctHeight>0</wp14:pctHeight>
+                </wp14:sizeRelV>
+              </wp:anchor>
+            </w:drawing>
+          </mc:Choice>
+          <mc:Fallback>
+            <w:pict>
+              <v:shapetype w14:anchorId="73A5717C" id="_x0000_t202" coordsize="21600,21600" o:spt="202" path="m,l,21600r21600,l21600,xe">
+                <v:stroke joinstyle="miter"/>
+                <v:path gradientshapeok="t" o:connecttype="rect"/>
+              </v:shapetype>
+              <v:shape id="Text Box 18" o:spid="_x0000_s1026" type="#_x0000_t202" style="position:absolute;left:0;text-align:left;margin-left:326.5pt;margin-top:-40.5pt;width:189.5pt;height:170pt;z-index:251661312;visibility:visible;mso-wrap-style:square;mso-width-percent:0;mso-height-percent:0;mso-wrap-distance-left:9pt;mso-wrap-distance-top:0;mso-wrap-distance-right:9pt;mso-wrap-distance-bottom:0;mso-position-horizontal:absolute;mso-position-horizontal-relative:margin;mso-position-vertical:absolute;mso-position-vertical-relative:text;mso-width-percent:0;mso-height-percent:0;mso-width-relative:margin;mso-height-relative:margin;v-text-anchor:top" o:gfxdata="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" filled="f" stroked="f">
+                <v:textbox>
+                  <w:txbxContent>
+                    <w:p>
+                      <w:pPr>
+                        <w:jc w:val="center"/>
+                        <w:rPr>
+                          <w:rFonts w:ascii="TimesNewRomanPS-BoldMT" w:eastAsia="Times New Roman" w:hAnsi="TimesNewRomanPS-BoldMT" w:cs="Times New Roman"/>
+                          <w:b/>
+                          <w:bCs/>
+                          <w:color w:val="000000"/>
+                          <w:sz w:val="30"/>
+                          <w:szCs w:val="30"/>
+                        </w:rPr>
+                      </w:pPr>
+                      <w:r>
+                        <w:rPr>
+                          <w:rFonts w:ascii="TimesNewRomanPS-BoldMT" w:eastAsia="Times New Roman" w:hAnsi="TimesNewRomanPS-BoldMT" w:cs="Times New Roman"/>
+                          <w:b/>
+                          <w:bCs/>
+                          <w:color w:val="000000"/>
+                          <w:sz w:val="30"/>
+                          <w:szCs w:val="30"/>
+                        </w:rPr>
+                        <w:t>REPUBLIC OF CAMEROON</w:t>
+                      </w:r>
+                    </w:p>
+                    <w:p>
+                      <w:pPr>
+                        <w:jc w:val="center"/>
+                        <w:rPr>
+                          <w:rFonts w:ascii="TimesNewRomanPS-BoldMT" w:eastAsia="Times New Roman" w:hAnsi="TimesNewRomanPS-BoldMT" w:cs="Times New Roman"/>
+                          <w:b/>
+                          <w:bCs/>
+                          <w:color w:val="000000"/>
+                          <w:sz w:val="40"/>
+                          <w:szCs w:val="48"/>
+                        </w:rPr>
+                      </w:pPr>
+                    </w:p>
+                    <w:p>
+                      <w:pPr>
+                        <w:jc w:val="center"/>
+                        <w:rPr>
+                          <w:rFonts w:ascii="TimesNewRomanPS-BoldMT" w:eastAsia="Times New Roman" w:hAnsi="TimesNewRomanPS-BoldMT" w:cs="Times New Roman"/>
+                          <w:b/>
+                          <w:bCs/>
+                          <w:color w:val="000000"/>
+                          <w:sz w:val="40"/>
+                          <w:szCs w:val="48"/>
+                        </w:rPr>
+                      </w:pPr>
+                      <w:r>
+                        <w:rPr>
+                          <w:rFonts w:ascii="TimesNewRomanPS-BoldMT" w:eastAsia="Times New Roman" w:hAnsi="TimesNewRomanPS-BoldMT" w:cs="Times New Roman"/>
+                          <w:b/>
+                          <w:bCs/>
+                          <w:color w:val="000000"/>
+                          <w:sz w:val="40"/>
+                          <w:szCs w:val="48"/>
+                        </w:rPr>
+                        <w:t>PEACE-WORK-FATHERLAND</w:t>
+                      </w:r>
+                      <w:r>
+                        <w:rPr>
+                          <w:rFonts w:ascii="TimesNewRomanPS-BoldMT" w:eastAsia="Times New Roman" w:hAnsi="TimesNewRomanPS-BoldMT" w:cs="Times New Roman"/>
+                          <w:b/>
+                          <w:bCs/>
+                          <w:color w:val="000000"/>
+                          <w:sz w:val="40"/>
+                          <w:szCs w:val="48"/>
+                        </w:rPr>
+                        <w:br/>
+                      </w:r>
+                    </w:p>
+                    <w:p>
+                      <w:pPr>
+                        <w:jc w:val="center"/>
+                        <w:rPr>
+                          <w:rFonts w:ascii="Garamond" w:hAnsi="Garamond"/>
+                          <w:b/>
+                          <w:bCs/>
+                          <w:iCs/>
+                          <w:sz w:val="28"/>
+                          <w:szCs w:val="28"/>
+                        </w:rPr>
+                      </w:pPr>
+                      <w:r>
+                        <w:rPr>
+                          <w:rFonts w:ascii="Garamond" w:hAnsi="Garamond"/>
+                          <w:b/>
+                          <w:bCs/>
+                          <w:iCs/>
+                          <w:sz w:val="28"/>
+                          <w:szCs w:val="28"/>
+                        </w:rPr>
+                        <w:t>BUEA, SOUTH WEST REGION</w:t>
+                      </w:r>
+                    </w:p>
+                  </w:txbxContent>
+                </v:textbox>
+                <w10:wrap anchorx="margin"/>
+              </v:shape>
+            </w:pict>
+          </mc:Fallback>
+        </mc:AlternateContent>
+      </w:r>
+      <w:r>
+        <w:rPr>
+          <w:noProof/>
+        </w:rPr>
+        <mc:AlternateContent>
+          <mc:Choice Requires="wpg">
+            <w:drawing>
+              <wp:anchor distT="0" distB="0" distL="114300" distR="114300" simplePos="0" relativeHeight="251659264" behindDoc="0" locked="0" layoutInCell="1" allowOverlap="1" wp14:anchorId="62123042" wp14:editId="6ED24B43">
+                <wp:simplePos x="0" y="0"/>
+                <wp:positionH relativeFrom="margin">
+                  <wp:posOffset>-238125</wp:posOffset>
+                </wp:positionH>
+                <wp:positionV relativeFrom="paragraph">
+                  <wp:posOffset>1990725</wp:posOffset>
+                </wp:positionV>
+                <wp:extent cx="6334125" cy="2266950"/>
+                <wp:effectExtent l="0" t="0" r="28575" b="19050"/>
+                <wp:wrapNone/>
+                <wp:docPr id="49" name="Group 49"/>
+                <wp:cNvGraphicFramePr/>
+                <a:graphic xmlns:a="http://schemas.openxmlformats.org/drawingml/2006/main">
+                  <a:graphicData uri="http://schemas.microsoft.com/office/word/2010/wordprocessingGroup">
+                    <wpg:wgp>
+                      <wpg:cNvGrpSpPr/>
+                      <wpg:grpSpPr>
+                        <a:xfrm>
+                          <a:off x="0" y="0"/>
+                          <a:ext cx="6334125" cy="2266950"/>
+                          <a:chOff x="0" y="0"/>
+                          <a:chExt cx="6290140" cy="1986053"/>
+                        </a:xfrm>
+                        <a:solidFill>
+                          <a:schemeClr val="tx2">
+                            <a:lumMod val="75000"/>
+                            <a:lumOff val="25000"/>
+                          </a:schemeClr>
+                        </a:solidFill>
+                      </wpg:grpSpPr>
+                      <wps:wsp>
+                        <wps:cNvPr id="6" name="Scroll: Horizontal 6"/>
+                        <wps:cNvSpPr/>
+                        <wps:spPr>
+                          <a:xfrm>
+                            <a:off x="0" y="0"/>
+                            <a:ext cx="6290140" cy="1986053"/>
+                          </a:xfrm>
+                          <a:prstGeom prst="horizontalScroll">
+                            <a:avLst/>
+                          </a:prstGeom>
+                          <a:grpFill/>
+                          <a:ln>
+                            <a:headEnd type="none" w="med" len="med"/>
+                            <a:tailEnd type="none" w="med" len="med"/>
+                          </a:ln>
+                        </wps:spPr>
+                        <wps:style>
+                          <a:lnRef idx="2">
+                            <a:schemeClr val="dk1"/>
+                          </a:lnRef>
+                          <a:fillRef idx="1">
+                            <a:schemeClr val="lt1"/>
+                          </a:fillRef>
+                          <a:effectRef idx="0">
+                            <a:schemeClr val="dk1"/>
+                          </a:effectRef>
+                          <a:fontRef idx="minor">
+                            <a:schemeClr val="dk1"/>
+                          </a:fontRef>
+                        </wps:style>
+                        <wps:bodyPr rot="0" spcFirstLastPara="0" vert="horz" wrap="square" lIns="91440" tIns="45720" rIns="91440" bIns="45720" numCol="1" spcCol="0" rtlCol="0" fromWordArt="0" anchor="ctr" anchorCtr="0" forceAA="0" compatLnSpc="1">
+                          <a:prstTxWarp prst="textNoShape">
+                            <a:avLst/>
+                          </a:prstTxWarp>
+                          <a:noAutofit/>
+                        </wps:bodyPr>
+                      </wps:wsp>
+                      <wps:wsp>
+                        <wps:cNvPr id="7" name="Text Box 48"/>
+                        <wps:cNvSpPr txBox="1"/>
+                        <wps:spPr>
+                          <a:xfrm>
+                            <a:off x="297034" y="349452"/>
+                            <a:ext cx="5841677" cy="1292973"/>
+                          </a:xfrm>
+                          <a:prstGeom prst="rect">
+                            <a:avLst/>
+                          </a:prstGeom>
+                          <a:grpFill/>
+                          <a:ln/>
+                        </wps:spPr>
+                        <wps:style>
+                          <a:lnRef idx="2">
+                            <a:schemeClr val="dk1"/>
+                          </a:lnRef>
+                          <a:fillRef idx="1">
+                            <a:schemeClr val="lt1"/>
+                          </a:fillRef>
+                          <a:effectRef idx="0">
+                            <a:schemeClr val="dk1"/>
+                          </a:effectRef>
+                          <a:fontRef idx="minor">
+                            <a:schemeClr val="dk1"/>
+                          </a:fontRef>
+                        </wps:style>
+                        <wps:txbx>
+                          <w:txbxContent>
+                            <w:p>
+                              <w:pPr>
+                                <w:pStyle w:val="NormalWeb"/>
+                                <w:spacing w:before="0" w:beforeAutospacing="0" w:after="0" w:afterAutospacing="0" w:line="360" w:lineRule="auto"/>
+                                <w:jc w:val="center"/>
+                                <w:rPr>
+                                  <w:rStyle w:val="Strong"/>
+                                  <w:sz w:val="44"/>
+                                  <w:u w:val="single"/>
+                                </w:rPr>
+                              </w:pPr>
+                              <w:r>
+                                <w:rPr>
+                                  <w:rStyle w:val="Strong"/>
+                                  <w:sz w:val="44"/>
+                                  <w:u w:val="single"/>
+                                </w:rPr>
+                                <w:t xml:space="preserve">Software Requirement Specifications </w:t>
+                              </w:r>
+                            </w:p>
+                            <w:p>
+                              <w:pPr>
+                                <w:pStyle w:val="NormalWeb"/>
+                                <w:spacing w:before="0" w:beforeAutospacing="0" w:after="0" w:afterAutospacing="0" w:line="360" w:lineRule="auto"/>
+                                <w:jc w:val="center"/>
+                                <w:rPr>
+                                  <w:rStyle w:val="Strong"/>
+                                  <w:sz w:val="44"/>
+                                  <w:u w:val="single"/>
+                                </w:rPr>
+                              </w:pPr>
+                            </w:p>
+                            <w:p>
+                              <w:pPr>
+                                <w:pStyle w:val="NormalWeb"/>
+                                <w:jc w:val="center"/>
+                                <w:rPr>
+                                  <w:sz w:val="32"/>
+                                  <w:szCs w:val="32"/>
+                                  <w:lang w:val="en-GB"/>
+                                </w:rPr>
+                              </w:pPr>
+                              <w:r>
+                                <w:rPr>
+                                  <w:sz w:val="32"/>
+                                  <w:szCs w:val="32"/>
+                                  <w:lang w:val="en-GB"/>
+                                </w:rPr>
+                                <w:t>CEF440: PROGRAMMING AND MOBILE PROGRAMMING</w:t>
+                              </w:r>
+                            </w:p>
+                            <w:p>
+                              <w:pPr>
+                                <w:pStyle w:val="NormalWeb"/>
+                                <w:spacing w:before="0" w:beforeAutospacing="0" w:after="0" w:afterAutospacing="0"/>
+                                <w:jc w:val="center"/>
+                                <w:rPr>
+                                  <w:lang w:val="en-GB"/>
+                                </w:rPr>
+                              </w:pPr>
+                            </w:p>
+                          </w:txbxContent>
+                        </wps:txbx>
+                        <wps:bodyPr rot="0" spcFirstLastPara="0" vert="horz" wrap="square" lIns="91440" tIns="45720" rIns="91440" bIns="45720" numCol="1" spcCol="0" rtlCol="0" fromWordArt="0" anchor="t" anchorCtr="0" forceAA="0" compatLnSpc="1">
+                          <a:prstTxWarp prst="textNoShape">
+                            <a:avLst/>
+                          </a:prstTxWarp>
+                          <a:noAutofit/>
+                        </wps:bodyPr>
+                      </wps:wsp>
+                    </wpg:wgp>
+                  </a:graphicData>
+                </a:graphic>
+                <wp14:sizeRelH relativeFrom="margin">
+                  <wp14:pctWidth>0</wp14:pctWidth>
+                </wp14:sizeRelH>
+                <wp14:sizeRelV relativeFrom="margin">
+                  <wp14:pctHeight>0</wp14:pctHeight>
+                </wp14:sizeRelV>
+              </wp:anchor>
+            </w:drawing>
+          </mc:Choice>
+          <mc:Fallback>
+            <w:pict>
+              <v:group w14:anchorId="62123042" id="Group 49" o:spid="_x0000_s1027" style="position:absolute;left:0;text-align:left;margin-left:-18.75pt;margin-top:156.75pt;width:498.75pt;height:178.5pt;z-index:251659264;mso-position-horizontal-relative:margin;mso-width-relative:margin;mso-height-relative:margin" coordsize="62901,19860" o:gfxdata="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">
+                <v:shapetype id="_x0000_t98" coordsize="21600,21600" o:spt="98" adj="2700" path="m0@5qy@2@1l@0@1@0@2qy@7,,21600@2l21600@9qy@7@10l@1@10@1@11qy@2,21600,0@11xem0@5nfqy@2@6@1@5@3@4@2@5l@2@6em@1@5nfl@1@10em21600@2nfqy@7@1l@0@1em@0@2nfqy@8@3@7@2l@7@1e">
+                  <v:formulas>
+                    <v:f eqn="sum width 0 #0"/>
+                    <v:f eqn="val #0"/>
+                    <v:f eqn="prod @1 1 2"/>
+                    <v:f eqn="prod @1 3 4"/>
+                    <v:f eqn="prod @1 5 4"/>
+                    <v:f eqn="prod @1 3 2"/>
+                    <v:f eqn="prod @1 2 1"/>
+                    <v:f eqn="sum width 0 @2"/>
+                    <v:f eqn="sum width 0 @3"/>
+                    <v:f eqn="sum height 0 @5"/>
+                    <v:f eqn="sum height 0 @1"/>
+                    <v:f eqn="sum height 0 @2"/>
+                    <v:f eqn="val width"/>
+                    <v:f eqn="prod width 1 2"/>
+                    <v:f eqn="prod height 1 2"/>
+                  </v:formulas>
+                  <v:path o:extrusionok="f" limo="10800,10800" o:connecttype="custom" o:connectlocs="@13,@1;0,@14;@13,@10;@12,@14" o:connectangles="270,180,90,0" textboxrect="@1,@1,@7,@10"/>
+                  <v:handles>
+                    <v:h position="#0,topLeft" xrange="0,5400"/>
+                  </v:handles>
+                  <o:complex v:ext="view"/>
+                </v:shapetype>
+                <v:shape id="Scroll: Horizontal 6" o:spid="_x0000_s1028" type="#_x0000_t98" style="position:absolute;width:62901;height:19860;visibility:visible;mso-wrap-style:square;v-text-anchor:middle" o:gfxdata="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" filled="f" strokecolor="black [3200]" strokeweight="1pt">
+                  <v:stroke joinstyle="miter"/>
+                </v:shape>
+                <v:shape id="Text Box 48" o:spid="_x0000_s1029" type="#_x0000_t202" style="position:absolute;left:2970;top:3494;width:58417;height:12930;visibility:visible;mso-wrap-style:square;v-text-anchor:top" o:gfxdata="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" filled="f" strokecolor="black [3200]" strokeweight="1pt">
+                  <v:textbox>
+                    <w:txbxContent>
+                      <w:p>
+                        <w:pPr>
+                          <w:pStyle w:val="NormalWeb"/>
+                          <w:spacing w:before="0" w:beforeAutospacing="0" w:after="0" w:afterAutospacing="0" w:line="360" w:lineRule="auto"/>
+                          <w:jc w:val="center"/>
+                          <w:rPr>
+                            <w:rStyle w:val="Strong"/>
+                            <w:sz w:val="44"/>
+                            <w:u w:val="single"/>
+                          </w:rPr>
+                        </w:pPr>
+                        <w:r>
+                          <w:rPr>
+                            <w:rStyle w:val="Strong"/>
+                            <w:sz w:val="44"/>
+                            <w:u w:val="single"/>
+                          </w:rPr>
+                          <w:t xml:space="preserve">Software Requirement Specifications </w:t>
+                        </w:r>
+                      </w:p>
+                      <w:p>
+                        <w:pPr>
+                          <w:pStyle w:val="NormalWeb"/>
+                          <w:spacing w:before="0" w:beforeAutospacing="0" w:after="0" w:afterAutospacing="0" w:line="360" w:lineRule="auto"/>
+                          <w:jc w:val="center"/>
+                          <w:rPr>
+                            <w:rStyle w:val="Strong"/>
+                            <w:sz w:val="44"/>
+                            <w:u w:val="single"/>
+                          </w:rPr>
+                        </w:pPr>
+                      </w:p>
+                      <w:p>
+                        <w:pPr>
+                          <w:pStyle w:val="NormalWeb"/>
+                          <w:jc w:val="center"/>
+                          <w:rPr>
+                            <w:sz w:val="32"/>
+                            <w:szCs w:val="32"/>
+                            <w:lang w:val="en-GB"/>
+                          </w:rPr>
+                        </w:pPr>
+                        <w:r>
+                          <w:rPr>
+                            <w:sz w:val="32"/>
+                            <w:szCs w:val="32"/>
+                            <w:lang w:val="en-GB"/>
+                          </w:rPr>
+                          <w:t>CEF440: PROGRAMMING AND MOBILE PROGRAMMING</w:t>
+                        </w:r>
+                      </w:p>
+                      <w:p>
+                        <w:pPr>
+                          <w:pStyle w:val="NormalWeb"/>
+                          <w:spacing w:before="0" w:beforeAutospacing="0" w:after="0" w:afterAutospacing="0"/>
+                          <w:jc w:val="center"/>
+                          <w:rPr>
+                            <w:lang w:val="en-GB"/>
+                          </w:rPr>
+                        </w:pPr>
+                      </w:p>
+                    </w:txbxContent>
+                  </v:textbox>
+                </v:shape>
+                <w10:wrap anchorx="margin"/>
+              </v:group>
+            </w:pict>
+          </mc:Fallback>
+        </mc:AlternateContent>
+      </w:r>
+      <w:r>
+        <w:rPr>
+          <w:noProof/>
+        </w:rPr>
+        <mc:AlternateContent>
+          <mc:Choice Requires="wps">
+            <w:drawing>
+              <wp:anchor distT="0" distB="0" distL="114300" distR="114300" simplePos="0" relativeHeight="251660288" behindDoc="0" locked="0" layoutInCell="1" allowOverlap="1" wp14:anchorId="149E29C7" wp14:editId="12B56215">
+                <wp:simplePos x="0" y="0"/>
+                <wp:positionH relativeFrom="column">
+                  <wp:posOffset>-552450</wp:posOffset>
+                </wp:positionH>
+                <wp:positionV relativeFrom="paragraph">
+                  <wp:posOffset>-419100</wp:posOffset>
+                </wp:positionV>
+                <wp:extent cx="2286000" cy="2076450"/>
+                <wp:effectExtent l="0" t="0" r="0" b="0"/>
+                <wp:wrapNone/>
+                <wp:docPr id="19" name="Text Box 19"/>
+                <wp:cNvGraphicFramePr/>
+                <a:graphic xmlns:a="http://schemas.openxmlformats.org/drawingml/2006/main">
+                  <a:graphicData uri="http://schemas.microsoft.com/office/word/2010/wordprocessingShape">
+                    <wps:wsp>
+                      <wps:cNvSpPr txBox="1"/>
+                      <wps:spPr>
+                        <a:xfrm>
+                          <a:off x="0" y="0"/>
+                          <a:ext cx="2286000" cy="2076450"/>
+                        </a:xfrm>
+                        <a:prstGeom prst="rect">
+                          <a:avLst/>
+                        </a:prstGeom>
+                        <a:noFill/>
+                        <a:ln>
+                          <a:noFill/>
+                        </a:ln>
+                      </wps:spPr>
+                      <wps:style>
+                        <a:lnRef idx="0">
+                          <a:scrgbClr r="0" g="0" b="0"/>
+                        </a:lnRef>
+                        <a:fillRef idx="0">
+                          <a:scrgbClr r="0" g="0" b="0"/>
+                        </a:fillRef>
+                        <a:effectRef idx="0">
+                          <a:scrgbClr r="0" g="0" b="0"/>
+                        </a:effectRef>
+                        <a:fontRef idx="minor">
+                          <a:schemeClr val="dk1"/>
+                        </a:fontRef>
+                      </wps:style>
+                      <wps:txbx>
+                        <w:txbxContent>
+                          <w:p>
+                            <w:pPr>
+                              <w:jc w:val="center"/>
+                              <w:rPr>
+                                <w:rFonts w:ascii="TimesNewRomanPS-BoldMT" w:eastAsia="Times New Roman" w:hAnsi="TimesNewRomanPS-BoldMT" w:cs="Times New Roman"/>
+                                <w:b/>
+                                <w:bCs/>
+                                <w:color w:val="000000"/>
+                                <w:sz w:val="30"/>
+                                <w:szCs w:val="30"/>
+                              </w:rPr>
+                            </w:pPr>
+                            <w:r>
+                              <w:rPr>
+                                <w:rFonts w:ascii="TimesNewRomanPS-BoldMT" w:eastAsia="Times New Roman" w:hAnsi="TimesNewRomanPS-BoldMT" w:cs="Times New Roman"/>
+                                <w:b/>
+                                <w:bCs/>
+                                <w:color w:val="000000"/>
+                                <w:sz w:val="30"/>
+                                <w:szCs w:val="30"/>
+                              </w:rPr>
+                              <w:t>UNIVERSITY OF BUEA</w:t>
+                            </w:r>
+                          </w:p>
+                          <w:p>
+                            <w:pPr>
+                              <w:jc w:val="center"/>
+                              <w:rPr>
+                                <w:rFonts w:ascii="TimesNewRomanPS-BoldMT" w:eastAsia="Times New Roman" w:hAnsi="TimesNewRomanPS-BoldMT" w:cs="Times New Roman"/>
+                                <w:b/>
+                                <w:bCs/>
+                                <w:color w:val="000000"/>
+                                <w:sz w:val="34"/>
+                                <w:szCs w:val="40"/>
+                              </w:rPr>
+                            </w:pPr>
+                          </w:p>
+                          <w:p>
+                            <w:pPr>
+                              <w:jc w:val="center"/>
+                              <w:rPr>
+                                <w:rFonts w:ascii="TimesNewRomanPS-BoldMT" w:eastAsia="Times New Roman" w:hAnsi="TimesNewRomanPS-BoldMT" w:cs="Times New Roman"/>
+                                <w:b/>
+                                <w:bCs/>
+                                <w:color w:val="000000"/>
+                                <w:sz w:val="30"/>
+                                <w:szCs w:val="30"/>
+                              </w:rPr>
+                            </w:pPr>
+                            <w:r>
+                              <w:rPr>
+                                <w:rFonts w:ascii="TimesNewRomanPS-BoldMT" w:eastAsia="Times New Roman" w:hAnsi="TimesNewRomanPS-BoldMT" w:cs="Times New Roman"/>
+                                <w:b/>
+                                <w:bCs/>
+                                <w:color w:val="000000"/>
+                                <w:sz w:val="30"/>
+                                <w:szCs w:val="30"/>
+                              </w:rPr>
+                              <w:t>FACULTY OF ENGINEERING AND TECHNOLOGY</w:t>
+                            </w:r>
+                          </w:p>
+                          <w:p>
+                            <w:pPr>
+                              <w:jc w:val="center"/>
+                              <w:rPr>
+                                <w:rFonts w:ascii="TimesNewRomanPS-BoldMT" w:eastAsia="Times New Roman" w:hAnsi="TimesNewRomanPS-BoldMT" w:cs="Times New Roman"/>
+                                <w:b/>
+                                <w:bCs/>
+                                <w:color w:val="000000"/>
+                                <w:sz w:val="30"/>
+                                <w:szCs w:val="30"/>
+                              </w:rPr>
+                            </w:pPr>
+                            <w:r>
+                              <w:rPr>
+                                <w:rFonts w:ascii="TimesNewRomanPS-BoldMT" w:eastAsia="Times New Roman" w:hAnsi="TimesNewRomanPS-BoldMT" w:cs="Times New Roman"/>
+                                <w:b/>
+                                <w:bCs/>
+                                <w:color w:val="000000"/>
+                                <w:sz w:val="30"/>
+                                <w:szCs w:val="30"/>
+                              </w:rPr>
+                              <w:t>(FET)</w:t>
+                            </w:r>
+                          </w:p>
+                        </w:txbxContent>
+                      </wps:txbx>
+                      <wps:bodyPr rot="0" spcFirstLastPara="0" vertOverflow="clip" horzOverflow="clip" vert="horz" wrap="square" lIns="91440" tIns="45720" rIns="91440" bIns="45720" numCol="1" spcCol="0" rtlCol="0" fromWordArt="0" anchor="t" anchorCtr="0" forceAA="0" compatLnSpc="1">
+                        <a:prstTxWarp prst="textNoShape">
+                          <a:avLst/>
+                        </a:prstTxWarp>
+                        <a:noAutofit/>
+                      </wps:bodyPr>
+                    </wps:wsp>
+                  </a:graphicData>
+                </a:graphic>
+                <wp14:sizeRelH relativeFrom="margin">
+                  <wp14:pctWidth>0</wp14:pctWidth>
+                </wp14:sizeRelH>
+                <wp14:sizeRelV relativeFrom="margin">
+                  <wp14:pctHeight>0</wp14:pctHeight>
+                </wp14:sizeRelV>
+              </wp:anchor>
+            </w:drawing>
+          </mc:Choice>
+          <mc:Fallback>
+            <w:pict>
+              <v:shape w14:anchorId="149E29C7" id="Text Box 19" o:spid="_x0000_s1030" type="#_x0000_t202" style="position:absolute;left:0;text-align:left;margin-left:-43.5pt;margin-top:-33pt;width:180pt;height:163.5pt;z-index:251660288;visibility:visible;mso-wrap-style:square;mso-width-percent:0;mso-height-percent:0;mso-wrap-distance-left:9pt;mso-wrap-distance-top:0;mso-wrap-distance-right:9pt;mso-wrap-distance-bottom:0;mso-position-horizontal:absolute;mso-position-horizontal-relative:text;mso-position-vertical:absolute;mso-position-vertical-relative:text;mso-width-percent:0;mso-height-percent:0;mso-width-relative:margin;mso-height-relative:margin;v-text-anchor:top" o:gfxdata="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" filled="f" stroked="f">
+                <v:textbox>
+                  <w:txbxContent>
+                    <w:p>
+                      <w:pPr>
+                        <w:jc w:val="center"/>
+                        <w:rPr>
+                          <w:rFonts w:ascii="TimesNewRomanPS-BoldMT" w:eastAsia="Times New Roman" w:hAnsi="TimesNewRomanPS-BoldMT" w:cs="Times New Roman"/>
+                          <w:b/>
+                          <w:bCs/>
+                          <w:color w:val="000000"/>
+                          <w:sz w:val="30"/>
+                          <w:szCs w:val="30"/>
+                        </w:rPr>
+                      </w:pPr>
+                      <w:r>
+                        <w:rPr>
+                          <w:rFonts w:ascii="TimesNewRomanPS-BoldMT" w:eastAsia="Times New Roman" w:hAnsi="TimesNewRomanPS-BoldMT" w:cs="Times New Roman"/>
+                          <w:b/>
+                          <w:bCs/>
+                          <w:color w:val="000000"/>
+                          <w:sz w:val="30"/>
+                          <w:szCs w:val="30"/>
+                        </w:rPr>
+                        <w:t>UNIVERSITY OF BUEA</w:t>
+                      </w:r>
+                    </w:p>
+                    <w:p>
+                      <w:pPr>
+                        <w:jc w:val="center"/>
+                        <w:rPr>
+                          <w:rFonts w:ascii="TimesNewRomanPS-BoldMT" w:eastAsia="Times New Roman" w:hAnsi="TimesNewRomanPS-BoldMT" w:cs="Times New Roman"/>
+                          <w:b/>
+                          <w:bCs/>
+                          <w:color w:val="000000"/>
+                          <w:sz w:val="34"/>
+                          <w:szCs w:val="40"/>
+                        </w:rPr>
+                      </w:pPr>
+                    </w:p>
+                    <w:p>
+                      <w:pPr>
+                        <w:jc w:val="center"/>
+                        <w:rPr>
+                          <w:rFonts w:ascii="TimesNewRomanPS-BoldMT" w:eastAsia="Times New Roman" w:hAnsi="TimesNewRomanPS-BoldMT" w:cs="Times New Roman"/>
+                          <w:b/>
+                          <w:bCs/>
+                          <w:color w:val="000000"/>
+                          <w:sz w:val="30"/>
+                          <w:szCs w:val="30"/>
+                        </w:rPr>
+                      </w:pPr>
+                      <w:r>
+                        <w:rPr>
+                          <w:rFonts w:ascii="TimesNewRomanPS-BoldMT" w:eastAsia="Times New Roman" w:hAnsi="TimesNewRomanPS-BoldMT" w:cs="Times New Roman"/>
+                          <w:b/>
+                          <w:bCs/>
+                          <w:color w:val="000000"/>
+                          <w:sz w:val="30"/>
+                          <w:szCs w:val="30"/>
+                        </w:rPr>
+                        <w:t>FACULTY OF ENGINEERING AND TECHNOLOGY</w:t>
+                      </w:r>
+                    </w:p>
+                    <w:p>
+                      <w:pPr>
+                        <w:jc w:val="center"/>
+                        <w:rPr>
+                          <w:rFonts w:ascii="TimesNewRomanPS-BoldMT" w:eastAsia="Times New Roman" w:hAnsi="TimesNewRomanPS-BoldMT" w:cs="Times New Roman"/>
+                          <w:b/>
+                          <w:bCs/>
+                          <w:color w:val="000000"/>
+                          <w:sz w:val="30"/>
+                          <w:szCs w:val="30"/>
+                        </w:rPr>
+                      </w:pPr>
+                      <w:r>
+                        <w:rPr>
+                          <w:rFonts w:ascii="TimesNewRomanPS-BoldMT" w:eastAsia="Times New Roman" w:hAnsi="TimesNewRomanPS-BoldMT" w:cs="Times New Roman"/>
+                          <w:b/>
+                          <w:bCs/>
+                          <w:color w:val="000000"/>
+                          <w:sz w:val="30"/>
+                          <w:szCs w:val="30"/>
+                        </w:rPr>
+                        <w:t>(FET)</w:t>
+                      </w:r>
+                    </w:p>
+                  </w:txbxContent>
+                </v:textbox>
+              </v:shape>
+            </w:pict>
+          </mc:Fallback>
+        </mc:AlternateContent>
+      </w:r>
+      <w:r>
+        <w:rPr>
+          <w:rFonts w:ascii="Times New Roman" w:hAnsi="Times New Roman" w:cs="Times New Roman"/>
+          <w:noProof/>
+        </w:rPr>
+        <w:drawing>
+          <wp:inline distT="0" distB="0" distL="0" distR="0" wp14:anchorId="5380683D" wp14:editId="002BD73D">
+            <wp:extent cx="2025650" cy="1968500"/>
+            <wp:effectExtent l="0" t="0" r="0" b="0"/>
+            <wp:docPr id="1" name="Picture 1"/>
+            <wp:cNvGraphicFramePr>
+              <a:graphicFrameLocks xmlns:a="http://schemas.openxmlformats.org/drawingml/2006/main" noChangeAspect="1"/>
+            </wp:cNvGraphicFramePr>
+            <a:graphic xmlns:a="http://schemas.openxmlformats.org/drawingml/2006/main">
+              <a:graphicData uri="http://schemas.openxmlformats.org/drawingml/2006/picture">
+                <pic:pic xmlns:pic="http://schemas.openxmlformats.org/drawingml/2006/picture">
+                  <pic:nvPicPr>
+                    <pic:cNvPr id="0" name="Picture 20"/>
+                    <pic:cNvPicPr>
+                      <a:picLocks noChangeAspect="1" noChangeArrowheads="1"/>
+                    </pic:cNvPicPr>
+                  </pic:nvPicPr>
+                  <pic:blipFill>
+                    <a:blip r:embed="rId7">
+                      <a:extLst>
+                        <a:ext uri="{28A0092B-C50C-407E-A947-70E740481C1C}">
+                          <a14:useLocalDpi xmlns:a14="http://schemas.microsoft.com/office/drawing/2010/main" val="0"/>
+                        </a:ext>
+                      </a:extLst>
+                    </a:blip>
+                    <a:srcRect l="32317" t="8530" r="32726" b="41164"/>
+                    <a:stretch>
+                      <a:fillRect/>
+                    </a:stretch>
+                  </pic:blipFill>
+                  <pic:spPr bwMode="auto">
+                    <a:xfrm>
+                      <a:off x="0" y="0"/>
+                      <a:ext cx="2025650" cy="1968500"/>
+                    </a:xfrm>
+                    <a:prstGeom prst="rect">
+                      <a:avLst/>
+                    </a:prstGeom>
+                    <a:noFill/>
+                    <a:ln>
+                      <a:noFill/>
+                    </a:ln>
+                  </pic:spPr>
+                </pic:pic>
+              </a:graphicData>
+            </a:graphic>
+          </wp:inline>
+        </w:drawing>
+      </w:r>
+    </w:p>
+    <w:p>
+      <w:pPr>
+        <w:spacing w:line="360" w:lineRule="auto"/>
+        <w:rPr>
+          <w:rFonts w:ascii="Times New Roman" w:eastAsia="Times New Roman" w:hAnsi="Times New Roman" w:cs="Times New Roman"/>
           <w:b/>
           <w:bCs/>
-          <w:caps/>
-          <w:color w:val="1F3864"/>
+          <w:sz w:val="36"/>
+          <w:szCs w:val="40"/>
+        </w:rPr>
+      </w:pPr>
+    </w:p>
+    <w:p>
+      <w:pPr>
+        <w:spacing w:line="360" w:lineRule="auto"/>
+        <w:rPr>
+          <w:rFonts w:ascii="Times New Roman" w:eastAsia="Times New Roman" w:hAnsi="Times New Roman" w:cs="Times New Roman"/>
+          <w:b/>
+          <w:bCs/>
+          <w:sz w:val="38"/>
+          <w:szCs w:val="36"/>
+        </w:rPr>
+      </w:pPr>
+    </w:p>
+    <w:p>
+      <w:pPr>
+        <w:tabs>
+          <w:tab w:val="left" w:pos="1880"/>
+        </w:tabs>
+        <w:spacing w:line="360" w:lineRule="auto"/>
+        <w:jc w:val="both"/>
+        <w:rPr>
+          <w:rFonts w:ascii="Times New Roman" w:eastAsia="Times New Roman" w:hAnsi="Times New Roman" w:cs="Times New Roman"/>
+          <w:sz w:val="36"/>
+          <w:szCs w:val="36"/>
+        </w:rPr>
+      </w:pPr>
+    </w:p>
+    <w:p>
+      <w:pPr>
+        <w:spacing w:line="360" w:lineRule="auto"/>
+        <w:jc w:val="both"/>
+        <w:rPr>
+          <w:rFonts w:ascii="Times New Roman" w:eastAsia="Times New Roman" w:hAnsi="Times New Roman" w:cs="Times New Roman"/>
+          <w:sz w:val="36"/>
+          <w:szCs w:val="36"/>
+        </w:rPr>
+      </w:pPr>
+    </w:p>
+    <w:p>
+      <w:pPr>
+        <w:spacing w:line="360" w:lineRule="auto"/>
+        <w:jc w:val="both"/>
+        <w:rPr>
+          <w:rFonts w:ascii="Times New Roman" w:eastAsia="Times New Roman" w:hAnsi="Times New Roman" w:cs="Times New Roman"/>
+          <w:sz w:val="32"/>
+          <w:szCs w:val="32"/>
+        </w:rPr>
+      </w:pPr>
+    </w:p>
+    <w:p>
+      <w:pPr>
+        <w:spacing w:line="360" w:lineRule="auto"/>
+        <w:rPr>
+          <w:rFonts w:ascii="Times New Roman" w:eastAsia="Times New Roman" w:hAnsi="Times New Roman" w:cs="Times New Roman"/>
+          <w:sz w:val="32"/>
+          <w:szCs w:val="32"/>
+        </w:rPr>
+      </w:pPr>
+    </w:p>
+    <w:p>
+      <w:pPr>
+        <w:spacing w:line="360" w:lineRule="auto"/>
+        <w:jc w:val="center"/>
+        <w:rPr>
+          <w:rFonts w:ascii="Times New Roman" w:eastAsia="Times New Roman" w:hAnsi="Times New Roman" w:cs="Times New Roman"/>
+          <w:sz w:val="32"/>
+          <w:szCs w:val="32"/>
+        </w:rPr>
+      </w:pPr>
+    </w:p>
+    <w:p>
+      <w:pPr>
+        <w:spacing w:line="360" w:lineRule="auto"/>
+        <w:jc w:val="center"/>
+        <w:rPr>
+          <w:rFonts w:ascii="Times New Roman" w:eastAsia="Times New Roman" w:hAnsi="Times New Roman" w:cs="Times New Roman"/>
+          <w:sz w:val="32"/>
+          <w:szCs w:val="32"/>
+        </w:rPr>
+      </w:pPr>
+      <w:r>
+        <w:rPr>
+          <w:rFonts w:ascii="Times New Roman" w:eastAsia="Times New Roman" w:hAnsi="Times New Roman" w:cs="Times New Roman"/>
+          <w:b/>
+          <w:bCs/>
+          <w:sz w:val="32"/>
+          <w:szCs w:val="32"/>
+        </w:rPr>
+        <w:t>By</w:t>
+      </w:r>
+      <w:r>
+        <w:rPr>
+          <w:rFonts w:ascii="Times New Roman" w:eastAsia="Times New Roman" w:hAnsi="Times New Roman" w:cs="Times New Roman"/>
+          <w:sz w:val="32"/>
+          <w:szCs w:val="32"/>
+        </w:rPr>
+        <w:t>:</w:t>
+      </w:r>
+    </w:p>
+    <w:p>
+      <w:pPr>
+        <w:spacing w:line="360" w:lineRule="auto"/>
+        <w:jc w:val="center"/>
+        <w:rPr>
+          <w:rFonts w:ascii="Times New Roman" w:eastAsia="Times New Roman" w:hAnsi="Times New Roman" w:cs="Times New Roman"/>
+          <w:sz w:val="32"/>
+          <w:szCs w:val="32"/>
+        </w:rPr>
+      </w:pPr>
+      <w:r>
+        <w:rPr>
+          <w:rFonts w:ascii="Times New Roman" w:eastAsia="Times New Roman" w:hAnsi="Times New Roman" w:cs="Times New Roman"/>
+          <w:sz w:val="32"/>
+          <w:szCs w:val="32"/>
+        </w:rPr>
+        <w:br/>
+        <w:t>GROUP 4 MEMBERS</w:t>
+      </w:r>
+    </w:p>
+    <w:p>
+      <w:pPr>
+        <w:spacing w:line="360" w:lineRule="auto"/>
+        <w:rPr>
+          <w:rFonts w:ascii="Times New Roman" w:eastAsia="Times New Roman" w:hAnsi="Times New Roman" w:cs="Times New Roman"/>
+          <w:sz w:val="32"/>
+          <w:szCs w:val="32"/>
+        </w:rPr>
+      </w:pPr>
+    </w:p>
+    <w:p>
+      <w:pPr>
+        <w:spacing w:line="360" w:lineRule="auto"/>
+        <w:rPr>
+          <w:rFonts w:ascii="Times New Roman" w:eastAsia="Times New Roman" w:hAnsi="Times New Roman" w:cs="Times New Roman"/>
+          <w:sz w:val="32"/>
+          <w:szCs w:val="32"/>
+        </w:rPr>
+      </w:pPr>
+    </w:p>
+    <w:p>
+      <w:pPr>
+        <w:spacing w:line="360" w:lineRule="auto"/>
+        <w:jc w:val="center"/>
+        <w:rPr>
+          <w:rFonts w:ascii="Times New Roman" w:eastAsia="Times New Roman" w:hAnsi="Times New Roman" w:cs="Times New Roman"/>
+          <w:sz w:val="32"/>
+          <w:szCs w:val="32"/>
+        </w:rPr>
+      </w:pPr>
+      <w:r>
+        <w:rPr>
+          <w:rFonts w:ascii="Times New Roman" w:eastAsia="Times New Roman" w:hAnsi="Times New Roman" w:cs="Times New Roman"/>
+          <w:b/>
+          <w:bCs/>
+          <w:sz w:val="32"/>
+          <w:szCs w:val="32"/>
+        </w:rPr>
+        <w:t>COURSE INSTRUCTOR</w:t>
+      </w:r>
+      <w:r>
+        <w:rPr>
+          <w:rFonts w:ascii="Times New Roman" w:eastAsia="Times New Roman" w:hAnsi="Times New Roman" w:cs="Times New Roman"/>
+          <w:sz w:val="32"/>
+          <w:szCs w:val="32"/>
+        </w:rPr>
+        <w:t>:</w:t>
+      </w:r>
+    </w:p>
+    <w:p>
+      <w:pPr>
+        <w:spacing w:line="360" w:lineRule="auto"/>
+        <w:jc w:val="center"/>
+        <w:rPr>
+          <w:rFonts w:ascii="Times New Roman" w:eastAsia="Times New Roman" w:hAnsi="Times New Roman" w:cs="Times New Roman"/>
+          <w:sz w:val="32"/>
+          <w:szCs w:val="32"/>
+        </w:rPr>
+      </w:pPr>
+    </w:p>
+    <w:p>
+      <w:pPr>
+        <w:spacing w:line="360" w:lineRule="auto"/>
+        <w:jc w:val="center"/>
+        <w:rPr>
+          <w:rFonts w:ascii="Times New Roman" w:eastAsia="Times New Roman" w:hAnsi="Times New Roman" w:cs="Times New Roman"/>
+          <w:b/>
+          <w:bCs/>
+          <w:iCs/>
           <w:sz w:val="28"/>
           <w:szCs w:val="28"/>
         </w:rPr>
-        <w:t>UNIVERSITY OF BUEA</w:t>
-      </w:r>
-    </w:p>
-    <w:p>
-      <w:pPr>
-        <w:spacing w:after="40"/>
-        <w:jc w:val="center"/>
       </w:pPr>
       <w:r>
         <w:rPr>
-          <w:color w:val="2E75B6"/>
-          <w:sz w:val="24"/>
-          <w:szCs w:val="24"/>
+          <w:rFonts w:ascii="Times New Roman" w:eastAsia="Times New Roman" w:hAnsi="Times New Roman" w:cs="Times New Roman"/>
+          <w:sz w:val="32"/>
+          <w:szCs w:val="32"/>
         </w:rPr>
-        <w:t>Faculty of Engineering and Technology</w:t>
-      </w:r>
-    </w:p>
-    <w:p>
-      <w:pPr>
-        <w:spacing w:after="320"/>
-        <w:jc w:val="center"/>
-      </w:pPr>
-      <w:r>
-        <w:t>Department of Computer Engineering | CEF 440</w:t>
-      </w:r>
-    </w:p>
-    <w:p>
-      <w:pPr>
-        <w:spacing w:after="120"/>
-        <w:jc w:val="center"/>
-      </w:pPr>
+        <w:t xml:space="preserve"> </w:t>
+      </w:r>
       <w:r>
         <w:rPr>
+          <w:rFonts w:ascii="Times New Roman" w:eastAsia="Times New Roman" w:hAnsi="Times New Roman" w:cs="Times New Roman"/>
           <w:b/>
           <w:bCs/>
-          <w:color w:val="1F3864"/>
-          <w:sz w:val="52"/>
-          <w:szCs w:val="52"/>
-        </w:rPr>
-        <w:t>Software Requirements Specification</w:t>
-      </w:r>
-    </w:p>
-    <w:p>
-      <w:pPr>
-        <w:spacing w:after="120"/>
-        <w:jc w:val="center"/>
-      </w:pPr>
-      <w:r>
-        <w:rPr>
-          <w:b/>
-          <w:bCs/>
-          <w:color w:val="2E75B6"/>
-          <w:sz w:val="40"/>
-          <w:szCs w:val="40"/>
-        </w:rPr>
-        <w:t>(SRS)</w:t>
-      </w:r>
-    </w:p>
-    <w:p>
-      <w:pPr>
-        <w:spacing w:after="120"/>
-        <w:jc w:val="center"/>
-      </w:pPr>
-      <w:proofErr w:type="spellStart"/>
-      <w:r>
-        <w:rPr>
+          <w:iCs/>
           <w:sz w:val="28"/>
           <w:szCs w:val="28"/>
         </w:rPr>
-        <w:t>QoE</w:t>
-      </w:r>
-      <w:proofErr w:type="spellEnd"/>
-      <w:r>
+        <w:t>DR NKEMENI VALERY</w:t>
+      </w:r>
+    </w:p>
+    <w:p>
+      <w:pPr>
+        <w:spacing w:line="360" w:lineRule="auto"/>
+        <w:jc w:val="both"/>
         <w:rPr>
+          <w:rFonts w:ascii="Times New Roman" w:eastAsia="Times New Roman" w:hAnsi="Times New Roman" w:cs="Times New Roman"/>
+          <w:b/>
+          <w:bCs/>
           <w:sz w:val="28"/>
           <w:szCs w:val="28"/>
         </w:rPr>
-        <w:t xml:space="preserve"> Mobile Network Monitoring Application</w:t>
-      </w:r>
-    </w:p>
-    <w:p>
-      <w:pPr>
-        <w:pBdr>
-          <w:bottom w:val="single" w:sz="12" w:space="1" w:color="2E75B6"/>
-        </w:pBdr>
-        <w:spacing w:after="320"/>
-        <w:jc w:val="center"/>
-      </w:pPr>
-    </w:p>
-    <w:p>
-      <w:pPr>
-        <w:spacing w:before="240"/>
-      </w:pPr>
-    </w:p>
-    <w:p>
-      <w:pPr>
-        <w:spacing w:after="80"/>
-        <w:jc w:val="center"/>
-      </w:pPr>
-      <w:r>
+      </w:pPr>
+    </w:p>
+    <w:p>
+      <w:pPr>
+        <w:spacing w:line="360" w:lineRule="auto"/>
+        <w:jc w:val="both"/>
         <w:rPr>
+          <w:rFonts w:ascii="Times New Roman" w:eastAsia="Times New Roman" w:hAnsi="Times New Roman" w:cs="Times New Roman"/>
           <w:b/>
           <w:bCs/>
-          <w:color w:val="1F3864"/>
-          <w:sz w:val="24"/>
-          <w:szCs w:val="24"/>
+          <w:sz w:val="28"/>
+          <w:szCs w:val="28"/>
         </w:rPr>
-        <w:t>Prepared by: GROUP 4</w:t>
-      </w:r>
-    </w:p>
-    <w:tbl>
-      <w:tblPr>
-        <w:tblW w:w="6000" w:type="dxa"/>
-        <w:jc w:val="center"/>
-        <w:tblBorders>
-          <w:top w:val="single" w:sz="4" w:space="0" w:color="auto"/>
-          <w:left w:val="single" w:sz="4" w:space="0" w:color="auto"/>
-          <w:bottom w:val="single" w:sz="4" w:space="0" w:color="auto"/>
-          <w:right w:val="single" w:sz="4" w:space="0" w:color="auto"/>
-          <w:insideH w:val="single" w:sz="4" w:space="0" w:color="auto"/>
-          <w:insideV w:val="single" w:sz="4" w:space="0" w:color="auto"/>
-        </w:tblBorders>
-        <w:tblCellMar>
-          <w:left w:w="10" w:type="dxa"/>
-          <w:right w:w="10" w:type="dxa"/>
-        </w:tblCellMar>
-        <w:tblLook w:val="04A0" w:firstRow="1" w:lastRow="0" w:firstColumn="1" w:lastColumn="0" w:noHBand="0" w:noVBand="1"/>
-      </w:tblPr>
-      <w:tblGrid>
-        <w:gridCol w:w="3200"/>
-        <w:gridCol w:w="2800"/>
-      </w:tblGrid>
-      <w:tr>
-        <w:tblPrEx>
-          <w:tblCellMar>
-            <w:top w:w="0" w:type="dxa"/>
-            <w:bottom w:w="0" w:type="dxa"/>
-          </w:tblCellMar>
-        </w:tblPrEx>
-        <w:trPr>
-          <w:tblHeader/>
-          <w:jc w:val="center"/>
-        </w:trPr>
-        <w:tc>
-          <w:tcPr>
-            <w:tcW w:w="3200" w:type="dxa"/>
-            <w:tcBorders>
-              <w:top w:val="single" w:sz="1" w:space="0" w:color="B8C6D6"/>
-              <w:left w:val="single" w:sz="1" w:space="0" w:color="B8C6D6"/>
-              <w:bottom w:val="single" w:sz="1" w:space="0" w:color="B8C6D6"/>
-              <w:right w:val="single" w:sz="1" w:space="0" w:color="B8C6D6"/>
-            </w:tcBorders>
-            <w:shd w:val="clear" w:color="auto" w:fill="D6E4F0"/>
-            <w:tcMar>
-              <w:top w:w="80" w:type="dxa"/>
-              <w:left w:w="120" w:type="dxa"/>
-              <w:bottom w:w="80" w:type="dxa"/>
-              <w:right w:w="120" w:type="dxa"/>
-            </w:tcMar>
-            <w:vAlign w:val="center"/>
-          </w:tcPr>
-          <w:p>
-            <w:r>
-              <w:rPr>
-                <w:b/>
-                <w:bCs/>
-                <w:color w:val="1F3864"/>
-                <w:sz w:val="20"/>
-                <w:szCs w:val="20"/>
-              </w:rPr>
-              <w:t>Name</w:t>
-            </w:r>
-          </w:p>
-        </w:tc>
-        <w:tc>
-          <w:tcPr>
-            <w:tcW w:w="2800" w:type="dxa"/>
-            <w:tcBorders>
-              <w:top w:val="single" w:sz="1" w:space="0" w:color="B8C6D6"/>
-              <w:left w:val="single" w:sz="1" w:space="0" w:color="B8C6D6"/>
-              <w:bottom w:val="single" w:sz="1" w:space="0" w:color="B8C6D6"/>
-              <w:right w:val="single" w:sz="1" w:space="0" w:color="B8C6D6"/>
-            </w:tcBorders>
-            <w:shd w:val="clear" w:color="auto" w:fill="D6E4F0"/>
-            <w:tcMar>
-              <w:top w:w="80" w:type="dxa"/>
-              <w:left w:w="120" w:type="dxa"/>
-              <w:bottom w:w="80" w:type="dxa"/>
-              <w:right w:w="120" w:type="dxa"/>
-            </w:tcMar>
-            <w:vAlign w:val="center"/>
-          </w:tcPr>
-          <w:p>
-            <w:proofErr w:type="spellStart"/>
-            <w:r>
-              <w:rPr>
-                <w:b/>
-                <w:bCs/>
-                <w:color w:val="1F3864"/>
-                <w:sz w:val="20"/>
-                <w:szCs w:val="20"/>
-              </w:rPr>
-              <w:t>Matricule</w:t>
-            </w:r>
-            <w:proofErr w:type="spellEnd"/>
-          </w:p>
-        </w:tc>
-      </w:tr>
-      <w:tr>
-        <w:tblPrEx>
-          <w:tblCellMar>
-            <w:top w:w="0" w:type="dxa"/>
-            <w:bottom w:w="0" w:type="dxa"/>
-          </w:tblCellMar>
-        </w:tblPrEx>
-        <w:trPr>
-          <w:jc w:val="center"/>
-        </w:trPr>
-        <w:tc>
-          <w:tcPr>
-            <w:tcW w:w="3200" w:type="dxa"/>
-            <w:tcBorders>
-              <w:top w:val="single" w:sz="1" w:space="0" w:color="B8C6D6"/>
-              <w:left w:val="single" w:sz="1" w:space="0" w:color="B8C6D6"/>
-              <w:bottom w:val="single" w:sz="1" w:space="0" w:color="B8C6D6"/>
-              <w:right w:val="single" w:sz="1" w:space="0" w:color="B8C6D6"/>
-            </w:tcBorders>
-            <w:shd w:val="clear" w:color="auto" w:fill="FFFFFF"/>
-            <w:tcMar>
-              <w:top w:w="80" w:type="dxa"/>
-              <w:left w:w="120" w:type="dxa"/>
-              <w:bottom w:w="80" w:type="dxa"/>
-              <w:right w:w="120" w:type="dxa"/>
-            </w:tcMar>
-            <w:vAlign w:val="center"/>
-          </w:tcPr>
-          <w:p>
-            <w:r>
-              <w:rPr>
-                <w:sz w:val="20"/>
-                <w:szCs w:val="20"/>
-              </w:rPr>
-              <w:t>AKO JUNIOR NGOH</w:t>
-            </w:r>
-          </w:p>
-        </w:tc>
-        <w:tc>
-          <w:tcPr>
-            <w:tcW w:w="2800" w:type="dxa"/>
-            <w:tcBorders>
-              <w:top w:val="single" w:sz="1" w:space="0" w:color="B8C6D6"/>
-              <w:left w:val="single" w:sz="1" w:space="0" w:color="B8C6D6"/>
-              <w:bottom w:val="single" w:sz="1" w:space="0" w:color="B8C6D6"/>
-              <w:right w:val="single" w:sz="1" w:space="0" w:color="B8C6D6"/>
-            </w:tcBorders>
-            <w:shd w:val="clear" w:color="auto" w:fill="FFFFFF"/>
-            <w:tcMar>
-              <w:top w:w="80" w:type="dxa"/>
-              <w:left w:w="120" w:type="dxa"/>
-              <w:bottom w:w="80" w:type="dxa"/>
-              <w:right w:w="120" w:type="dxa"/>
-            </w:tcMar>
-            <w:vAlign w:val="center"/>
-          </w:tcPr>
-          <w:p>
-            <w:r>
-              <w:rPr>
-                <w:sz w:val="20"/>
-                <w:szCs w:val="20"/>
-              </w:rPr>
-              <w:t>FE23A008</w:t>
-            </w:r>
-          </w:p>
-        </w:tc>
-      </w:tr>
-      <w:tr>
-        <w:tblPrEx>
-          <w:tblCellMar>
-            <w:top w:w="0" w:type="dxa"/>
-            <w:bottom w:w="0" w:type="dxa"/>
-          </w:tblCellMar>
-        </w:tblPrEx>
-        <w:trPr>
-          <w:jc w:val="center"/>
-        </w:trPr>
-        <w:tc>
-          <w:tcPr>
-            <w:tcW w:w="3200" w:type="dxa"/>
-            <w:tcBorders>
-              <w:top w:val="single" w:sz="1" w:space="0" w:color="B8C6D6"/>
-              <w:left w:val="single" w:sz="1" w:space="0" w:color="B8C6D6"/>
-              <w:bottom w:val="single" w:sz="1" w:space="0" w:color="B8C6D6"/>
-              <w:right w:val="single" w:sz="1" w:space="0" w:color="B8C6D6"/>
-            </w:tcBorders>
-            <w:shd w:val="clear" w:color="auto" w:fill="F2F2F2"/>
-            <w:tcMar>
-              <w:top w:w="80" w:type="dxa"/>
-              <w:left w:w="120" w:type="dxa"/>
-              <w:bottom w:w="80" w:type="dxa"/>
-              <w:right w:w="120" w:type="dxa"/>
-            </w:tcMar>
-            <w:vAlign w:val="center"/>
-          </w:tcPr>
-          <w:p>
-            <w:r>
-              <w:rPr>
-                <w:sz w:val="20"/>
-                <w:szCs w:val="20"/>
-              </w:rPr>
-              <w:t>ETUMA ELKINGS BOSANGO</w:t>
-            </w:r>
-          </w:p>
-        </w:tc>
-        <w:tc>
-          <w:tcPr>
-            <w:tcW w:w="2800" w:type="dxa"/>
-            <w:tcBorders>
-              <w:top w:val="single" w:sz="1" w:space="0" w:color="B8C6D6"/>
-              <w:left w:val="single" w:sz="1" w:space="0" w:color="B8C6D6"/>
-              <w:bottom w:val="single" w:sz="1" w:space="0" w:color="B8C6D6"/>
-              <w:right w:val="single" w:sz="1" w:space="0" w:color="B8C6D6"/>
-            </w:tcBorders>
-            <w:shd w:val="clear" w:color="auto" w:fill="F2F2F2"/>
-            <w:tcMar>
-              <w:top w:w="80" w:type="dxa"/>
-              <w:left w:w="120" w:type="dxa"/>
-              <w:bottom w:w="80" w:type="dxa"/>
-              <w:right w:w="120" w:type="dxa"/>
-            </w:tcMar>
-            <w:vAlign w:val="center"/>
-          </w:tcPr>
-          <w:p>
-            <w:r>
-              <w:rPr>
-                <w:sz w:val="20"/>
-                <w:szCs w:val="20"/>
-              </w:rPr>
-              <w:t>FE23A053</w:t>
-            </w:r>
-          </w:p>
-        </w:tc>
-      </w:tr>
-      <w:tr>
-        <w:tblPrEx>
-          <w:tblCellMar>
-            <w:top w:w="0" w:type="dxa"/>
-            <w:bottom w:w="0" w:type="dxa"/>
-          </w:tblCellMar>
-        </w:tblPrEx>
-        <w:trPr>
-          <w:jc w:val="center"/>
-        </w:trPr>
-        <w:tc>
-          <w:tcPr>
-            <w:tcW w:w="3200" w:type="dxa"/>
-            <w:tcBorders>
-              <w:top w:val="single" w:sz="1" w:space="0" w:color="B8C6D6"/>
-              <w:left w:val="single" w:sz="1" w:space="0" w:color="B8C6D6"/>
-              <w:bottom w:val="single" w:sz="1" w:space="0" w:color="B8C6D6"/>
-              <w:right w:val="single" w:sz="1" w:space="0" w:color="B8C6D6"/>
-            </w:tcBorders>
-            <w:shd w:val="clear" w:color="auto" w:fill="FFFFFF"/>
-            <w:tcMar>
-              <w:top w:w="80" w:type="dxa"/>
-              <w:left w:w="120" w:type="dxa"/>
-              <w:bottom w:w="80" w:type="dxa"/>
-              <w:right w:w="120" w:type="dxa"/>
-            </w:tcMar>
-            <w:vAlign w:val="center"/>
-          </w:tcPr>
-          <w:p>
-            <w:r>
-              <w:rPr>
-                <w:sz w:val="20"/>
-                <w:szCs w:val="20"/>
-              </w:rPr>
-              <w:t>MOUKAM HAKO BELLAMY STEVE</w:t>
-            </w:r>
-          </w:p>
-        </w:tc>
-        <w:tc>
-          <w:tcPr>
-            <w:tcW w:w="2800" w:type="dxa"/>
-            <w:tcBorders>
-              <w:top w:val="single" w:sz="1" w:space="0" w:color="B8C6D6"/>
-              <w:left w:val="single" w:sz="1" w:space="0" w:color="B8C6D6"/>
-              <w:bottom w:val="single" w:sz="1" w:space="0" w:color="B8C6D6"/>
-              <w:right w:val="single" w:sz="1" w:space="0" w:color="B8C6D6"/>
-            </w:tcBorders>
-            <w:shd w:val="clear" w:color="auto" w:fill="FFFFFF"/>
-            <w:tcMar>
-              <w:top w:w="80" w:type="dxa"/>
-              <w:left w:w="120" w:type="dxa"/>
-              <w:bottom w:w="80" w:type="dxa"/>
-              <w:right w:w="120" w:type="dxa"/>
-            </w:tcMar>
-            <w:vAlign w:val="center"/>
-          </w:tcPr>
-          <w:p>
-            <w:r>
-              <w:rPr>
-                <w:sz w:val="20"/>
-                <w:szCs w:val="20"/>
-              </w:rPr>
-              <w:t>FE23A096</w:t>
-            </w:r>
-          </w:p>
-        </w:tc>
-      </w:tr>
-      <w:tr>
-        <w:tblPrEx>
-          <w:tblCellMar>
-            <w:top w:w="0" w:type="dxa"/>
-            <w:bottom w:w="0" w:type="dxa"/>
-          </w:tblCellMar>
-        </w:tblPrEx>
-        <w:trPr>
-          <w:jc w:val="center"/>
-        </w:trPr>
-        <w:tc>
-          <w:tcPr>
-            <w:tcW w:w="3200" w:type="dxa"/>
-            <w:tcBorders>
-              <w:top w:val="single" w:sz="1" w:space="0" w:color="B8C6D6"/>
-              <w:left w:val="single" w:sz="1" w:space="0" w:color="B8C6D6"/>
-              <w:bottom w:val="single" w:sz="1" w:space="0" w:color="B8C6D6"/>
-              <w:right w:val="single" w:sz="1" w:space="0" w:color="B8C6D6"/>
-            </w:tcBorders>
-            <w:shd w:val="clear" w:color="auto" w:fill="F2F2F2"/>
-            <w:tcMar>
-              <w:top w:w="80" w:type="dxa"/>
-              <w:left w:w="120" w:type="dxa"/>
-              <w:bottom w:w="80" w:type="dxa"/>
-              <w:right w:w="120" w:type="dxa"/>
-            </w:tcMar>
-            <w:vAlign w:val="center"/>
-          </w:tcPr>
-          <w:p>
-            <w:r>
-              <w:rPr>
-                <w:sz w:val="20"/>
-                <w:szCs w:val="20"/>
-              </w:rPr>
-              <w:t>NJIKANG BRIGHT NDODE NGONE</w:t>
-            </w:r>
-          </w:p>
-        </w:tc>
-        <w:tc>
-          <w:tcPr>
-            <w:tcW w:w="2800" w:type="dxa"/>
-            <w:tcBorders>
-              <w:top w:val="single" w:sz="1" w:space="0" w:color="B8C6D6"/>
-              <w:left w:val="single" w:sz="1" w:space="0" w:color="B8C6D6"/>
-              <w:bottom w:val="single" w:sz="1" w:space="0" w:color="B8C6D6"/>
-              <w:right w:val="single" w:sz="1" w:space="0" w:color="B8C6D6"/>
-            </w:tcBorders>
-            <w:shd w:val="clear" w:color="auto" w:fill="F2F2F2"/>
-            <w:tcMar>
-              <w:top w:w="80" w:type="dxa"/>
-              <w:left w:w="120" w:type="dxa"/>
-              <w:bottom w:w="80" w:type="dxa"/>
-              <w:right w:w="120" w:type="dxa"/>
-            </w:tcMar>
-            <w:vAlign w:val="center"/>
-          </w:tcPr>
-          <w:p>
-            <w:r>
-              <w:rPr>
-                <w:sz w:val="20"/>
-                <w:szCs w:val="20"/>
-              </w:rPr>
-              <w:t>FE23A115</w:t>
-            </w:r>
-          </w:p>
-        </w:tc>
-      </w:tr>
-      <w:tr>
-        <w:tblPrEx>
-          <w:tblCellMar>
-            <w:top w:w="0" w:type="dxa"/>
-            <w:bottom w:w="0" w:type="dxa"/>
-          </w:tblCellMar>
-        </w:tblPrEx>
-        <w:trPr>
-          <w:jc w:val="center"/>
-        </w:trPr>
-        <w:tc>
-          <w:tcPr>
-            <w:tcW w:w="3200" w:type="dxa"/>
-            <w:tcBorders>
-              <w:top w:val="single" w:sz="1" w:space="0" w:color="B8C6D6"/>
-              <w:left w:val="single" w:sz="1" w:space="0" w:color="B8C6D6"/>
-              <w:bottom w:val="single" w:sz="1" w:space="0" w:color="B8C6D6"/>
-              <w:right w:val="single" w:sz="1" w:space="0" w:color="B8C6D6"/>
-            </w:tcBorders>
-            <w:shd w:val="clear" w:color="auto" w:fill="FFFFFF"/>
-            <w:tcMar>
-              <w:top w:w="80" w:type="dxa"/>
-              <w:left w:w="120" w:type="dxa"/>
-              <w:bottom w:w="80" w:type="dxa"/>
-              <w:right w:w="120" w:type="dxa"/>
-            </w:tcMar>
-            <w:vAlign w:val="center"/>
-          </w:tcPr>
-          <w:p>
-            <w:r>
-              <w:rPr>
-                <w:sz w:val="20"/>
-                <w:szCs w:val="20"/>
-              </w:rPr>
-              <w:t>RINGYUY MBUNWE GIYOH LEMUEL</w:t>
-            </w:r>
-          </w:p>
-        </w:tc>
-        <w:tc>
-          <w:tcPr>
-            <w:tcW w:w="2800" w:type="dxa"/>
-            <w:tcBorders>
-              <w:top w:val="single" w:sz="1" w:space="0" w:color="B8C6D6"/>
-              <w:left w:val="single" w:sz="1" w:space="0" w:color="B8C6D6"/>
-              <w:bottom w:val="single" w:sz="1" w:space="0" w:color="B8C6D6"/>
-              <w:right w:val="single" w:sz="1" w:space="0" w:color="B8C6D6"/>
-            </w:tcBorders>
-            <w:shd w:val="clear" w:color="auto" w:fill="FFFFFF"/>
-            <w:tcMar>
-              <w:top w:w="80" w:type="dxa"/>
-              <w:left w:w="120" w:type="dxa"/>
-              <w:bottom w:w="80" w:type="dxa"/>
-              <w:right w:w="120" w:type="dxa"/>
-            </w:tcMar>
-            <w:vAlign w:val="center"/>
-          </w:tcPr>
-          <w:p>
-            <w:r>
-              <w:rPr>
-                <w:sz w:val="20"/>
-                <w:szCs w:val="20"/>
-              </w:rPr>
-              <w:t>FE23A136</w:t>
-            </w:r>
-          </w:p>
-        </w:tc>
-      </w:tr>
-    </w:tbl>
-    <w:p>
-      <w:pPr>
-        <w:spacing w:before="200"/>
-      </w:pPr>
-    </w:p>
-    <w:p>
-      <w:pPr>
-        <w:spacing w:after="60"/>
-        <w:jc w:val="center"/>
-      </w:pPr>
-      <w:r>
-        <w:rPr>
-          <w:b/>
-          <w:bCs/>
-        </w:rPr>
-        <w:t>Course Instructor: DR NKAMENI VALERY</w:t>
-      </w:r>
-    </w:p>
-    <w:p>
-      <w:r>
+      </w:pPr>
+    </w:p>
+    <w:p>
+      <w:r>
+        <w:lastRenderedPageBreak/>
         <w:br/>
       </w:r>
     </w:p>
@@ -606,6 +1168,7 @@
         <w:alias w:val="Table of Contents"/>
         <w:id w:val="1235975376"/>
       </w:sdtPr>
+      <w:sdtEndPr/>
       <w:sdtContent>
         <w:p>
           <w:pPr>
@@ -621,7 +1184,10 @@
             <w:fldChar w:fldCharType="begin"/>
           </w:r>
           <w:r>
-            <w:instrText>TOC \h \o "1-3" \t "Heading 1,1,Heading 2,2,Heading 3,3"</w:instrText>
+            <w:instrText xml:space="preserve">TOC \h \o "1-3" \t "Heading </w:instrText>
+          </w:r>
+          <w:r>
+            <w:instrText>1,1,Heading 2,2,Heading 3,3"</w:instrText>
           </w:r>
           <w:r>
             <w:fldChar w:fldCharType="separate"/>
@@ -3137,6 +3703,102 @@
         </w:pBdr>
       </w:pPr>
       <w:bookmarkStart w:id="1" w:name="_Toc229208008"/>
+    </w:p>
+    <w:p>
+      <w:pPr>
+        <w:pStyle w:val="Heading1"/>
+        <w:pBdr>
+          <w:bottom w:val="single" w:sz="8" w:space="4" w:color="2E75B6"/>
+        </w:pBdr>
+      </w:pPr>
+    </w:p>
+    <w:p>
+      <w:pPr>
+        <w:pStyle w:val="Heading1"/>
+        <w:pBdr>
+          <w:bottom w:val="single" w:sz="8" w:space="4" w:color="2E75B6"/>
+        </w:pBdr>
+      </w:pPr>
+    </w:p>
+    <w:p>
+      <w:pPr>
+        <w:pStyle w:val="Heading1"/>
+        <w:pBdr>
+          <w:bottom w:val="single" w:sz="8" w:space="4" w:color="2E75B6"/>
+        </w:pBdr>
+      </w:pPr>
+    </w:p>
+    <w:p>
+      <w:pPr>
+        <w:pStyle w:val="Heading1"/>
+        <w:pBdr>
+          <w:bottom w:val="single" w:sz="8" w:space="4" w:color="2E75B6"/>
+        </w:pBdr>
+      </w:pPr>
+    </w:p>
+    <w:p>
+      <w:pPr>
+        <w:pStyle w:val="Heading1"/>
+        <w:pBdr>
+          <w:bottom w:val="single" w:sz="8" w:space="4" w:color="2E75B6"/>
+        </w:pBdr>
+      </w:pPr>
+    </w:p>
+    <w:p>
+      <w:pPr>
+        <w:pStyle w:val="Heading1"/>
+        <w:pBdr>
+          <w:bottom w:val="single" w:sz="8" w:space="4" w:color="2E75B6"/>
+        </w:pBdr>
+      </w:pPr>
+    </w:p>
+    <w:p>
+      <w:pPr>
+        <w:pStyle w:val="Heading1"/>
+        <w:pBdr>
+          <w:bottom w:val="single" w:sz="8" w:space="4" w:color="2E75B6"/>
+        </w:pBdr>
+      </w:pPr>
+    </w:p>
+    <w:p>
+      <w:pPr>
+        <w:pStyle w:val="Heading1"/>
+        <w:pBdr>
+          <w:bottom w:val="single" w:sz="8" w:space="4" w:color="2E75B6"/>
+        </w:pBdr>
+      </w:pPr>
+    </w:p>
+    <w:p>
+      <w:pPr>
+        <w:pStyle w:val="Heading1"/>
+        <w:pBdr>
+          <w:bottom w:val="single" w:sz="8" w:space="4" w:color="2E75B6"/>
+        </w:pBdr>
+      </w:pPr>
+    </w:p>
+    <w:p>
+      <w:pPr>
+        <w:pStyle w:val="Heading1"/>
+        <w:pBdr>
+          <w:bottom w:val="single" w:sz="8" w:space="4" w:color="2E75B6"/>
+        </w:pBdr>
+      </w:pPr>
+    </w:p>
+    <w:p>
+      <w:pPr>
+        <w:pStyle w:val="Heading1"/>
+        <w:pBdr>
+          <w:bottom w:val="single" w:sz="8" w:space="4" w:color="2E75B6"/>
+        </w:pBdr>
+      </w:pPr>
+    </w:p>
+    <w:p>
+      <w:pPr>
+        <w:pStyle w:val="Heading1"/>
+        <w:pBdr>
+          <w:bottom w:val="single" w:sz="8" w:space="4" w:color="2E75B6"/>
+        </w:pBdr>
+      </w:pPr>
       <w:r>
         <w:lastRenderedPageBreak/>
         <w:t xml:space="preserve">1. </w:t>
@@ -3162,7 +3824,10 @@
         <w:jc w:val="both"/>
       </w:pPr>
       <w:r>
-        <w:t xml:space="preserve">This Software Requirements Specification (SRS) document defines the complete set of requirements for the </w:t>
+        <w:t>T</w:t>
+      </w:r>
+      <w:r>
+        <w:t xml:space="preserve">his Software Requirements Specification (SRS) document defines the complete set of requirements for the </w:t>
       </w:r>
       <w:proofErr w:type="spellStart"/>
       <w:r>
@@ -3179,7 +3844,13 @@
         <w:jc w:val="both"/>
       </w:pPr>
       <w:r>
-        <w:t>The document is intended to serve as a formal agreement between the development team and all stakeholders regarding what the system will do, how it will perform, and the constraints under which it will operate. It provides a single authoritative reference for developers, testers, supervisors, and evaluators throughout the project lifecycle.</w:t>
+        <w:t xml:space="preserve">The document is intended to serve as a formal agreement between the development team </w:t>
+      </w:r>
+      <w:r>
+        <w:t>and all stakeholders regarding what the system will do, how it will perform, and the constraints under which it will operate. It provides a single authoritative reference for developers, testers, supervisors, and evaluators throughout the project lifecycle</w:t>
+      </w:r>
+      <w:r>
+        <w:t>.</w:t>
       </w:r>
     </w:p>
     <w:p>
@@ -3198,7 +3869,10 @@
         <w:jc w:val="both"/>
       </w:pPr>
       <w:r>
-        <w:t>The system to be developed is a cross-platform mobile application (Android and iOS) that passively and actively collects mobile network performance data from end users in Cameroon. The application addresses the documented problem of poor and unreliable mobile network quality experienced by 94% of surveyed users.</w:t>
+        <w:t>The system to be developed is a cross-platform mobile application (Android and iOS) that passively and actively collects mobile network performance data from end users in Cameroon. The application addresses the documented problem of poor and un</w:t>
+      </w:r>
+      <w:r>
+        <w:t>reliable mobile network quality experienced by 94% of surveyed users.</w:t>
       </w:r>
     </w:p>
     <w:p>
@@ -3233,7 +3907,10 @@
         <w:spacing w:before="40" w:after="40"/>
       </w:pPr>
       <w:r>
-        <w:t>Real-time dashboard displaying live performance indicators to the user.</w:t>
+        <w:t>Real-time dashboard displayi</w:t>
+      </w:r>
+      <w:r>
+        <w:t>ng live performance indicators to the user.</w:t>
       </w:r>
     </w:p>
     <w:p>
@@ -3272,7 +3949,10 @@
         <w:spacing w:before="40" w:after="40"/>
       </w:pPr>
       <w:r>
-        <w:t>GPS-linked data collection for coverage mapping, with user consent.</w:t>
+        <w:t>GPS-linked data collection for coverage mapping, with user cons</w:t>
+      </w:r>
+      <w:r>
+        <w:t>ent.</w:t>
       </w:r>
     </w:p>
     <w:p>
@@ -3315,7 +3995,10 @@
         <w:jc w:val="both"/>
       </w:pPr>
       <w:r>
-        <w:t>The application supports both Android 10.0+ and iOS 16.0+ and is designed to operate with minimal impact on battery life and mobile data consumption</w:t>
+        <w:t xml:space="preserve">The application supports both Android 10.0+ and iOS 16.0+ and is designed to operate with minimal impact on battery life and </w:t>
+      </w:r>
+      <w:r>
+        <w:t>mobile data consumption</w:t>
       </w:r>
       <w:r>
         <w:t>,</w:t>
@@ -3353,7 +4036,10 @@
         <w:spacing w:before="40" w:after="40"/>
       </w:pPr>
       <w:r>
-        <w:t>Section 2 – General Description: Provides a high-level overview of the product, its functions, and its intended user community.</w:t>
+        <w:t>Section 2 – General Description: Provides a high-level overview of the product, its functions, and its intende</w:t>
+      </w:r>
+      <w:r>
+        <w:t>d user community.</w:t>
       </w:r>
     </w:p>
     <w:p>
@@ -3392,7 +4078,10 @@
         <w:spacing w:before="40" w:after="40"/>
       </w:pPr>
       <w:r>
-        <w:t>Section 5 – Performance Requirements: Specifies measurable performance targets including response time, throughput, and scalability.</w:t>
+        <w:t>Section</w:t>
+      </w:r>
+      <w:r>
+        <w:t xml:space="preserve"> 5 – Performance Requirements: Specifies measurable performance targets including response time, throughput, and scalability.</w:t>
       </w:r>
     </w:p>
     <w:p>
@@ -3405,7 +4094,10 @@
         <w:spacing w:before="40" w:after="40"/>
       </w:pPr>
       <w:r>
-        <w:t>Section 6 – Non-Functional Attributes: Covers usability, reliability, and security requirements derived from the requirements document.</w:t>
+        <w:t>Section 6 – Non-Functional Attributes: Covers usability, reliability, and security requirements derived from the requirements docu</w:t>
+      </w:r>
+      <w:r>
+        <w:t>ment.</w:t>
       </w:r>
     </w:p>
     <w:p>
@@ -3477,7 +4169,10 @@
       </w:r>
       <w:proofErr w:type="spellEnd"/>
       <w:r>
-        <w:t xml:space="preserve"> Mobile Network Monitoring Application is a crowdsensing platform that collects, stores, and presents mobile network quality data from subscriber devices. The application fulfils the following primary functions:</w:t>
+        <w:t xml:space="preserve"> Mobile Network Monitoring Application is a</w:t>
+      </w:r>
+      <w:r>
+        <w:t xml:space="preserve"> crowdsensing platform that collects, stores, and presents mobile network quality data from subscriber devices. The application fulfils the following primary functions:</w:t>
       </w:r>
     </w:p>
     <w:p>
@@ -3490,7 +4185,10 @@
         <w:spacing w:before="40" w:after="40"/>
       </w:pPr>
       <w:r>
-        <w:t>Passive background monitoring: Automatically collects network metrics without interrupting the user.</w:t>
+        <w:t>Passive background monitoring: Automatically collects network metrics without interrupt</w:t>
+      </w:r>
+      <w:r>
+        <w:t>ing the user.</w:t>
       </w:r>
     </w:p>
     <w:p>
@@ -3529,7 +4227,10 @@
         <w:spacing w:before="40" w:after="40"/>
       </w:pPr>
       <w:r>
-        <w:t>Network quality visualization: Displays real-time and historical data on an intuitive dashboard.</w:t>
+        <w:t>Network quality visualization: Displ</w:t>
+      </w:r>
+      <w:r>
+        <w:t>ays real-time and historical data on an intuitive dashboard.</w:t>
       </w:r>
     </w:p>
     <w:p>
@@ -3555,7 +4256,10 @@
         <w:spacing w:before="40" w:after="40"/>
       </w:pPr>
       <w:r>
-        <w:t>Offline resilience: Buffers data locally and synchronizes to the backend once connectivity is re-established.</w:t>
+        <w:t xml:space="preserve">Offline resilience: Buffers data locally and synchronizes to the backend once connectivity is </w:t>
+      </w:r>
+      <w:r>
+        <w:t>re-established.</w:t>
       </w:r>
     </w:p>
     <w:p>
@@ -3577,7 +4281,10 @@
         <w:jc w:val="both"/>
       </w:pPr>
       <w:r>
-        <w:t>The backend system will aggregate data from all participating users to produce coverage maps and operator performance reports for use by telecom operators and network engineers.</w:t>
+        <w:t>The backend system will aggregate data from all participating users to produce coverage maps and operator performance reports for use by telec</w:t>
+      </w:r>
+      <w:r>
+        <w:t>om operators and network engineers.</w:t>
       </w:r>
     </w:p>
     <w:p>
@@ -3615,7 +4322,13 @@
         <w:jc w:val="both"/>
       </w:pPr>
       <w:r>
-        <w:t>Ordinary smartphone users (students, professionals, entrepreneurs) located primarily in Cameroon. They install the app, contribute passive network data, and in return receive personal network performance insights. Their technical knowledge is assumed to be low to moderate; the application must therefore be navigable without instruction.</w:t>
+        <w:t xml:space="preserve">Ordinary smartphone users (students, </w:t>
+      </w:r>
+      <w:r>
+        <w:t>professionals, entrepreneurs) located primarily in Cameroon. They install the app, contribute passive network data, and in return receive personal network performance insights. Their technical knowledge is assumed to be low to moderate; the application mus</w:t>
+      </w:r>
+      <w:r>
+        <w:t>t therefore be navigable without instruction.</w:t>
       </w:r>
     </w:p>
     <w:p>
@@ -3634,7 +4347,10 @@
         <w:jc w:val="both"/>
       </w:pPr>
       <w:r>
-        <w:t>Organizations such as MTN Cameroon (83.9% market share in the surveyed sample), Orange Cameroon, and CAMTEL. They consume aggregated data outputs to identify coverage gaps and plan infrastructure investments. They interact with the backend analytics layer rather than the mobile app directly.</w:t>
+        <w:t>Organizations such as MTN Cameroon (83.9% market share in the surveyed sample), Orange Cameroon, and CAMTEL. They consume aggregated data outputs to identify co</w:t>
+      </w:r>
+      <w:r>
+        <w:t>verage gaps and plan infrastructure investments. They interact with the backend analytics layer rather than the mobile app directly.</w:t>
       </w:r>
     </w:p>
     <w:p>
@@ -3654,7 +4370,10 @@
       </w:pPr>
       <w:r>
         <w:lastRenderedPageBreak/>
-        <w:t>Technical professionals within telecom companies who use map-based visualizations and data exports to support network optimization decisions. They also require detailed data format specifications and API access.</w:t>
+        <w:t>Technical professionals within telecom companies who use map-based visualizations</w:t>
+      </w:r>
+      <w:r>
+        <w:t xml:space="preserve"> and data exports to support network optimization decisions. They also require detailed data format specifications and API access.</w:t>
       </w:r>
     </w:p>
     <w:p>
@@ -3742,12 +4461,6 @@
         <w:gridCol w:w="2400"/>
       </w:tblGrid>
       <w:tr>
-        <w:tblPrEx>
-          <w:tblCellMar>
-            <w:top w:w="0" w:type="dxa"/>
-            <w:bottom w:w="0" w:type="dxa"/>
-          </w:tblCellMar>
-        </w:tblPrEx>
         <w:trPr>
           <w:tblHeader/>
         </w:trPr>
@@ -3877,12 +4590,6 @@
         </w:tc>
       </w:tr>
       <w:tr>
-        <w:tblPrEx>
-          <w:tblCellMar>
-            <w:top w:w="0" w:type="dxa"/>
-            <w:bottom w:w="0" w:type="dxa"/>
-          </w:tblCellMar>
-        </w:tblPrEx>
         <w:tc>
           <w:tcPr>
             <w:tcW w:w="2100" w:type="dxa"/>
@@ -3997,12 +4704,6 @@
         </w:tc>
       </w:tr>
       <w:tr>
-        <w:tblPrEx>
-          <w:tblCellMar>
-            <w:top w:w="0" w:type="dxa"/>
-            <w:bottom w:w="0" w:type="dxa"/>
-          </w:tblCellMar>
-        </w:tblPrEx>
         <w:tc>
           <w:tcPr>
             <w:tcW w:w="2100" w:type="dxa"/>
@@ -4055,7 +4756,14 @@
                 <w:sz w:val="20"/>
                 <w:szCs w:val="20"/>
               </w:rPr>
-              <w:t>Data consumers</w:t>
+              <w:t xml:space="preserve">Data </w:t>
+            </w:r>
+            <w:r>
+              <w:rPr>
+                <w:sz w:val="20"/>
+                <w:szCs w:val="20"/>
+              </w:rPr>
+              <w:t>consumers</w:t>
             </w:r>
           </w:p>
         </w:tc>
@@ -4133,12 +4841,6 @@
         </w:tc>
       </w:tr>
       <w:tr>
-        <w:tblPrEx>
-          <w:tblCellMar>
-            <w:top w:w="0" w:type="dxa"/>
-            <w:bottom w:w="0" w:type="dxa"/>
-          </w:tblCellMar>
-        </w:tblPrEx>
         <w:tc>
           <w:tcPr>
             <w:tcW w:w="2100" w:type="dxa"/>
@@ -4253,12 +4955,6 @@
         </w:tc>
       </w:tr>
       <w:tr>
-        <w:tblPrEx>
-          <w:tblCellMar>
-            <w:top w:w="0" w:type="dxa"/>
-            <w:bottom w:w="0" w:type="dxa"/>
-          </w:tblCellMar>
-        </w:tblPrEx>
         <w:tc>
           <w:tcPr>
             <w:tcW w:w="2100" w:type="dxa"/>
@@ -4373,12 +5069,6 @@
         </w:tc>
       </w:tr>
       <w:tr>
-        <w:tblPrEx>
-          <w:tblCellMar>
-            <w:top w:w="0" w:type="dxa"/>
-            <w:bottom w:w="0" w:type="dxa"/>
-          </w:tblCellMar>
-        </w:tblPrEx>
         <w:tc>
           <w:tcPr>
             <w:tcW w:w="2100" w:type="dxa"/>
@@ -4493,12 +5183,6 @@
         </w:tc>
       </w:tr>
       <w:tr>
-        <w:tblPrEx>
-          <w:tblCellMar>
-            <w:top w:w="0" w:type="dxa"/>
-            <w:bottom w:w="0" w:type="dxa"/>
-          </w:tblCellMar>
-        </w:tblPrEx>
         <w:tc>
           <w:tcPr>
             <w:tcW w:w="2100" w:type="dxa"/>
@@ -4677,12 +5361,6 @@
         <w:gridCol w:w="2767"/>
       </w:tblGrid>
       <w:tr>
-        <w:tblPrEx>
-          <w:tblCellMar>
-            <w:top w:w="0" w:type="dxa"/>
-            <w:bottom w:w="0" w:type="dxa"/>
-          </w:tblCellMar>
-        </w:tblPrEx>
         <w:trPr>
           <w:tblHeader/>
         </w:trPr>
@@ -4812,12 +5490,6 @@
         </w:tc>
       </w:tr>
       <w:tr>
-        <w:tblPrEx>
-          <w:tblCellMar>
-            <w:top w:w="0" w:type="dxa"/>
-            <w:bottom w:w="0" w:type="dxa"/>
-          </w:tblCellMar>
-        </w:tblPrEx>
         <w:tc>
           <w:tcPr>
             <w:tcW w:w="700" w:type="dxa"/>
@@ -4926,18 +5598,19 @@
                 <w:sz w:val="20"/>
                 <w:szCs w:val="20"/>
               </w:rPr>
-              <w:t>94% of surveyed users reported experiencing network problems frequently, making passive monitoring essential.</w:t>
+              <w:t>94% of surveyed users reported experie</w:t>
+            </w:r>
+            <w:r>
+              <w:rPr>
+                <w:sz w:val="20"/>
+                <w:szCs w:val="20"/>
+              </w:rPr>
+              <w:t>ncing network problems frequently, making passive monitoring essential.</w:t>
             </w:r>
           </w:p>
         </w:tc>
       </w:tr>
       <w:tr>
-        <w:tblPrEx>
-          <w:tblCellMar>
-            <w:top w:w="0" w:type="dxa"/>
-            <w:bottom w:w="0" w:type="dxa"/>
-          </w:tblCellMar>
-        </w:tblPrEx>
         <w:tc>
           <w:tcPr>
             <w:tcW w:w="700" w:type="dxa"/>
@@ -5046,18 +5719,19 @@
                 <w:sz w:val="20"/>
                 <w:szCs w:val="20"/>
               </w:rPr>
-              <w:t>~70% of respondents requested real-time monitoring features.</w:t>
+              <w:t xml:space="preserve">~70% of </w:t>
+            </w:r>
+            <w:r>
+              <w:rPr>
+                <w:sz w:val="20"/>
+                <w:szCs w:val="20"/>
+              </w:rPr>
+              <w:t>respondents requested real-time monitoring features.</w:t>
             </w:r>
           </w:p>
         </w:tc>
       </w:tr>
       <w:tr>
-        <w:tblPrEx>
-          <w:tblCellMar>
-            <w:top w:w="0" w:type="dxa"/>
-            <w:bottom w:w="0" w:type="dxa"/>
-          </w:tblCellMar>
-        </w:tblPrEx>
         <w:tc>
           <w:tcPr>
             <w:tcW w:w="700" w:type="dxa"/>
@@ -5166,18 +5840,19 @@
                 <w:sz w:val="20"/>
                 <w:szCs w:val="20"/>
               </w:rPr>
-              <w:t>64% of users requested alerts for network issues; 52% prefer event-driven triggers.</w:t>
+              <w:t xml:space="preserve">64% of users requested alerts for network </w:t>
+            </w:r>
+            <w:r>
+              <w:rPr>
+                <w:sz w:val="20"/>
+                <w:szCs w:val="20"/>
+              </w:rPr>
+              <w:t>issues; 52% prefer event-driven triggers.</w:t>
             </w:r>
           </w:p>
         </w:tc>
       </w:tr>
       <w:tr>
-        <w:tblPrEx>
-          <w:tblCellMar>
-            <w:top w:w="0" w:type="dxa"/>
-            <w:bottom w:w="0" w:type="dxa"/>
-          </w:tblCellMar>
-        </w:tblPrEx>
         <w:tc>
           <w:tcPr>
             <w:tcW w:w="700" w:type="dxa"/>
@@ -5287,18 +5962,19 @@
                 <w:sz w:val="20"/>
                 <w:szCs w:val="20"/>
               </w:rPr>
-              <w:t>Respondents requested access to network history and trend analysis.</w:t>
+              <w:t xml:space="preserve">Respondents requested access to network history and trend </w:t>
+            </w:r>
+            <w:r>
+              <w:rPr>
+                <w:sz w:val="20"/>
+                <w:szCs w:val="20"/>
+              </w:rPr>
+              <w:t>analysis.</w:t>
             </w:r>
           </w:p>
         </w:tc>
       </w:tr>
       <w:tr>
-        <w:tblPrEx>
-          <w:tblCellMar>
-            <w:top w:w="0" w:type="dxa"/>
-            <w:bottom w:w="0" w:type="dxa"/>
-          </w:tblCellMar>
-        </w:tblPrEx>
         <w:tc>
           <w:tcPr>
             <w:tcW w:w="700" w:type="dxa"/>
@@ -5407,18 +6083,19 @@
                 <w:sz w:val="20"/>
                 <w:szCs w:val="20"/>
               </w:rPr>
-              <w:t>More than 51% of respondents were willing to provide periodic feedback.</w:t>
+              <w:t xml:space="preserve">More than 51% of </w:t>
+            </w:r>
+            <w:r>
+              <w:rPr>
+                <w:sz w:val="20"/>
+                <w:szCs w:val="20"/>
+              </w:rPr>
+              <w:t>respondents were willing to provide periodic feedback.</w:t>
             </w:r>
           </w:p>
         </w:tc>
       </w:tr>
       <w:tr>
-        <w:tblPrEx>
-          <w:tblCellMar>
-            <w:top w:w="0" w:type="dxa"/>
-            <w:bottom w:w="0" w:type="dxa"/>
-          </w:tblCellMar>
-        </w:tblPrEx>
         <w:tc>
           <w:tcPr>
             <w:tcW w:w="700" w:type="dxa"/>
@@ -5527,18 +6204,19 @@
                 <w:sz w:val="20"/>
                 <w:szCs w:val="20"/>
               </w:rPr>
-              <w:t>Most respondents accepted location sharing under certain conditions (75% conditionally willing).</w:t>
+              <w:t xml:space="preserve">Most respondents accepted </w:t>
+            </w:r>
+            <w:r>
+              <w:rPr>
+                <w:sz w:val="20"/>
+                <w:szCs w:val="20"/>
+              </w:rPr>
+              <w:t>location sharing under certain conditions (75% conditionally willing).</w:t>
             </w:r>
           </w:p>
         </w:tc>
       </w:tr>
       <w:tr>
-        <w:tblPrEx>
-          <w:tblCellMar>
-            <w:top w:w="0" w:type="dxa"/>
-            <w:bottom w:w="0" w:type="dxa"/>
-          </w:tblCellMar>
-        </w:tblPrEx>
         <w:tc>
           <w:tcPr>
             <w:tcW w:w="700" w:type="dxa"/>
@@ -5647,18 +6325,19 @@
                 <w:sz w:val="20"/>
                 <w:szCs w:val="20"/>
               </w:rPr>
-              <w:t>Data usage was one of the main concerns raised during the survey (58.1%).</w:t>
+              <w:t xml:space="preserve">Data usage was one of the main concerns raised during the </w:t>
+            </w:r>
+            <w:r>
+              <w:rPr>
+                <w:sz w:val="20"/>
+                <w:szCs w:val="20"/>
+              </w:rPr>
+              <w:t>survey (58.1%).</w:t>
             </w:r>
           </w:p>
         </w:tc>
       </w:tr>
       <w:tr>
-        <w:tblPrEx>
-          <w:tblCellMar>
-            <w:top w:w="0" w:type="dxa"/>
-            <w:bottom w:w="0" w:type="dxa"/>
-          </w:tblCellMar>
-        </w:tblPrEx>
         <w:tc>
           <w:tcPr>
             <w:tcW w:w="700" w:type="dxa"/>
@@ -5767,18 +6446,19 @@
                 <w:sz w:val="20"/>
                 <w:szCs w:val="20"/>
               </w:rPr>
-              <w:t>Existing applications studied (OpenSignal, Network Cell Info Lite) did not properly support offline synchronization.</w:t>
+              <w:t xml:space="preserve">Existing applications studied (OpenSignal, Network Cell </w:t>
+            </w:r>
+            <w:r>
+              <w:rPr>
+                <w:sz w:val="20"/>
+                <w:szCs w:val="20"/>
+              </w:rPr>
+              <w:t>Info Lite) did not properly support offline synchronization.</w:t>
             </w:r>
           </w:p>
         </w:tc>
       </w:tr>
       <w:tr>
-        <w:tblPrEx>
-          <w:tblCellMar>
-            <w:top w:w="0" w:type="dxa"/>
-            <w:bottom w:w="0" w:type="dxa"/>
-          </w:tblCellMar>
-        </w:tblPrEx>
         <w:tc>
           <w:tcPr>
             <w:tcW w:w="700" w:type="dxa"/>
@@ -5887,18 +6567,19 @@
                 <w:sz w:val="20"/>
                 <w:szCs w:val="20"/>
               </w:rPr>
-              <w:t>82% of respondents expressed interest in personal network performance reports.</w:t>
+              <w:t xml:space="preserve">82% of respondents expressed </w:t>
+            </w:r>
+            <w:r>
+              <w:rPr>
+                <w:sz w:val="20"/>
+                <w:szCs w:val="20"/>
+              </w:rPr>
+              <w:t>interest in personal network performance reports.</w:t>
             </w:r>
           </w:p>
         </w:tc>
       </w:tr>
       <w:tr>
-        <w:tblPrEx>
-          <w:tblCellMar>
-            <w:top w:w="0" w:type="dxa"/>
-            <w:bottom w:w="0" w:type="dxa"/>
-          </w:tblCellMar>
-        </w:tblPrEx>
         <w:tc>
           <w:tcPr>
             <w:tcW w:w="700" w:type="dxa"/>
@@ -6007,7 +6688,14 @@
                 <w:sz w:val="20"/>
                 <w:szCs w:val="20"/>
               </w:rPr>
-              <w:t>Survey results showed 54.8% Android and 45.2% iOS usage, requiring cross-platform development.</w:t>
+              <w:t xml:space="preserve">Survey results showed 54.8% Android and 45.2% iOS usage, </w:t>
+            </w:r>
+            <w:r>
+              <w:rPr>
+                <w:sz w:val="20"/>
+                <w:szCs w:val="20"/>
+              </w:rPr>
+              <w:t>requiring cross-platform development.</w:t>
             </w:r>
           </w:p>
         </w:tc>
@@ -6034,7 +6722,10 @@
         <w:jc w:val="both"/>
       </w:pPr>
       <w:r>
-        <w:t>Each functional requirement has at minimum two possible outcomes: a success path (requirement satisfied) and a failure/degraded path (requirement not met or partially met). The table below captures the most critical outcome pairs.</w:t>
+        <w:t xml:space="preserve">Each functional requirement has at minimum two possible outcomes: a success path (requirement satisfied) and a failure/degraded path (requirement not met or </w:t>
+      </w:r>
+      <w:r>
+        <w:t>partially met). The table below captures the most critical outcome pairs.</w:t>
       </w:r>
     </w:p>
     <w:p>
@@ -6066,12 +6757,6 @@
         <w:gridCol w:w="3480"/>
       </w:tblGrid>
       <w:tr>
-        <w:tblPrEx>
-          <w:tblCellMar>
-            <w:top w:w="0" w:type="dxa"/>
-            <w:bottom w:w="0" w:type="dxa"/>
-          </w:tblCellMar>
-        </w:tblPrEx>
         <w:trPr>
           <w:tblHeader/>
         </w:trPr>
@@ -6201,12 +6886,6 @@
         </w:tc>
       </w:tr>
       <w:tr>
-        <w:tblPrEx>
-          <w:tblCellMar>
-            <w:top w:w="0" w:type="dxa"/>
-            <w:bottom w:w="0" w:type="dxa"/>
-          </w:tblCellMar>
-        </w:tblPrEx>
         <w:tc>
           <w:tcPr>
             <w:tcW w:w="700" w:type="dxa"/>
@@ -6315,18 +6994,19 @@
                 <w:sz w:val="20"/>
                 <w:szCs w:val="20"/>
               </w:rPr>
-              <w:t>App stops in background (iOS limitation); metrics only collected in foreground.</w:t>
+              <w:t xml:space="preserve">App stops in background (iOS </w:t>
+            </w:r>
+            <w:r>
+              <w:rPr>
+                <w:sz w:val="20"/>
+                <w:szCs w:val="20"/>
+              </w:rPr>
+              <w:t>limitation); metrics only collected in foreground.</w:t>
             </w:r>
           </w:p>
         </w:tc>
       </w:tr>
       <w:tr>
-        <w:tblPrEx>
-          <w:tblCellMar>
-            <w:top w:w="0" w:type="dxa"/>
-            <w:bottom w:w="0" w:type="dxa"/>
-          </w:tblCellMar>
-        </w:tblPrEx>
         <w:tc>
           <w:tcPr>
             <w:tcW w:w="700" w:type="dxa"/>
@@ -6441,12 +7121,6 @@
         </w:tc>
       </w:tr>
       <w:tr>
-        <w:tblPrEx>
-          <w:tblCellMar>
-            <w:top w:w="0" w:type="dxa"/>
-            <w:bottom w:w="0" w:type="dxa"/>
-          </w:tblCellMar>
-        </w:tblPrEx>
         <w:tc>
           <w:tcPr>
             <w:tcW w:w="700" w:type="dxa"/>
@@ -6527,7 +7201,14 @@
                 <w:sz w:val="20"/>
                 <w:szCs w:val="20"/>
               </w:rPr>
-              <w:t>Alert sent within 5 s of threshold breach.</w:t>
+              <w:t xml:space="preserve">Alert sent </w:t>
+            </w:r>
+            <w:r>
+              <w:rPr>
+                <w:sz w:val="20"/>
+                <w:szCs w:val="20"/>
+              </w:rPr>
+              <w:t>within 5 s of threshold breach.</w:t>
             </w:r>
           </w:p>
         </w:tc>
@@ -6561,12 +7242,6 @@
         </w:tc>
       </w:tr>
       <w:tr>
-        <w:tblPrEx>
-          <w:tblCellMar>
-            <w:top w:w="0" w:type="dxa"/>
-            <w:bottom w:w="0" w:type="dxa"/>
-          </w:tblCellMar>
-        </w:tblPrEx>
         <w:tc>
           <w:tcPr>
             <w:tcW w:w="700" w:type="dxa"/>
@@ -6682,12 +7357,6 @@
         </w:tc>
       </w:tr>
       <w:tr>
-        <w:tblPrEx>
-          <w:tblCellMar>
-            <w:top w:w="0" w:type="dxa"/>
-            <w:bottom w:w="0" w:type="dxa"/>
-          </w:tblCellMar>
-        </w:tblPrEx>
         <w:tc>
           <w:tcPr>
             <w:tcW w:w="700" w:type="dxa"/>
@@ -6768,7 +7437,14 @@
                 <w:sz w:val="20"/>
                 <w:szCs w:val="20"/>
               </w:rPr>
-              <w:t>Rating dialog appears promptly; user submits rating.</w:t>
+              <w:t xml:space="preserve">Rating dialog appears </w:t>
+            </w:r>
+            <w:r>
+              <w:rPr>
+                <w:sz w:val="20"/>
+                <w:szCs w:val="20"/>
+              </w:rPr>
+              <w:t>promptly; user submits rating.</w:t>
             </w:r>
           </w:p>
         </w:tc>
@@ -6818,12 +7494,6 @@
         </w:tc>
       </w:tr>
       <w:tr>
-        <w:tblPrEx>
-          <w:tblCellMar>
-            <w:top w:w="0" w:type="dxa"/>
-            <w:bottom w:w="0" w:type="dxa"/>
-          </w:tblCellMar>
-        </w:tblPrEx>
         <w:tc>
           <w:tcPr>
             <w:tcW w:w="700" w:type="dxa"/>
@@ -6938,12 +7608,6 @@
         </w:tc>
       </w:tr>
       <w:tr>
-        <w:tblPrEx>
-          <w:tblCellMar>
-            <w:top w:w="0" w:type="dxa"/>
-            <w:bottom w:w="0" w:type="dxa"/>
-          </w:tblCellMar>
-        </w:tblPrEx>
         <w:tc>
           <w:tcPr>
             <w:tcW w:w="700" w:type="dxa"/>
@@ -7058,12 +7722,6 @@
         </w:tc>
       </w:tr>
       <w:tr>
-        <w:tblPrEx>
-          <w:tblCellMar>
-            <w:top w:w="0" w:type="dxa"/>
-            <w:bottom w:w="0" w:type="dxa"/>
-          </w:tblCellMar>
-        </w:tblPrEx>
         <w:tc>
           <w:tcPr>
             <w:tcW w:w="700" w:type="dxa"/>
@@ -7172,18 +7830,19 @@
                 <w:sz w:val="20"/>
                 <w:szCs w:val="20"/>
               </w:rPr>
-              <w:t>Local queue full (&gt;7 days); oldest records deleted per retention policy.</w:t>
+              <w:t xml:space="preserve">Local queue full (&gt;7 days); oldest records deleted per retention </w:t>
+            </w:r>
+            <w:r>
+              <w:rPr>
+                <w:sz w:val="20"/>
+                <w:szCs w:val="20"/>
+              </w:rPr>
+              <w:t>policy.</w:t>
             </w:r>
           </w:p>
         </w:tc>
       </w:tr>
       <w:tr>
-        <w:tblPrEx>
-          <w:tblCellMar>
-            <w:top w:w="0" w:type="dxa"/>
-            <w:bottom w:w="0" w:type="dxa"/>
-          </w:tblCellMar>
-        </w:tblPrEx>
         <w:tc>
           <w:tcPr>
             <w:tcW w:w="700" w:type="dxa"/>
@@ -7298,12 +7957,6 @@
         </w:tc>
       </w:tr>
       <w:tr>
-        <w:tblPrEx>
-          <w:tblCellMar>
-            <w:top w:w="0" w:type="dxa"/>
-            <w:bottom w:w="0" w:type="dxa"/>
-          </w:tblCellMar>
-        </w:tblPrEx>
         <w:tc>
           <w:tcPr>
             <w:tcW w:w="700" w:type="dxa"/>
@@ -7412,7 +8065,14 @@
                 <w:sz w:val="20"/>
                 <w:szCs w:val="20"/>
               </w:rPr>
-              <w:t>Feature parity gap: raw dBm unavailable on iOS; shown as 'N/A'.</w:t>
+              <w:t xml:space="preserve">Feature parity gap: raw dBm </w:t>
+            </w:r>
+            <w:r>
+              <w:rPr>
+                <w:sz w:val="20"/>
+                <w:szCs w:val="20"/>
+              </w:rPr>
+              <w:t>unavailable on iOS; shown as 'N/A'.</w:t>
             </w:r>
           </w:p>
         </w:tc>
@@ -7470,12 +8130,6 @@
         <w:gridCol w:w="4860"/>
       </w:tblGrid>
       <w:tr>
-        <w:tblPrEx>
-          <w:tblCellMar>
-            <w:top w:w="0" w:type="dxa"/>
-            <w:bottom w:w="0" w:type="dxa"/>
-          </w:tblCellMar>
-        </w:tblPrEx>
         <w:trPr>
           <w:tblHeader/>
         </w:trPr>
@@ -7574,12 +8228,6 @@
         </w:tc>
       </w:tr>
       <w:tr>
-        <w:tblPrEx>
-          <w:tblCellMar>
-            <w:top w:w="0" w:type="dxa"/>
-            <w:bottom w:w="0" w:type="dxa"/>
-          </w:tblCellMar>
-        </w:tblPrEx>
         <w:tc>
           <w:tcPr>
             <w:tcW w:w="1500" w:type="dxa"/>
@@ -7632,7 +8280,14 @@
                 <w:sz w:val="20"/>
                 <w:szCs w:val="20"/>
               </w:rPr>
-              <w:t>Device sensor data, OS network APIs, timer tick</w:t>
+              <w:t xml:space="preserve">Device sensor data, OS </w:t>
+            </w:r>
+            <w:r>
+              <w:rPr>
+                <w:sz w:val="20"/>
+                <w:szCs w:val="20"/>
+              </w:rPr>
+              <w:t>network APIs, timer tick</w:t>
             </w:r>
           </w:p>
         </w:tc>
@@ -7666,12 +8321,6 @@
         </w:tc>
       </w:tr>
       <w:tr>
-        <w:tblPrEx>
-          <w:tblCellMar>
-            <w:top w:w="0" w:type="dxa"/>
-            <w:bottom w:w="0" w:type="dxa"/>
-          </w:tblCellMar>
-        </w:tblPrEx>
         <w:tc>
           <w:tcPr>
             <w:tcW w:w="1500" w:type="dxa"/>
@@ -7758,12 +8407,6 @@
         </w:tc>
       </w:tr>
       <w:tr>
-        <w:tblPrEx>
-          <w:tblCellMar>
-            <w:top w:w="0" w:type="dxa"/>
-            <w:bottom w:w="0" w:type="dxa"/>
-          </w:tblCellMar>
-        </w:tblPrEx>
         <w:tc>
           <w:tcPr>
             <w:tcW w:w="1500" w:type="dxa"/>
@@ -7844,18 +8487,19 @@
                 <w:sz w:val="20"/>
                 <w:szCs w:val="20"/>
               </w:rPr>
-              <w:t>OS push notification delivered to user</w:t>
+              <w:t xml:space="preserve">OS push </w:t>
+            </w:r>
+            <w:r>
+              <w:rPr>
+                <w:sz w:val="20"/>
+                <w:szCs w:val="20"/>
+              </w:rPr>
+              <w:t>notification delivered to user</w:t>
             </w:r>
           </w:p>
         </w:tc>
       </w:tr>
       <w:tr>
-        <w:tblPrEx>
-          <w:tblCellMar>
-            <w:top w:w="0" w:type="dxa"/>
-            <w:bottom w:w="0" w:type="dxa"/>
-          </w:tblCellMar>
-        </w:tblPrEx>
         <w:tc>
           <w:tcPr>
             <w:tcW w:w="1500" w:type="dxa"/>
@@ -7942,12 +8586,6 @@
         </w:tc>
       </w:tr>
       <w:tr>
-        <w:tblPrEx>
-          <w:tblCellMar>
-            <w:top w:w="0" w:type="dxa"/>
-            <w:bottom w:w="0" w:type="dxa"/>
-          </w:tblCellMar>
-        </w:tblPrEx>
         <w:tc>
           <w:tcPr>
             <w:tcW w:w="1500" w:type="dxa"/>
@@ -8034,12 +8672,6 @@
         </w:tc>
       </w:tr>
       <w:tr>
-        <w:tblPrEx>
-          <w:tblCellMar>
-            <w:top w:w="0" w:type="dxa"/>
-            <w:bottom w:w="0" w:type="dxa"/>
-          </w:tblCellMar>
-        </w:tblPrEx>
         <w:tc>
           <w:tcPr>
             <w:tcW w:w="1500" w:type="dxa"/>
@@ -8126,12 +8758,6 @@
         </w:tc>
       </w:tr>
       <w:tr>
-        <w:tblPrEx>
-          <w:tblCellMar>
-            <w:top w:w="0" w:type="dxa"/>
-            <w:bottom w:w="0" w:type="dxa"/>
-          </w:tblCellMar>
-        </w:tblPrEx>
         <w:tc>
           <w:tcPr>
             <w:tcW w:w="1500" w:type="dxa"/>
@@ -8218,12 +8844,6 @@
         </w:tc>
       </w:tr>
       <w:tr>
-        <w:tblPrEx>
-          <w:tblCellMar>
-            <w:top w:w="0" w:type="dxa"/>
-            <w:bottom w:w="0" w:type="dxa"/>
-          </w:tblCellMar>
-        </w:tblPrEx>
         <w:tc>
           <w:tcPr>
             <w:tcW w:w="1500" w:type="dxa"/>
@@ -8304,18 +8924,19 @@
                 <w:sz w:val="20"/>
                 <w:szCs w:val="20"/>
               </w:rPr>
-              <w:t>Queued records transmitted to backend; queue cleared</w:t>
+              <w:t xml:space="preserve">Queued records </w:t>
+            </w:r>
+            <w:r>
+              <w:rPr>
+                <w:sz w:val="20"/>
+                <w:szCs w:val="20"/>
+              </w:rPr>
+              <w:t>transmitted to backend; queue cleared</w:t>
             </w:r>
           </w:p>
         </w:tc>
       </w:tr>
       <w:tr>
-        <w:tblPrEx>
-          <w:tblCellMar>
-            <w:top w:w="0" w:type="dxa"/>
-            <w:bottom w:w="0" w:type="dxa"/>
-          </w:tblCellMar>
-        </w:tblPrEx>
         <w:tc>
           <w:tcPr>
             <w:tcW w:w="1500" w:type="dxa"/>
@@ -8403,12 +9024,6 @@
         </w:tc>
       </w:tr>
       <w:tr>
-        <w:tblPrEx>
-          <w:tblCellMar>
-            <w:top w:w="0" w:type="dxa"/>
-            <w:bottom w:w="0" w:type="dxa"/>
-          </w:tblCellMar>
-        </w:tblPrEx>
         <w:tc>
           <w:tcPr>
             <w:tcW w:w="1500" w:type="dxa"/>
@@ -8509,7 +9124,10 @@
       </w:pPr>
       <w:bookmarkStart w:id="16" w:name="_Toc229208023"/>
       <w:r>
-        <w:t>4. User Interface Requirements</w:t>
+        <w:t xml:space="preserve">4. User </w:t>
+      </w:r>
+      <w:r>
+        <w:t>Interface Requirements</w:t>
       </w:r>
       <w:bookmarkEnd w:id="16"/>
     </w:p>
@@ -8519,7 +9137,10 @@
         <w:jc w:val="both"/>
       </w:pPr>
       <w:r>
-        <w:t>This section describes how the application interacts with users and other software systems. Because the application's primary non-functional requirement is that it must be usable by first-time users without external instructions, the interface design must be simple, consistent, and self-explanatory.</w:t>
+        <w:t xml:space="preserve">This section describes how the application interacts with users and other software systems. Because the application's primary non-functional requirement is that it must be usable by first-time users without external </w:t>
+      </w:r>
+      <w:r>
+        <w:t>instructions, the interface design must be simple, consistent, and self-explanatory.</w:t>
       </w:r>
     </w:p>
     <w:p>
@@ -8569,7 +9190,10 @@
       </w:r>
       <w:proofErr w:type="spellEnd"/>
       <w:r>
-        <w:t xml:space="preserve"> (signal strength, network type), </w:t>
+        <w:t xml:space="preserve"> (signal strength, network</w:t>
+      </w:r>
+      <w:r>
+        <w:t xml:space="preserve"> type), </w:t>
       </w:r>
       <w:proofErr w:type="spellStart"/>
       <w:r>
@@ -8630,7 +9254,10 @@
       </w:r>
       <w:proofErr w:type="spellEnd"/>
       <w:r>
-        <w:t xml:space="preserve"> (network type and carrier info – raw dBm not available publicly), Network framework (connection monitoring), </w:t>
+        <w:t xml:space="preserve"> (network type and carrier info – raw dBm not available publicly), Netwo</w:t>
+      </w:r>
+      <w:r>
+        <w:t xml:space="preserve">rk framework (connection monitoring), </w:t>
       </w:r>
       <w:proofErr w:type="spellStart"/>
       <w:r>
@@ -8673,7 +9300,10 @@
         <w:jc w:val="both"/>
       </w:pPr>
       <w:r>
-        <w:t>The mobile application communicates with a RESTful backend server over HTTPS. The interface contract includes:</w:t>
+        <w:t>The mobile application communicates with a RESTful backend server over H</w:t>
+      </w:r>
+      <w:r>
+        <w:t>TTPS. The interface contract includes:</w:t>
       </w:r>
     </w:p>
     <w:p>
@@ -8752,7 +9382,10 @@
         <w:jc w:val="both"/>
       </w:pPr>
       <w:r>
-        <w:t>SQLite (via React Native's SQLite plugin or equivalent) is used for local persistence. The schema stores metric records, queued upload batches, user preference settings, and consent flags.</w:t>
+        <w:t xml:space="preserve">SQLite (via React Native's SQLite plugin or equivalent) is used for local </w:t>
+      </w:r>
+      <w:r>
+        <w:t>persistence. The schema stores metric records, queued upload batches, user preference settings, and consent flags.</w:t>
       </w:r>
     </w:p>
     <w:p>
@@ -8791,7 +9424,13 @@
       </w:pPr>
       <w:r>
         <w:lastRenderedPageBreak/>
-        <w:t>Displayed on first launch. Presents a plain-language explanation of what data is collected and why. Provides granular toggles for: location sharing, notification alerts, and background data collection. User must explicitly tap 'I Agree' before data collection begins (satisfies NFR-Privacy-02).</w:t>
+        <w:t>Displayed on first</w:t>
+      </w:r>
+      <w:r>
+        <w:t xml:space="preserve"> launch. Presents a plain-language explanation of what data is collected and why. Provides granular toggles for: location sharing, notification alerts, and background data collection. User must explicitly tap 'I Agree' before data collection begins (satisf</w:t>
+      </w:r>
+      <w:r>
+        <w:t>ies NFR-Privacy-02).</w:t>
       </w:r>
     </w:p>
     <w:p>
@@ -8818,7 +9457,10 @@
       </w:r>
       <w:proofErr w:type="spellEnd"/>
       <w:r>
-        <w:t>), active operator and network type (2G/3G/4G/5G), app data usage counter for today (MB), and a data collection ON/OFF toggle.</w:t>
+        <w:t>), active operator and network type (2G/3G/4G/5G</w:t>
+      </w:r>
+      <w:r>
+        <w:t>), app data usage counter for today (MB), and a data collection ON/OFF toggle.</w:t>
       </w:r>
     </w:p>
     <w:p>
@@ -8837,7 +9479,10 @@
         <w:jc w:val="both"/>
       </w:pPr>
       <w:r>
-        <w:t>A tabbed view showing: a 7-day line chart of signal strength, average download speed per day (bar chart), and a searchable log of individual timestamped records.</w:t>
+        <w:t>A tabbed view showing: a 7-day line chart of signal strength, average download speed per day (bar chart), and a searchable log of i</w:t>
+      </w:r>
+      <w:r>
+        <w:t>ndividual timestamped records.</w:t>
       </w:r>
     </w:p>
     <w:p>
@@ -8864,7 +9509,10 @@
       </w:r>
       <w:proofErr w:type="gramEnd"/>
       <w:r>
-        <w:t xml:space="preserve"> rating for overall satisfaction, one 1–5 star for speed perception, and a free-text field (optional). Dismissed with a single tap if unwanted.</w:t>
+        <w:t xml:space="preserve"> rating for overall satisfaction, one 1–5 star for speed percepti</w:t>
+      </w:r>
+      <w:r>
+        <w:t>on, and a free-text field (optional). Dismissed with a single tap if unwanted.</w:t>
       </w:r>
     </w:p>
     <w:p>
@@ -8883,7 +9531,10 @@
         <w:jc w:val="both"/>
       </w:pPr>
       <w:r>
-        <w:t>Allows user to: adjust alert thresholds, toggle Wi-Fi-only uploads, set notification preferences, view privacy policy, and permanently delete their stored data.</w:t>
+        <w:t>Allows user to: adjust alert thresholds, toggle Wi-Fi-only uploads, set notification preferences, view privacy policy, and permanently delete their stored da</w:t>
+      </w:r>
+      <w:r>
+        <w:t>ta.</w:t>
       </w:r>
     </w:p>
     <w:p>
@@ -8910,7 +9561,10 @@
         <w:jc w:val="both"/>
       </w:pPr>
       <w:r>
-        <w:t>Performance requirements define measurable criteria that the system must meet in terms of response time, data throughput, battery consumption, and scalability. The requirements below are informed by user concerns identified in the survey (battery: 35.5%, data usage: 58.1%) and the technical feasibility analysis.</w:t>
+        <w:t>Performance requirements define measurable criteria that the system must meet in terms of response time, data throughput, battery consumption, and scalability. The requirements below are informed by user concerns identifie</w:t>
+      </w:r>
+      <w:r>
+        <w:t>d in the survey (battery: 35.5%, data usage: 58.1%) and the technical feasibility analysis.</w:t>
       </w:r>
     </w:p>
     <w:p>
@@ -8942,12 +9596,6 @@
         <w:gridCol w:w="1500"/>
       </w:tblGrid>
       <w:tr>
-        <w:tblPrEx>
-          <w:tblCellMar>
-            <w:top w:w="0" w:type="dxa"/>
-            <w:bottom w:w="0" w:type="dxa"/>
-          </w:tblCellMar>
-        </w:tblPrEx>
         <w:trPr>
           <w:tblHeader/>
         </w:trPr>
@@ -9077,12 +9725,6 @@
         </w:tc>
       </w:tr>
       <w:tr>
-        <w:tblPrEx>
-          <w:tblCellMar>
-            <w:top w:w="0" w:type="dxa"/>
-            <w:bottom w:w="0" w:type="dxa"/>
-          </w:tblCellMar>
-        </w:tblPrEx>
         <w:tc>
           <w:tcPr>
             <w:tcW w:w="700" w:type="dxa"/>
@@ -9163,7 +9805,14 @@
                 <w:sz w:val="20"/>
                 <w:szCs w:val="20"/>
               </w:rPr>
-              <w:t>The real-time dashboard shall update displayed metrics every 2 seconds while the app is in the foreground.</w:t>
+              <w:t xml:space="preserve">The real-time dashboard shall update displayed metrics every 2 seconds while the app is </w:t>
+            </w:r>
+            <w:r>
+              <w:rPr>
+                <w:sz w:val="20"/>
+                <w:szCs w:val="20"/>
+              </w:rPr>
+              <w:t>in the foreground.</w:t>
             </w:r>
           </w:p>
         </w:tc>
@@ -9197,12 +9846,6 @@
         </w:tc>
       </w:tr>
       <w:tr>
-        <w:tblPrEx>
-          <w:tblCellMar>
-            <w:top w:w="0" w:type="dxa"/>
-            <w:bottom w:w="0" w:type="dxa"/>
-          </w:tblCellMar>
-        </w:tblPrEx>
         <w:tc>
           <w:tcPr>
             <w:tcW w:w="700" w:type="dxa"/>
@@ -9317,12 +9960,6 @@
         </w:tc>
       </w:tr>
       <w:tr>
-        <w:tblPrEx>
-          <w:tblCellMar>
-            <w:top w:w="0" w:type="dxa"/>
-            <w:bottom w:w="0" w:type="dxa"/>
-          </w:tblCellMar>
-        </w:tblPrEx>
         <w:tc>
           <w:tcPr>
             <w:tcW w:w="700" w:type="dxa"/>
@@ -9375,7 +10012,14 @@
                 <w:sz w:val="20"/>
                 <w:szCs w:val="20"/>
               </w:rPr>
-              <w:t>Response Time – History Load</w:t>
+              <w:t xml:space="preserve">Response Time – </w:t>
+            </w:r>
+            <w:r>
+              <w:rPr>
+                <w:sz w:val="20"/>
+                <w:szCs w:val="20"/>
+              </w:rPr>
+              <w:t>History Load</w:t>
             </w:r>
           </w:p>
         </w:tc>
@@ -9437,12 +10081,6 @@
         </w:tc>
       </w:tr>
       <w:tr>
-        <w:tblPrEx>
-          <w:tblCellMar>
-            <w:top w:w="0" w:type="dxa"/>
-            <w:bottom w:w="0" w:type="dxa"/>
-          </w:tblCellMar>
-        </w:tblPrEx>
         <w:tc>
           <w:tcPr>
             <w:tcW w:w="700" w:type="dxa"/>
@@ -9523,7 +10161,14 @@
                 <w:sz w:val="20"/>
                 <w:szCs w:val="20"/>
               </w:rPr>
-              <w:t>The background monitoring service shall not cause more than 3% additional battery drain per hour under standard conditions (screen off, 4G active, 60-second collection interval).</w:t>
+              <w:t xml:space="preserve">The background monitoring service shall not cause more than 3% additional battery drain per hour under </w:t>
+            </w:r>
+            <w:r>
+              <w:rPr>
+                <w:sz w:val="20"/>
+                <w:szCs w:val="20"/>
+              </w:rPr>
+              <w:t>standard conditions (screen off, 4G active, 60-second collection interval).</w:t>
             </w:r>
           </w:p>
         </w:tc>
@@ -9557,12 +10202,6 @@
         </w:tc>
       </w:tr>
       <w:tr>
-        <w:tblPrEx>
-          <w:tblCellMar>
-            <w:top w:w="0" w:type="dxa"/>
-            <w:bottom w:w="0" w:type="dxa"/>
-          </w:tblCellMar>
-        </w:tblPrEx>
         <w:tc>
           <w:tcPr>
             <w:tcW w:w="700" w:type="dxa"/>
@@ -9678,12 +10317,6 @@
         </w:tc>
       </w:tr>
       <w:tr>
-        <w:tblPrEx>
-          <w:tblCellMar>
-            <w:top w:w="0" w:type="dxa"/>
-            <w:bottom w:w="0" w:type="dxa"/>
-          </w:tblCellMar>
-        </w:tblPrEx>
         <w:tc>
           <w:tcPr>
             <w:tcW w:w="700" w:type="dxa"/>
@@ -9736,7 +10369,14 @@
                 <w:sz w:val="20"/>
                 <w:szCs w:val="20"/>
               </w:rPr>
-              <w:t>Upload Throughput</w:t>
+              <w:t xml:space="preserve">Upload </w:t>
+            </w:r>
+            <w:r>
+              <w:rPr>
+                <w:sz w:val="20"/>
+                <w:szCs w:val="20"/>
+              </w:rPr>
+              <w:t>Throughput</w:t>
             </w:r>
           </w:p>
         </w:tc>
@@ -9798,12 +10438,6 @@
         </w:tc>
       </w:tr>
       <w:tr>
-        <w:tblPrEx>
-          <w:tblCellMar>
-            <w:top w:w="0" w:type="dxa"/>
-            <w:bottom w:w="0" w:type="dxa"/>
-          </w:tblCellMar>
-        </w:tblPrEx>
         <w:tc>
           <w:tcPr>
             <w:tcW w:w="700" w:type="dxa"/>
@@ -9884,7 +10518,14 @@
                 <w:sz w:val="20"/>
                 <w:szCs w:val="20"/>
               </w:rPr>
-              <w:t>The local queue shall accommodate at least 7 days of metric records (~15 MB) before applying the oldest-first eviction policy.</w:t>
+              <w:t xml:space="preserve">The local queue shall accommodate at least 7 days of metric records (~15 MB) before applying the </w:t>
+            </w:r>
+            <w:r>
+              <w:rPr>
+                <w:sz w:val="20"/>
+                <w:szCs w:val="20"/>
+              </w:rPr>
+              <w:t>oldest-first eviction policy.</w:t>
             </w:r>
           </w:p>
         </w:tc>
@@ -9918,12 +10559,6 @@
         </w:tc>
       </w:tr>
       <w:tr>
-        <w:tblPrEx>
-          <w:tblCellMar>
-            <w:top w:w="0" w:type="dxa"/>
-            <w:bottom w:w="0" w:type="dxa"/>
-          </w:tblCellMar>
-        </w:tblPrEx>
         <w:tc>
           <w:tcPr>
             <w:tcW w:w="700" w:type="dxa"/>
@@ -10038,12 +10673,6 @@
         </w:tc>
       </w:tr>
       <w:tr>
-        <w:tblPrEx>
-          <w:tblCellMar>
-            <w:top w:w="0" w:type="dxa"/>
-            <w:bottom w:w="0" w:type="dxa"/>
-          </w:tblCellMar>
-        </w:tblPrEx>
         <w:tc>
           <w:tcPr>
             <w:tcW w:w="700" w:type="dxa"/>
@@ -10124,7 +10753,14 @@
                 <w:sz w:val="20"/>
                 <w:szCs w:val="20"/>
               </w:rPr>
-              <w:t>The application shall reach the fully interactive home screen within 3 seconds of launch on a mid-range device.</w:t>
+              <w:t xml:space="preserve">The </w:t>
+            </w:r>
+            <w:r>
+              <w:rPr>
+                <w:sz w:val="20"/>
+                <w:szCs w:val="20"/>
+              </w:rPr>
+              <w:t>application shall reach the fully interactive home screen within 3 seconds of launch on a mid-range device.</w:t>
             </w:r>
           </w:p>
         </w:tc>
@@ -10158,12 +10794,6 @@
         </w:tc>
       </w:tr>
       <w:tr>
-        <w:tblPrEx>
-          <w:tblCellMar>
-            <w:top w:w="0" w:type="dxa"/>
-            <w:bottom w:w="0" w:type="dxa"/>
-          </w:tblCellMar>
-        </w:tblPrEx>
         <w:tc>
           <w:tcPr>
             <w:tcW w:w="700" w:type="dxa"/>
@@ -10244,7 +10874,14 @@
                 <w:sz w:val="20"/>
                 <w:szCs w:val="20"/>
               </w:rPr>
-              <w:t>Upon restoration of network connectivity, all queued records shall be uploaded with zero data loss, provided local storage has not exceeded the 7-day retention cap.</w:t>
+              <w:t xml:space="preserve">Upon restoration of network connectivity, all queued records shall be uploaded with zero data loss, provided </w:t>
+            </w:r>
+            <w:r>
+              <w:rPr>
+                <w:sz w:val="20"/>
+                <w:szCs w:val="20"/>
+              </w:rPr>
+              <w:t>local storage has not exceeded the 7-day retention cap.</w:t>
             </w:r>
           </w:p>
         </w:tc>
@@ -10312,7 +10949,10 @@
         <w:spacing w:before="40" w:after="40"/>
       </w:pPr>
       <w:r>
-        <w:t>Default collection interval: 60 seconds per record (configurable 30–300 seconds).</w:t>
+        <w:t xml:space="preserve">Default collection interval: 60 seconds per </w:t>
+      </w:r>
+      <w:r>
+        <w:t>record (configurable 30–300 seconds).</w:t>
       </w:r>
     </w:p>
     <w:p>
@@ -10359,7 +10999,10 @@
         <w:spacing w:before="40" w:after="40"/>
       </w:pPr>
       <w:r>
-        <w:t>Maximum expected daily upload: ~720 KB per device (well within the 5 MB cap in PR-05).</w:t>
+        <w:t>Maximum expected daily upload: ~720 KB per device (well within the 5 MB</w:t>
+      </w:r>
+      <w:r>
+        <w:t xml:space="preserve"> cap in PR-05).</w:t>
       </w:r>
     </w:p>
     <w:p>
@@ -10391,7 +11034,10 @@
         <w:spacing w:before="40" w:after="40"/>
       </w:pPr>
       <w:r>
-        <w:t>Handle up to 7 days of offline buffering without crashing or data corruption (PR-07).</w:t>
+        <w:t>Handle up to 7 days of offline buffering with</w:t>
+      </w:r>
+      <w:r>
+        <w:t>out crashing or data corruption (PR-07).</w:t>
       </w:r>
     </w:p>
     <w:p>
@@ -10444,7 +11090,10 @@
         <w:jc w:val="both"/>
       </w:pPr>
       <w:r>
-        <w:t>They define the quality standards and operational constraints the application must satisfy.</w:t>
+        <w:t xml:space="preserve">They define the </w:t>
+      </w:r>
+      <w:r>
+        <w:t>quality standards and operational constraints the application must satisfy.</w:t>
       </w:r>
     </w:p>
     <w:p>
@@ -10476,12 +11125,6 @@
         <w:gridCol w:w="1600"/>
       </w:tblGrid>
       <w:tr>
-        <w:tblPrEx>
-          <w:tblCellMar>
-            <w:top w:w="0" w:type="dxa"/>
-            <w:bottom w:w="0" w:type="dxa"/>
-          </w:tblCellMar>
-        </w:tblPrEx>
         <w:trPr>
           <w:tblHeader/>
         </w:trPr>
@@ -10612,12 +11255,6 @@
         </w:tc>
       </w:tr>
       <w:tr>
-        <w:tblPrEx>
-          <w:tblCellMar>
-            <w:top w:w="0" w:type="dxa"/>
-            <w:bottom w:w="0" w:type="dxa"/>
-          </w:tblCellMar>
-        </w:tblPrEx>
         <w:tc>
           <w:tcPr>
             <w:tcW w:w="800" w:type="dxa"/>
@@ -10698,7 +11335,14 @@
                 <w:sz w:val="20"/>
                 <w:szCs w:val="20"/>
               </w:rPr>
-              <w:t>All communication between the mobile application and the backend server shall use TLS 1.2 or higher encryption. Device identifiers shall be hashed before storage.</w:t>
+              <w:t xml:space="preserve">All communication between the mobile application and the backend server shall use TLS 1.2 or higher encryption. Device </w:t>
+            </w:r>
+            <w:r>
+              <w:rPr>
+                <w:sz w:val="20"/>
+                <w:szCs w:val="20"/>
+              </w:rPr>
+              <w:t>identifiers shall be hashed before storage.</w:t>
             </w:r>
           </w:p>
         </w:tc>
@@ -10732,12 +11376,6 @@
         </w:tc>
       </w:tr>
       <w:tr>
-        <w:tblPrEx>
-          <w:tblCellMar>
-            <w:top w:w="0" w:type="dxa"/>
-            <w:bottom w:w="0" w:type="dxa"/>
-          </w:tblCellMar>
-        </w:tblPrEx>
         <w:tc>
           <w:tcPr>
             <w:tcW w:w="800" w:type="dxa"/>
@@ -10852,12 +11490,6 @@
         </w:tc>
       </w:tr>
       <w:tr>
-        <w:tblPrEx>
-          <w:tblCellMar>
-            <w:top w:w="0" w:type="dxa"/>
-            <w:bottom w:w="0" w:type="dxa"/>
-          </w:tblCellMar>
-        </w:tblPrEx>
         <w:tc>
           <w:tcPr>
             <w:tcW w:w="800" w:type="dxa"/>
@@ -10972,12 +11604,6 @@
         </w:tc>
       </w:tr>
       <w:tr>
-        <w:tblPrEx>
-          <w:tblCellMar>
-            <w:top w:w="0" w:type="dxa"/>
-            <w:bottom w:w="0" w:type="dxa"/>
-          </w:tblCellMar>
-        </w:tblPrEx>
         <w:tc>
           <w:tcPr>
             <w:tcW w:w="800" w:type="dxa"/>
@@ -11058,7 +11684,14 @@
                 <w:sz w:val="20"/>
                 <w:szCs w:val="20"/>
               </w:rPr>
-              <w:t>The application shall limit its daily background data transmission to reduce mobile data costs for users.</w:t>
+              <w:t xml:space="preserve">The application shall limit its daily background data </w:t>
+            </w:r>
+            <w:r>
+              <w:rPr>
+                <w:sz w:val="20"/>
+                <w:szCs w:val="20"/>
+              </w:rPr>
+              <w:t>transmission to reduce mobile data costs for users.</w:t>
             </w:r>
           </w:p>
         </w:tc>
@@ -11092,12 +11725,6 @@
         </w:tc>
       </w:tr>
       <w:tr>
-        <w:tblPrEx>
-          <w:tblCellMar>
-            <w:top w:w="0" w:type="dxa"/>
-            <w:bottom w:w="0" w:type="dxa"/>
-          </w:tblCellMar>
-        </w:tblPrEx>
         <w:tc>
           <w:tcPr>
             <w:tcW w:w="800" w:type="dxa"/>
@@ -11212,12 +11839,6 @@
         </w:tc>
       </w:tr>
       <w:tr>
-        <w:tblPrEx>
-          <w:tblCellMar>
-            <w:top w:w="0" w:type="dxa"/>
-            <w:bottom w:w="0" w:type="dxa"/>
-          </w:tblCellMar>
-        </w:tblPrEx>
         <w:tc>
           <w:tcPr>
             <w:tcW w:w="800" w:type="dxa"/>
@@ -11298,7 +11919,14 @@
                 <w:sz w:val="20"/>
                 <w:szCs w:val="20"/>
               </w:rPr>
-              <w:t>The system shall prevent data loss by storing metric records locally whenever connectivity problems occur and automatically retry uploads when connectivity is restored.</w:t>
+              <w:t xml:space="preserve">The system shall </w:t>
+            </w:r>
+            <w:r>
+              <w:rPr>
+                <w:sz w:val="20"/>
+                <w:szCs w:val="20"/>
+              </w:rPr>
+              <w:t>prevent data loss by storing metric records locally whenever connectivity problems occur and automatically retry uploads when connectivity is restored.</w:t>
             </w:r>
           </w:p>
         </w:tc>
@@ -11332,12 +11960,6 @@
         </w:tc>
       </w:tr>
       <w:tr>
-        <w:tblPrEx>
-          <w:tblCellMar>
-            <w:top w:w="0" w:type="dxa"/>
-            <w:bottom w:w="0" w:type="dxa"/>
-          </w:tblCellMar>
-        </w:tblPrEx>
         <w:tc>
           <w:tcPr>
             <w:tcW w:w="800" w:type="dxa"/>
@@ -11418,7 +12040,14 @@
                 <w:sz w:val="20"/>
                 <w:szCs w:val="20"/>
               </w:rPr>
-              <w:t>All locally stored information shall be encrypted using AES-256. Sensitive identifiers such as phone numbers and IMEI values shall not be stored directly on the device or transmitted to the server.</w:t>
+              <w:t xml:space="preserve">All locally stored information shall be encrypted using AES-256. </w:t>
+            </w:r>
+            <w:r>
+              <w:rPr>
+                <w:sz w:val="20"/>
+                <w:szCs w:val="20"/>
+              </w:rPr>
+              <w:t>Sensitive identifiers such as phone numbers and IMEI values shall not be stored directly on the device or transmitted to the server.</w:t>
             </w:r>
           </w:p>
         </w:tc>
@@ -11452,12 +12081,6 @@
         </w:tc>
       </w:tr>
       <w:tr>
-        <w:tblPrEx>
-          <w:tblCellMar>
-            <w:top w:w="0" w:type="dxa"/>
-            <w:bottom w:w="0" w:type="dxa"/>
-          </w:tblCellMar>
-        </w:tblPrEx>
         <w:tc>
           <w:tcPr>
             <w:tcW w:w="800" w:type="dxa"/>
@@ -11606,7 +12229,10 @@
         <w:spacing w:before="40" w:after="40"/>
       </w:pPr>
       <w:r>
-        <w:t>NFR-05 mandates that a first-time user shall reach the main monitoring screen and interpret at least one metric without external help.</w:t>
+        <w:t>NFR-05 mandates that a first-time user shall reach the main monitoring screen and interpret at least one metric without external</w:t>
+      </w:r>
+      <w:r>
+        <w:t xml:space="preserve"> help.</w:t>
       </w:r>
     </w:p>
     <w:p>
@@ -11653,7 +12279,10 @@
       </w:r>
       <w:proofErr w:type="spellEnd"/>
       <w:r>
-        <w:t xml:space="preserve"> coding shall use universally understood conventions (e.g., red = poor signal, green = strong signal).</w:t>
+        <w:t xml:space="preserve"> coding shall use universally understood </w:t>
+      </w:r>
+      <w:r>
+        <w:t>conventions (e.g., red = poor signal, green = strong signal).</w:t>
       </w:r>
     </w:p>
     <w:p>
@@ -11685,7 +12314,10 @@
         <w:spacing w:before="40" w:after="40"/>
       </w:pPr>
       <w:r>
-        <w:t>NFR-06 requires zero data loss on connection interruption within the 7-day offline retention window.</w:t>
+        <w:t>NFR-06 requires zero data loss on connection interrup</w:t>
+      </w:r>
+      <w:r>
+        <w:t>tion within the 7-day offline retention window.</w:t>
       </w:r>
     </w:p>
     <w:p>
@@ -11712,7 +12344,10 @@
       </w:pPr>
       <w:r>
         <w:lastRenderedPageBreak/>
-        <w:t>Upload retry logic shall use exponential back-off (initial 30 s, max 1 hour) to avoid overloading the backend.</w:t>
+        <w:t xml:space="preserve">Upload retry logic shall use exponential back-off (initial 30 s, max 1 hour) to avoid overloading the </w:t>
+      </w:r>
+      <w:r>
+        <w:t>backend.</w:t>
       </w:r>
     </w:p>
     <w:p>
@@ -11757,7 +12392,10 @@
         <w:spacing w:before="40" w:after="40"/>
       </w:pPr>
       <w:r>
-        <w:t>NFR-07: AES-256 encryption for all locally stored data at rest.</w:t>
+        <w:t>NFR-07: AES-256 encryption for all locally sto</w:t>
+      </w:r>
+      <w:r>
+        <w:t>red data at rest.</w:t>
       </w:r>
     </w:p>
     <w:p>
@@ -11809,7 +12447,10 @@
         <w:spacing w:before="40" w:after="40"/>
       </w:pPr>
       <w:r>
-        <w:t>Location generalized to district level before upload; raw GPS never leaves the device.</w:t>
+        <w:t>L</w:t>
+      </w:r>
+      <w:r>
+        <w:t>ocation generalized to district level before upload; raw GPS never leaves the device.</w:t>
       </w:r>
     </w:p>
     <w:p>
@@ -11846,7 +12487,10 @@
         <w:jc w:val="both"/>
       </w:pPr>
       <w:r>
-        <w:t>The project follows an agile sprint-based development model. Each sprint corresponds to a deliverable task evaluated by the course instructor.</w:t>
+        <w:t xml:space="preserve">The project follows an agile sprint-based development model. Each sprint corresponds to a deliverable task </w:t>
+      </w:r>
+      <w:r>
+        <w:t>evaluated by the course instructor.</w:t>
       </w:r>
     </w:p>
     <w:p>
@@ -11878,12 +12522,6 @@
         <w:gridCol w:w="2400"/>
       </w:tblGrid>
       <w:tr>
-        <w:tblPrEx>
-          <w:tblCellMar>
-            <w:top w:w="0" w:type="dxa"/>
-            <w:bottom w:w="0" w:type="dxa"/>
-          </w:tblCellMar>
-        </w:tblPrEx>
         <w:trPr>
           <w:tblHeader/>
         </w:trPr>
@@ -12013,12 +12651,6 @@
         </w:tc>
       </w:tr>
       <w:tr>
-        <w:tblPrEx>
-          <w:tblCellMar>
-            <w:top w:w="0" w:type="dxa"/>
-            <w:bottom w:w="0" w:type="dxa"/>
-          </w:tblCellMar>
-        </w:tblPrEx>
         <w:tc>
           <w:tcPr>
             <w:tcW w:w="900" w:type="dxa"/>
@@ -12133,12 +12765,6 @@
         </w:tc>
       </w:tr>
       <w:tr>
-        <w:tblPrEx>
-          <w:tblCellMar>
-            <w:top w:w="0" w:type="dxa"/>
-            <w:bottom w:w="0" w:type="dxa"/>
-          </w:tblCellMar>
-        </w:tblPrEx>
         <w:tc>
           <w:tcPr>
             <w:tcW w:w="900" w:type="dxa"/>
@@ -12253,12 +12879,6 @@
         </w:tc>
       </w:tr>
       <w:tr>
-        <w:tblPrEx>
-          <w:tblCellMar>
-            <w:top w:w="0" w:type="dxa"/>
-            <w:bottom w:w="0" w:type="dxa"/>
-          </w:tblCellMar>
-        </w:tblPrEx>
         <w:tc>
           <w:tcPr>
             <w:tcW w:w="900" w:type="dxa"/>
@@ -12373,12 +12993,6 @@
         </w:tc>
       </w:tr>
       <w:tr>
-        <w:tblPrEx>
-          <w:tblCellMar>
-            <w:top w:w="0" w:type="dxa"/>
-            <w:bottom w:w="0" w:type="dxa"/>
-          </w:tblCellMar>
-        </w:tblPrEx>
         <w:tc>
           <w:tcPr>
             <w:tcW w:w="900" w:type="dxa"/>
@@ -12493,12 +13107,6 @@
         </w:tc>
       </w:tr>
       <w:tr>
-        <w:tblPrEx>
-          <w:tblCellMar>
-            <w:top w:w="0" w:type="dxa"/>
-            <w:bottom w:w="0" w:type="dxa"/>
-          </w:tblCellMar>
-        </w:tblPrEx>
         <w:tc>
           <w:tcPr>
             <w:tcW w:w="900" w:type="dxa"/>
@@ -12613,12 +13221,6 @@
         </w:tc>
       </w:tr>
       <w:tr>
-        <w:tblPrEx>
-          <w:tblCellMar>
-            <w:top w:w="0" w:type="dxa"/>
-            <w:bottom w:w="0" w:type="dxa"/>
-          </w:tblCellMar>
-        </w:tblPrEx>
         <w:tc>
           <w:tcPr>
             <w:tcW w:w="900" w:type="dxa"/>
@@ -12733,12 +13335,6 @@
         </w:tc>
       </w:tr>
       <w:tr>
-        <w:tblPrEx>
-          <w:tblCellMar>
-            <w:top w:w="0" w:type="dxa"/>
-            <w:bottom w:w="0" w:type="dxa"/>
-          </w:tblCellMar>
-        </w:tblPrEx>
         <w:tc>
           <w:tcPr>
             <w:tcW w:w="900" w:type="dxa"/>
@@ -12853,12 +13449,6 @@
         </w:tc>
       </w:tr>
       <w:tr>
-        <w:tblPrEx>
-          <w:tblCellMar>
-            <w:top w:w="0" w:type="dxa"/>
-            <w:bottom w:w="0" w:type="dxa"/>
-          </w:tblCellMar>
-        </w:tblPrEx>
         <w:tc>
           <w:tcPr>
             <w:tcW w:w="900" w:type="dxa"/>
@@ -12973,12 +13563,6 @@
         </w:tc>
       </w:tr>
       <w:tr>
-        <w:tblPrEx>
-          <w:tblCellMar>
-            <w:top w:w="0" w:type="dxa"/>
-            <w:bottom w:w="0" w:type="dxa"/>
-          </w:tblCellMar>
-        </w:tblPrEx>
         <w:tc>
           <w:tcPr>
             <w:tcW w:w="900" w:type="dxa"/>
@@ -13031,7 +13615,14 @@
                 <w:sz w:val="20"/>
                 <w:szCs w:val="20"/>
               </w:rPr>
-              <w:t>Testing (Unit, Integration, UAT)</w:t>
+              <w:t xml:space="preserve">Testing (Unit, </w:t>
+            </w:r>
+            <w:r>
+              <w:rPr>
+                <w:sz w:val="20"/>
+                <w:szCs w:val="20"/>
+              </w:rPr>
+              <w:t>Integration, UAT)</w:t>
             </w:r>
           </w:p>
         </w:tc>
@@ -13093,12 +13684,6 @@
         </w:tc>
       </w:tr>
       <w:tr>
-        <w:tblPrEx>
-          <w:tblCellMar>
-            <w:top w:w="0" w:type="dxa"/>
-            <w:bottom w:w="0" w:type="dxa"/>
-          </w:tblCellMar>
-        </w:tblPrEx>
         <w:tc>
           <w:tcPr>
             <w:tcW w:w="900" w:type="dxa"/>
@@ -13243,7 +13828,10 @@
         <w:spacing w:before="40" w:after="40"/>
       </w:pPr>
       <w:r>
-        <w:t>Development tools: React Native (open source), VS Code (free), Expo (free tier) – XAF 0.</w:t>
+        <w:t xml:space="preserve">Development tools: React Native </w:t>
+      </w:r>
+      <w:r>
+        <w:t>(open source), VS Code (free), Expo (free tier) – XAF 0.</w:t>
       </w:r>
     </w:p>
     <w:p>
@@ -13256,15 +13844,7 @@
         <w:spacing w:before="40" w:after="40"/>
       </w:pPr>
       <w:r>
-        <w:t xml:space="preserve">Backend hosting (development phase): Firebase Spark plan or </w:t>
-      </w:r>
-      <w:proofErr w:type="spellStart"/>
-      <w:r>
-        <w:t>Supabase</w:t>
-      </w:r>
-      <w:proofErr w:type="spellEnd"/>
-      <w:r>
-        <w:t xml:space="preserve"> free tier – XAF 0.</w:t>
+        <w:t>Backend hosting (development phase): Firebase Spark plan or Supabase free tier – XAF 0.</w:t>
       </w:r>
     </w:p>
     <w:p>
@@ -13290,7 +13870,10 @@
         <w:spacing w:before="40" w:after="40"/>
       </w:pPr>
       <w:r>
-        <w:t>Testing devices: Personal Android and iOS devices owned by team members – XAF 0.</w:t>
+        <w:t>Testing devices: Personal Android and iOS devic</w:t>
+      </w:r>
+      <w:r>
+        <w:t>es owned by team members – XAF 0.</w:t>
       </w:r>
     </w:p>
     <w:p>
@@ -13361,7 +13944,10 @@
         <w:jc w:val="both"/>
       </w:pPr>
       <w:r>
-        <w:t>The requirements in this SRS were derived from the following data sources gathered during Task:</w:t>
+        <w:t xml:space="preserve">The requirements in this SRS were derived from the following data sources </w:t>
+      </w:r>
+      <w:r>
+        <w:t>gathered during Task:</w:t>
       </w:r>
     </w:p>
     <w:p>
@@ -13400,7 +13986,10 @@
         <w:spacing w:before="40" w:after="40"/>
       </w:pPr>
       <w:r>
-        <w:t>Reverse engineering analysis of OpenSignal and Network Cell Info Lite mobile applications.</w:t>
+        <w:t>Reverse engineering analysis of Open</w:t>
+      </w:r>
+      <w:r>
+        <w:t>Signal and Network Cell Info Lite mobile applications.</w:t>
       </w:r>
     </w:p>
     <w:p>
@@ -13434,12 +14023,6 @@
         <w:gridCol w:w="4680"/>
       </w:tblGrid>
       <w:tr>
-        <w:tblPrEx>
-          <w:tblCellMar>
-            <w:top w:w="0" w:type="dxa"/>
-            <w:bottom w:w="0" w:type="dxa"/>
-          </w:tblCellMar>
-        </w:tblPrEx>
         <w:trPr>
           <w:tblHeader/>
         </w:trPr>
@@ -13507,12 +14090,6 @@
         </w:tc>
       </w:tr>
       <w:tr>
-        <w:tblPrEx>
-          <w:tblCellMar>
-            <w:top w:w="0" w:type="dxa"/>
-            <w:bottom w:w="0" w:type="dxa"/>
-          </w:tblCellMar>
-        </w:tblPrEx>
         <w:tc>
           <w:tcPr>
             <w:tcW w:w="4680" w:type="dxa"/>
@@ -13571,12 +14148,6 @@
         </w:tc>
       </w:tr>
       <w:tr>
-        <w:tblPrEx>
-          <w:tblCellMar>
-            <w:top w:w="0" w:type="dxa"/>
-            <w:bottom w:w="0" w:type="dxa"/>
-          </w:tblCellMar>
-        </w:tblPrEx>
         <w:tc>
           <w:tcPr>
             <w:tcW w:w="4680" w:type="dxa"/>
@@ -13601,7 +14172,14 @@
                 <w:sz w:val="20"/>
                 <w:szCs w:val="20"/>
               </w:rPr>
-              <w:t>Users willing or potentially willing to allow data collection</w:t>
+              <w:t xml:space="preserve">Users willing or </w:t>
+            </w:r>
+            <w:r>
+              <w:rPr>
+                <w:sz w:val="20"/>
+                <w:szCs w:val="20"/>
+              </w:rPr>
+              <w:t>potentially willing to allow data collection</w:t>
             </w:r>
           </w:p>
         </w:tc>
@@ -13635,12 +14213,6 @@
         </w:tc>
       </w:tr>
       <w:tr>
-        <w:tblPrEx>
-          <w:tblCellMar>
-            <w:top w:w="0" w:type="dxa"/>
-            <w:bottom w:w="0" w:type="dxa"/>
-          </w:tblCellMar>
-        </w:tblPrEx>
         <w:tc>
           <w:tcPr>
             <w:tcW w:w="4680" w:type="dxa"/>
@@ -13699,12 +14271,6 @@
         </w:tc>
       </w:tr>
       <w:tr>
-        <w:tblPrEx>
-          <w:tblCellMar>
-            <w:top w:w="0" w:type="dxa"/>
-            <w:bottom w:w="0" w:type="dxa"/>
-          </w:tblCellMar>
-        </w:tblPrEx>
         <w:tc>
           <w:tcPr>
             <w:tcW w:w="4680" w:type="dxa"/>
@@ -13763,12 +14329,6 @@
         </w:tc>
       </w:tr>
       <w:tr>
-        <w:tblPrEx>
-          <w:tblCellMar>
-            <w:top w:w="0" w:type="dxa"/>
-            <w:bottom w:w="0" w:type="dxa"/>
-          </w:tblCellMar>
-        </w:tblPrEx>
         <w:tc>
           <w:tcPr>
             <w:tcW w:w="4680" w:type="dxa"/>
@@ -13827,12 +14387,6 @@
         </w:tc>
       </w:tr>
       <w:tr>
-        <w:tblPrEx>
-          <w:tblCellMar>
-            <w:top w:w="0" w:type="dxa"/>
-            <w:bottom w:w="0" w:type="dxa"/>
-          </w:tblCellMar>
-        </w:tblPrEx>
         <w:tc>
           <w:tcPr>
             <w:tcW w:w="4680" w:type="dxa"/>
@@ -13891,12 +14445,6 @@
         </w:tc>
       </w:tr>
       <w:tr>
-        <w:tblPrEx>
-          <w:tblCellMar>
-            <w:top w:w="0" w:type="dxa"/>
-            <w:bottom w:w="0" w:type="dxa"/>
-          </w:tblCellMar>
-        </w:tblPrEx>
         <w:tc>
           <w:tcPr>
             <w:tcW w:w="4680" w:type="dxa"/>
@@ -13921,7 +14469,14 @@
                 <w:sz w:val="20"/>
                 <w:szCs w:val="20"/>
               </w:rPr>
-              <w:t>Users interested in personal performance reports</w:t>
+              <w:t xml:space="preserve">Users interested in </w:t>
+            </w:r>
+            <w:r>
+              <w:rPr>
+                <w:sz w:val="20"/>
+                <w:szCs w:val="20"/>
+              </w:rPr>
+              <w:t>personal performance reports</w:t>
             </w:r>
           </w:p>
         </w:tc>
@@ -13955,12 +14510,6 @@
         </w:tc>
       </w:tr>
       <w:tr>
-        <w:tblPrEx>
-          <w:tblCellMar>
-            <w:top w:w="0" w:type="dxa"/>
-            <w:bottom w:w="0" w:type="dxa"/>
-          </w:tblCellMar>
-        </w:tblPrEx>
         <w:tc>
           <w:tcPr>
             <w:tcW w:w="4680" w:type="dxa"/>
@@ -14019,12 +14568,6 @@
         </w:tc>
       </w:tr>
       <w:tr>
-        <w:tblPrEx>
-          <w:tblCellMar>
-            <w:top w:w="0" w:type="dxa"/>
-            <w:bottom w:w="0" w:type="dxa"/>
-          </w:tblCellMar>
-        </w:tblPrEx>
         <w:tc>
           <w:tcPr>
             <w:tcW w:w="4680" w:type="dxa"/>
@@ -14083,12 +14626,6 @@
         </w:tc>
       </w:tr>
       <w:tr>
-        <w:tblPrEx>
-          <w:tblCellMar>
-            <w:top w:w="0" w:type="dxa"/>
-            <w:bottom w:w="0" w:type="dxa"/>
-          </w:tblCellMar>
-        </w:tblPrEx>
         <w:tc>
           <w:tcPr>
             <w:tcW w:w="4680" w:type="dxa"/>
@@ -14185,12 +14722,6 @@
         <w:gridCol w:w="7560"/>
       </w:tblGrid>
       <w:tr>
-        <w:tblPrEx>
-          <w:tblCellMar>
-            <w:top w:w="0" w:type="dxa"/>
-            <w:bottom w:w="0" w:type="dxa"/>
-          </w:tblCellMar>
-        </w:tblPrEx>
         <w:trPr>
           <w:tblHeader/>
         </w:trPr>
@@ -14258,12 +14789,6 @@
         </w:tc>
       </w:tr>
       <w:tr>
-        <w:tblPrEx>
-          <w:tblCellMar>
-            <w:top w:w="0" w:type="dxa"/>
-            <w:bottom w:w="0" w:type="dxa"/>
-          </w:tblCellMar>
-        </w:tblPrEx>
         <w:tc>
           <w:tcPr>
             <w:tcW w:w="1800" w:type="dxa"/>
@@ -14316,18 +14841,19 @@
                 <w:sz w:val="20"/>
                 <w:szCs w:val="20"/>
               </w:rPr>
-              <w:t>Advanced Encryption Standard with 256-bit key length – used for local data encryption at rest.</w:t>
+              <w:t xml:space="preserve">Advanced </w:t>
+            </w:r>
+            <w:r>
+              <w:rPr>
+                <w:sz w:val="20"/>
+                <w:szCs w:val="20"/>
+              </w:rPr>
+              <w:t>Encryption Standard with 256-bit key length – used for local data encryption at rest.</w:t>
             </w:r>
           </w:p>
         </w:tc>
       </w:tr>
       <w:tr>
-        <w:tblPrEx>
-          <w:tblCellMar>
-            <w:top w:w="0" w:type="dxa"/>
-            <w:bottom w:w="0" w:type="dxa"/>
-          </w:tblCellMar>
-        </w:tblPrEx>
         <w:tc>
           <w:tcPr>
             <w:tcW w:w="1800" w:type="dxa"/>
@@ -14427,12 +14953,6 @@
         </w:tc>
       </w:tr>
       <w:tr>
-        <w:tblPrEx>
-          <w:tblCellMar>
-            <w:top w:w="0" w:type="dxa"/>
-            <w:bottom w:w="0" w:type="dxa"/>
-          </w:tblCellMar>
-        </w:tblPrEx>
         <w:tc>
           <w:tcPr>
             <w:tcW w:w="1800" w:type="dxa"/>
@@ -14485,18 +15005,19 @@
                 <w:sz w:val="20"/>
                 <w:szCs w:val="20"/>
               </w:rPr>
-              <w:t>Application Programming Interface – a set of defined endpoints enabling communication between software systems.</w:t>
+              <w:t xml:space="preserve">Application Programming Interface – a set of defined </w:t>
+            </w:r>
+            <w:r>
+              <w:rPr>
+                <w:sz w:val="20"/>
+                <w:szCs w:val="20"/>
+              </w:rPr>
+              <w:t>endpoints enabling communication between software systems.</w:t>
             </w:r>
           </w:p>
         </w:tc>
       </w:tr>
       <w:tr>
-        <w:tblPrEx>
-          <w:tblCellMar>
-            <w:top w:w="0" w:type="dxa"/>
-            <w:bottom w:w="0" w:type="dxa"/>
-          </w:tblCellMar>
-        </w:tblPrEx>
         <w:tc>
           <w:tcPr>
             <w:tcW w:w="1800" w:type="dxa"/>
@@ -14555,12 +15076,6 @@
         </w:tc>
       </w:tr>
       <w:tr>
-        <w:tblPrEx>
-          <w:tblCellMar>
-            <w:top w:w="0" w:type="dxa"/>
-            <w:bottom w:w="0" w:type="dxa"/>
-          </w:tblCellMar>
-        </w:tblPrEx>
         <w:tc>
           <w:tcPr>
             <w:tcW w:w="1800" w:type="dxa"/>
@@ -14613,18 +15128,19 @@
                 <w:sz w:val="20"/>
                 <w:szCs w:val="20"/>
               </w:rPr>
-              <w:t>Decibels relative to one milliwatt – the unit used to measure radio signal strength.</w:t>
+              <w:t xml:space="preserve">Decibels relative to one milliwatt – the unit used to </w:t>
+            </w:r>
+            <w:r>
+              <w:rPr>
+                <w:sz w:val="20"/>
+                <w:szCs w:val="20"/>
+              </w:rPr>
+              <w:t>measure radio signal strength.</w:t>
             </w:r>
           </w:p>
         </w:tc>
       </w:tr>
       <w:tr>
-        <w:tblPrEx>
-          <w:tblCellMar>
-            <w:top w:w="0" w:type="dxa"/>
-            <w:bottom w:w="0" w:type="dxa"/>
-          </w:tblCellMar>
-        </w:tblPrEx>
         <w:tc>
           <w:tcPr>
             <w:tcW w:w="1800" w:type="dxa"/>
@@ -14683,12 +15199,6 @@
         </w:tc>
       </w:tr>
       <w:tr>
-        <w:tblPrEx>
-          <w:tblCellMar>
-            <w:top w:w="0" w:type="dxa"/>
-            <w:bottom w:w="0" w:type="dxa"/>
-          </w:tblCellMar>
-        </w:tblPrEx>
         <w:tc>
           <w:tcPr>
             <w:tcW w:w="1800" w:type="dxa"/>
@@ -14747,12 +15257,6 @@
         </w:tc>
       </w:tr>
       <w:tr>
-        <w:tblPrEx>
-          <w:tblCellMar>
-            <w:top w:w="0" w:type="dxa"/>
-            <w:bottom w:w="0" w:type="dxa"/>
-          </w:tblCellMar>
-        </w:tblPrEx>
         <w:tc>
           <w:tcPr>
             <w:tcW w:w="1800" w:type="dxa"/>
@@ -14805,18 +15309,19 @@
                 <w:sz w:val="20"/>
                 <w:szCs w:val="20"/>
               </w:rPr>
-              <w:t>International Mobile Equipment Identity – a unique number identifying a mobile device.</w:t>
+              <w:t xml:space="preserve">International Mobile Equipment Identity – a </w:t>
+            </w:r>
+            <w:r>
+              <w:rPr>
+                <w:sz w:val="20"/>
+                <w:szCs w:val="20"/>
+              </w:rPr>
+              <w:t>unique number identifying a mobile device.</w:t>
             </w:r>
           </w:p>
         </w:tc>
       </w:tr>
       <w:tr>
-        <w:tblPrEx>
-          <w:tblCellMar>
-            <w:top w:w="0" w:type="dxa"/>
-            <w:bottom w:w="0" w:type="dxa"/>
-          </w:tblCellMar>
-        </w:tblPrEx>
         <w:tc>
           <w:tcPr>
             <w:tcW w:w="1800" w:type="dxa"/>
@@ -14875,12 +15380,6 @@
         </w:tc>
       </w:tr>
       <w:tr>
-        <w:tblPrEx>
-          <w:tblCellMar>
-            <w:top w:w="0" w:type="dxa"/>
-            <w:bottom w:w="0" w:type="dxa"/>
-          </w:tblCellMar>
-        </w:tblPrEx>
         <w:tc>
           <w:tcPr>
             <w:tcW w:w="1800" w:type="dxa"/>
@@ -14939,12 +15438,6 @@
         </w:tc>
       </w:tr>
       <w:tr>
-        <w:tblPrEx>
-          <w:tblCellMar>
-            <w:top w:w="0" w:type="dxa"/>
-            <w:bottom w:w="0" w:type="dxa"/>
-          </w:tblCellMar>
-        </w:tblPrEx>
         <w:tc>
           <w:tcPr>
             <w:tcW w:w="1800" w:type="dxa"/>
@@ -15003,12 +15496,6 @@
         </w:tc>
       </w:tr>
       <w:tr>
-        <w:tblPrEx>
-          <w:tblCellMar>
-            <w:top w:w="0" w:type="dxa"/>
-            <w:bottom w:w="0" w:type="dxa"/>
-          </w:tblCellMar>
-        </w:tblPrEx>
         <w:tc>
           <w:tcPr>
             <w:tcW w:w="1800" w:type="dxa"/>
@@ -15069,12 +15556,6 @@
         </w:tc>
       </w:tr>
       <w:tr>
-        <w:tblPrEx>
-          <w:tblCellMar>
-            <w:top w:w="0" w:type="dxa"/>
-            <w:bottom w:w="0" w:type="dxa"/>
-          </w:tblCellMar>
-        </w:tblPrEx>
         <w:tc>
           <w:tcPr>
             <w:tcW w:w="1800" w:type="dxa"/>
@@ -15127,18 +15608,19 @@
                 <w:sz w:val="20"/>
                 <w:szCs w:val="20"/>
               </w:rPr>
-              <w:t>Reference Signal Received Power – a measurement of the received power level of a 4G LTE signal.</w:t>
+              <w:t xml:space="preserve">Reference Signal Received Power – a </w:t>
+            </w:r>
+            <w:r>
+              <w:rPr>
+                <w:sz w:val="20"/>
+                <w:szCs w:val="20"/>
+              </w:rPr>
+              <w:t>measurement of the received power level of a 4G LTE signal.</w:t>
             </w:r>
           </w:p>
         </w:tc>
       </w:tr>
       <w:tr>
-        <w:tblPrEx>
-          <w:tblCellMar>
-            <w:top w:w="0" w:type="dxa"/>
-            <w:bottom w:w="0" w:type="dxa"/>
-          </w:tblCellMar>
-        </w:tblPrEx>
         <w:tc>
           <w:tcPr>
             <w:tcW w:w="1800" w:type="dxa"/>
@@ -15197,12 +15679,6 @@
         </w:tc>
       </w:tr>
       <w:tr>
-        <w:tblPrEx>
-          <w:tblCellMar>
-            <w:top w:w="0" w:type="dxa"/>
-            <w:bottom w:w="0" w:type="dxa"/>
-          </w:tblCellMar>
-        </w:tblPrEx>
         <w:tc>
           <w:tcPr>
             <w:tcW w:w="1800" w:type="dxa"/>
@@ -15255,18 +15731,19 @@
                 <w:sz w:val="20"/>
                 <w:szCs w:val="20"/>
               </w:rPr>
-              <w:t>Signal-to-Interference-plus-Noise Ratio – a measure of signal quality in cellular networks.</w:t>
+              <w:t xml:space="preserve">Signal-to-Interference-plus-Noise Ratio – a measure of signal quality in </w:t>
+            </w:r>
+            <w:r>
+              <w:rPr>
+                <w:sz w:val="20"/>
+                <w:szCs w:val="20"/>
+              </w:rPr>
+              <w:t>cellular networks.</w:t>
             </w:r>
           </w:p>
         </w:tc>
       </w:tr>
       <w:tr>
-        <w:tblPrEx>
-          <w:tblCellMar>
-            <w:top w:w="0" w:type="dxa"/>
-            <w:bottom w:w="0" w:type="dxa"/>
-          </w:tblCellMar>
-        </w:tblPrEx>
         <w:tc>
           <w:tcPr>
             <w:tcW w:w="1800" w:type="dxa"/>
@@ -15325,12 +15802,6 @@
         </w:tc>
       </w:tr>
       <w:tr>
-        <w:tblPrEx>
-          <w:tblCellMar>
-            <w:top w:w="0" w:type="dxa"/>
-            <w:bottom w:w="0" w:type="dxa"/>
-          </w:tblCellMar>
-        </w:tblPrEx>
         <w:tc>
           <w:tcPr>
             <w:tcW w:w="1800" w:type="dxa"/>
@@ -15389,12 +15860,6 @@
         </w:tc>
       </w:tr>
       <w:tr>
-        <w:tblPrEx>
-          <w:tblCellMar>
-            <w:top w:w="0" w:type="dxa"/>
-            <w:bottom w:w="0" w:type="dxa"/>
-          </w:tblCellMar>
-        </w:tblPrEx>
         <w:tc>
           <w:tcPr>
             <w:tcW w:w="1800" w:type="dxa"/>
@@ -15447,7 +15912,14 @@
                 <w:sz w:val="20"/>
                 <w:szCs w:val="20"/>
               </w:rPr>
-              <w:t>Transport Layer Security – cryptographic protocol for securing data in transit.</w:t>
+              <w:t xml:space="preserve">Transport Layer Security – cryptographic protocol for securing data in </w:t>
+            </w:r>
+            <w:r>
+              <w:rPr>
+                <w:sz w:val="20"/>
+                <w:szCs w:val="20"/>
+              </w:rPr>
+              <w:t>transit.</w:t>
             </w:r>
           </w:p>
         </w:tc>
@@ -15505,7 +15977,10 @@
         <w:spacing w:before="40" w:after="40"/>
       </w:pPr>
       <w:r>
-        <w:t>CEF440 Group 4 – Task 3 Requirements Classification (University of Buea, 2025).</w:t>
+        <w:t>CEF440 Group 4 – Task 3 Requirements Classif</w:t>
+      </w:r>
+      <w:r>
+        <w:t>ication (University of Buea, 2025).</w:t>
       </w:r>
     </w:p>
     <w:p>
@@ -15544,11 +16019,14 @@
         <w:spacing w:before="40" w:after="40"/>
       </w:pPr>
       <w:r>
-        <w:t>Network Cell Info Lite (Android) – analyzed for reverse engineering.</w:t>
+        <w:t>Network Cell Info Lite (Android) – analyzed for reverse engi</w:t>
+      </w:r>
+      <w:r>
+        <w:t>neering.</w:t>
       </w:r>
     </w:p>
     <w:sectPr>
-      <w:footerReference w:type="default" r:id="rId7"/>
+      <w:footerReference w:type="default" r:id="rId8"/>
       <w:pgSz w:w="12240" w:h="15840"/>
       <w:pgMar w:top="1440" w:right="1260" w:bottom="1440" w:left="1440" w:header="708" w:footer="708" w:gutter="0"/>
       <w:cols w:space="720"/>
@@ -15559,7 +16037,7 @@
 </file>
 
 <file path=word/endnotes.xml><?xml version="1.0" encoding="utf-8"?>
-<w:endnotes xmlns:wpc="http://schemas.microsoft.com/office/word/2010/wordprocessingCanvas" xmlns:cx="http://schemas.microsoft.com/office/drawing/2014/chartex" xmlns:cx1="http://schemas.microsoft.com/office/drawing/2015/9/8/chartex" xmlns:cx2="http://schemas.microsoft.com/office/drawing/2015/10/21/chartex" xmlns:cx3="http://schemas.microsoft.com/office/drawing/2016/5/9/chartex" xmlns:cx4="http://schemas.microsoft.com/office/drawing/2016/5/10/chartex" xmlns:cx5="http://schemas.microsoft.com/office/drawing/2016/5/11/chartex" xmlns:cx6="http://schemas.microsoft.com/office/drawing/2016/5/12/chartex" xmlns:cx7="http://schemas.microsoft.com/office/drawing/2016/5/13/chartex" xmlns:cx8="http://schemas.microsoft.com/office/drawing/2016/5/14/chartex" xmlns:mc="http://schemas.openxmlformats.org/markup-compatibility/2006" xmlns:aink="http://schemas.microsoft.com/office/drawing/2016/ink" xmlns:am3d="http://schemas.microsoft.com/office/drawing/2017/model3d" xmlns:o="urn:schemas-microsoft-com:office:office" xmlns:oel="http://schemas.microsoft.com/office/2019/extlst" xmlns:r="http://schemas.openxmlformats.org/officeDocument/2006/relationships" xmlns:m="http://schemas.openxmlformats.org/officeDocument/2006/math" xmlns:v="urn:schemas-microsoft-com:vml" xmlns:wp14="http://schemas.microsoft.com/office/word/2010/wordprocessingDrawing" xmlns:wp="http://schemas.openxmlformats.org/drawingml/2006/wordprocessingDrawing" xmlns:w10="urn:schemas-microsoft-com:office:word" xmlns:w="http://schemas.openxmlformats.org/wordprocessingml/2006/main" xmlns:w14="http://schemas.microsoft.com/office/word/2010/wordml" xmlns:w15="http://schemas.microsoft.com/office/word/2012/wordml" xmlns:w16cex="http://schemas.microsoft.com/office/word/2018/wordml/cex" xmlns:w16cid="http://schemas.microsoft.com/office/word/2016/wordml/cid" xmlns:w16="http://schemas.microsoft.com/office/word/2018/wordml" xmlns:w16sdtdh="http://schemas.microsoft.com/office/word/2020/wordml/sdtdatahash" xmlns:w16se="http://schemas.microsoft.com/office/word/2015/wordml/symex" xmlns:wpg="http://schemas.microsoft.com/office/word/2010/wordprocessingGroup" xmlns:wpi="http://schemas.microsoft.com/office/word/2010/wordprocessingInk" xmlns:wne="http://schemas.microsoft.com/office/word/2006/wordml" xmlns:wps="http://schemas.microsoft.com/office/word/2010/wordprocessingShape" mc:Ignorable="w14 w15 w16se w16cid w16 w16cex w16sdtdh wp14">
+<w:endnotes xmlns:wpc="http://schemas.microsoft.com/office/word/2010/wordprocessingCanvas" xmlns:cx="http://schemas.microsoft.com/office/drawing/2014/chartex" xmlns:cx1="http://schemas.microsoft.com/office/drawing/2015/9/8/chartex" xmlns:cx2="http://schemas.microsoft.com/office/drawing/2015/10/21/chartex" xmlns:cx3="http://schemas.microsoft.com/office/drawing/2016/5/9/chartex" xmlns:cx4="http://schemas.microsoft.com/office/drawing/2016/5/10/chartex" xmlns:cx5="http://schemas.microsoft.com/office/drawing/2016/5/11/chartex" xmlns:cx6="http://schemas.microsoft.com/office/drawing/2016/5/12/chartex" xmlns:cx7="http://schemas.microsoft.com/office/drawing/2016/5/13/chartex" xmlns:cx8="http://schemas.microsoft.com/office/drawing/2016/5/14/chartex" xmlns:mc="http://schemas.openxmlformats.org/markup-compatibility/2006" xmlns:aink="http://schemas.microsoft.com/office/drawing/2016/ink" xmlns:am3d="http://schemas.microsoft.com/office/drawing/2017/model3d" xmlns:o="urn:schemas-microsoft-com:office:office" xmlns:r="http://schemas.openxmlformats.org/officeDocument/2006/relationships" xmlns:m="http://schemas.openxmlformats.org/officeDocument/2006/math" xmlns:v="urn:schemas-microsoft-com:vml" xmlns:wp14="http://schemas.microsoft.com/office/word/2010/wordprocessingDrawing" xmlns:wp="http://schemas.openxmlformats.org/drawingml/2006/wordprocessingDrawing" xmlns:w10="urn:schemas-microsoft-com:office:word" xmlns:w="http://schemas.openxmlformats.org/wordprocessingml/2006/main" xmlns:w14="http://schemas.microsoft.com/office/word/2010/wordml" xmlns:w15="http://schemas.microsoft.com/office/word/2012/wordml" xmlns:w16cex="http://schemas.microsoft.com/office/word/2018/wordml/cex" xmlns:w16cid="http://schemas.microsoft.com/office/word/2016/wordml/cid" xmlns:w16="http://schemas.microsoft.com/office/word/2018/wordml" xmlns:w16sdtdh="http://schemas.microsoft.com/office/word/2020/wordml/sdtdatahash" xmlns:w16se="http://schemas.microsoft.com/office/word/2015/wordml/symex" xmlns:wpg="http://schemas.microsoft.com/office/word/2010/wordprocessingGroup" xmlns:wpi="http://schemas.microsoft.com/office/word/2010/wordprocessingInk" xmlns:wne="http://schemas.microsoft.com/office/word/2006/wordml" xmlns:wps="http://schemas.microsoft.com/office/word/2010/wordprocessingShape" mc:Ignorable="w14 w15 w16se w16cid w16 w16cex w16sdtdh wp14">
   <w:endnote w:type="separator" w:id="-1">
     <w:p>
       <w:r>
@@ -15578,7 +16056,7 @@
 </file>
 
 <file path=word/footer1.xml><?xml version="1.0" encoding="utf-8"?>
-<w:ftr xmlns:wpc="http://schemas.microsoft.com/office/word/2010/wordprocessingCanvas" xmlns:cx="http://schemas.microsoft.com/office/drawing/2014/chartex" xmlns:cx1="http://schemas.microsoft.com/office/drawing/2015/9/8/chartex" xmlns:cx2="http://schemas.microsoft.com/office/drawing/2015/10/21/chartex" xmlns:cx3="http://schemas.microsoft.com/office/drawing/2016/5/9/chartex" xmlns:cx4="http://schemas.microsoft.com/office/drawing/2016/5/10/chartex" xmlns:cx5="http://schemas.microsoft.com/office/drawing/2016/5/11/chartex" xmlns:cx6="http://schemas.microsoft.com/office/drawing/2016/5/12/chartex" xmlns:cx7="http://schemas.microsoft.com/office/drawing/2016/5/13/chartex" xmlns:cx8="http://schemas.microsoft.com/office/drawing/2016/5/14/chartex" xmlns:mc="http://schemas.openxmlformats.org/markup-compatibility/2006" xmlns:aink="http://schemas.microsoft.com/office/drawing/2016/ink" xmlns:am3d="http://schemas.microsoft.com/office/drawing/2017/model3d" xmlns:o="urn:schemas-microsoft-com:office:office" xmlns:oel="http://schemas.microsoft.com/office/2019/extlst" xmlns:r="http://schemas.openxmlformats.org/officeDocument/2006/relationships" xmlns:m="http://schemas.openxmlformats.org/officeDocument/2006/math" xmlns:v="urn:schemas-microsoft-com:vml" xmlns:wp14="http://schemas.microsoft.com/office/word/2010/wordprocessingDrawing" xmlns:wp="http://schemas.openxmlformats.org/drawingml/2006/wordprocessingDrawing" xmlns:w10="urn:schemas-microsoft-com:office:word" xmlns:w="http://schemas.openxmlformats.org/wordprocessingml/2006/main" xmlns:w14="http://schemas.microsoft.com/office/word/2010/wordml" xmlns:w15="http://schemas.microsoft.com/office/word/2012/wordml" xmlns:w16cex="http://schemas.microsoft.com/office/word/2018/wordml/cex" xmlns:w16cid="http://schemas.microsoft.com/office/word/2016/wordml/cid" xmlns:w16="http://schemas.microsoft.com/office/word/2018/wordml" xmlns:w16sdtdh="http://schemas.microsoft.com/office/word/2020/wordml/sdtdatahash" xmlns:w16se="http://schemas.microsoft.com/office/word/2015/wordml/symex" xmlns:wpg="http://schemas.microsoft.com/office/word/2010/wordprocessingGroup" xmlns:wpi="http://schemas.microsoft.com/office/word/2010/wordprocessingInk" xmlns:wne="http://schemas.microsoft.com/office/word/2006/wordml" xmlns:wps="http://schemas.microsoft.com/office/word/2010/wordprocessingShape" mc:Ignorable="w14 w15 w16se w16cid w16 w16cex w16sdtdh wp14">
+<w:ftr xmlns:wpc="http://schemas.microsoft.com/office/word/2010/wordprocessingCanvas" xmlns:cx="http://schemas.microsoft.com/office/drawing/2014/chartex" xmlns:cx1="http://schemas.microsoft.com/office/drawing/2015/9/8/chartex" xmlns:cx2="http://schemas.microsoft.com/office/drawing/2015/10/21/chartex" xmlns:cx3="http://schemas.microsoft.com/office/drawing/2016/5/9/chartex" xmlns:cx4="http://schemas.microsoft.com/office/drawing/2016/5/10/chartex" xmlns:cx5="http://schemas.microsoft.com/office/drawing/2016/5/11/chartex" xmlns:cx6="http://schemas.microsoft.com/office/drawing/2016/5/12/chartex" xmlns:cx7="http://schemas.microsoft.com/office/drawing/2016/5/13/chartex" xmlns:cx8="http://schemas.microsoft.com/office/drawing/2016/5/14/chartex" xmlns:mc="http://schemas.openxmlformats.org/markup-compatibility/2006" xmlns:aink="http://schemas.microsoft.com/office/drawing/2016/ink" xmlns:am3d="http://schemas.microsoft.com/office/drawing/2017/model3d" xmlns:o="urn:schemas-microsoft-com:office:office" xmlns:r="http://schemas.openxmlformats.org/officeDocument/2006/relationships" xmlns:m="http://schemas.openxmlformats.org/officeDocument/2006/math" xmlns:v="urn:schemas-microsoft-com:vml" xmlns:wp14="http://schemas.microsoft.com/office/word/2010/wordprocessingDrawing" xmlns:wp="http://schemas.openxmlformats.org/drawingml/2006/wordprocessingDrawing" xmlns:w10="urn:schemas-microsoft-com:office:word" xmlns:w="http://schemas.openxmlformats.org/wordprocessingml/2006/main" xmlns:w14="http://schemas.microsoft.com/office/word/2010/wordml" xmlns:w15="http://schemas.microsoft.com/office/word/2012/wordml" xmlns:w16cex="http://schemas.microsoft.com/office/word/2018/wordml/cex" xmlns:w16cid="http://schemas.microsoft.com/office/word/2016/wordml/cid" xmlns:w16="http://schemas.microsoft.com/office/word/2018/wordml" xmlns:w16sdtdh="http://schemas.microsoft.com/office/word/2020/wordml/sdtdatahash" xmlns:w16se="http://schemas.microsoft.com/office/word/2015/wordml/symex" xmlns:wpg="http://schemas.microsoft.com/office/word/2010/wordprocessingGroup" xmlns:wpi="http://schemas.microsoft.com/office/word/2010/wordprocessingInk" xmlns:wne="http://schemas.microsoft.com/office/word/2006/wordml" xmlns:wps="http://schemas.microsoft.com/office/word/2010/wordprocessingShape" mc:Ignorable="w14 w15 w16se w16cid w16 w16cex w16sdtdh wp14">
   <w:p>
     <w:pPr>
       <w:pBdr>
@@ -15589,125 +16067,12 @@
       </w:tabs>
       <w:spacing w:before="80"/>
     </w:pPr>
-    <w:r>
-      <w:rPr>
-        <w:color w:val="2E75B6"/>
-        <w:sz w:val="18"/>
-        <w:szCs w:val="18"/>
-      </w:rPr>
-      <w:t>University of Buea – Faculty of Engineering and Technology</w:t>
-    </w:r>
-    <w:r>
-      <w:rPr>
-        <w:sz w:val="18"/>
-        <w:szCs w:val="18"/>
-      </w:rPr>
-      <w:tab/>
-    </w:r>
-    <w:r>
-      <w:rPr>
-        <w:color w:val="2E75B6"/>
-        <w:sz w:val="18"/>
-        <w:szCs w:val="18"/>
-      </w:rPr>
-      <w:t xml:space="preserve">Page </w:t>
-    </w:r>
-    <w:r>
-      <w:rPr>
-        <w:color w:val="2E75B6"/>
-        <w:sz w:val="18"/>
-        <w:szCs w:val="18"/>
-      </w:rPr>
-      <w:fldChar w:fldCharType="begin"/>
-    </w:r>
-    <w:r>
-      <w:rPr>
-        <w:color w:val="2E75B6"/>
-        <w:sz w:val="18"/>
-        <w:szCs w:val="18"/>
-      </w:rPr>
-      <w:instrText>PAGE</w:instrText>
-    </w:r>
-    <w:r>
-      <w:rPr>
-        <w:color w:val="2E75B6"/>
-        <w:sz w:val="18"/>
-        <w:szCs w:val="18"/>
-      </w:rPr>
-      <w:fldChar w:fldCharType="separate"/>
-    </w:r>
-    <w:r>
-      <w:rPr>
-        <w:noProof/>
-        <w:color w:val="2E75B6"/>
-        <w:sz w:val="18"/>
-        <w:szCs w:val="18"/>
-      </w:rPr>
-      <w:t>1</w:t>
-    </w:r>
-    <w:r>
-      <w:rPr>
-        <w:color w:val="2E75B6"/>
-        <w:sz w:val="18"/>
-        <w:szCs w:val="18"/>
-      </w:rPr>
-      <w:fldChar w:fldCharType="end"/>
-    </w:r>
-    <w:r>
-      <w:rPr>
-        <w:color w:val="2E75B6"/>
-        <w:sz w:val="18"/>
-        <w:szCs w:val="18"/>
-      </w:rPr>
-      <w:t xml:space="preserve"> of </w:t>
-    </w:r>
-    <w:r>
-      <w:rPr>
-        <w:color w:val="2E75B6"/>
-        <w:sz w:val="18"/>
-        <w:szCs w:val="18"/>
-      </w:rPr>
-      <w:fldChar w:fldCharType="begin"/>
-    </w:r>
-    <w:r>
-      <w:rPr>
-        <w:color w:val="2E75B6"/>
-        <w:sz w:val="18"/>
-        <w:szCs w:val="18"/>
-      </w:rPr>
-      <w:instrText>NUMPAGES</w:instrText>
-    </w:r>
-    <w:r>
-      <w:rPr>
-        <w:color w:val="2E75B6"/>
-        <w:sz w:val="18"/>
-        <w:szCs w:val="18"/>
-      </w:rPr>
-      <w:fldChar w:fldCharType="separate"/>
-    </w:r>
-    <w:r>
-      <w:rPr>
-        <w:noProof/>
-        <w:color w:val="2E75B6"/>
-        <w:sz w:val="18"/>
-        <w:szCs w:val="18"/>
-      </w:rPr>
-      <w:t>2</w:t>
-    </w:r>
-    <w:r>
-      <w:rPr>
-        <w:color w:val="2E75B6"/>
-        <w:sz w:val="18"/>
-        <w:szCs w:val="18"/>
-      </w:rPr>
-      <w:fldChar w:fldCharType="end"/>
-    </w:r>
   </w:p>
 </w:ftr>
 </file>
 
 <file path=word/footnotes.xml><?xml version="1.0" encoding="utf-8"?>
-<w:footnotes xmlns:wpc="http://schemas.microsoft.com/office/word/2010/wordprocessingCanvas" xmlns:cx="http://schemas.microsoft.com/office/drawing/2014/chartex" xmlns:cx1="http://schemas.microsoft.com/office/drawing/2015/9/8/chartex" xmlns:cx2="http://schemas.microsoft.com/office/drawing/2015/10/21/chartex" xmlns:cx3="http://schemas.microsoft.com/office/drawing/2016/5/9/chartex" xmlns:cx4="http://schemas.microsoft.com/office/drawing/2016/5/10/chartex" xmlns:cx5="http://schemas.microsoft.com/office/drawing/2016/5/11/chartex" xmlns:cx6="http://schemas.microsoft.com/office/drawing/2016/5/12/chartex" xmlns:cx7="http://schemas.microsoft.com/office/drawing/2016/5/13/chartex" xmlns:cx8="http://schemas.microsoft.com/office/drawing/2016/5/14/chartex" xmlns:mc="http://schemas.openxmlformats.org/markup-compatibility/2006" xmlns:aink="http://schemas.microsoft.com/office/drawing/2016/ink" xmlns:am3d="http://schemas.microsoft.com/office/drawing/2017/model3d" xmlns:o="urn:schemas-microsoft-com:office:office" xmlns:oel="http://schemas.microsoft.com/office/2019/extlst" xmlns:r="http://schemas.openxmlformats.org/officeDocument/2006/relationships" xmlns:m="http://schemas.openxmlformats.org/officeDocument/2006/math" xmlns:v="urn:schemas-microsoft-com:vml" xmlns:wp14="http://schemas.microsoft.com/office/word/2010/wordprocessingDrawing" xmlns:wp="http://schemas.openxmlformats.org/drawingml/2006/wordprocessingDrawing" xmlns:w10="urn:schemas-microsoft-com:office:word" xmlns:w="http://schemas.openxmlformats.org/wordprocessingml/2006/main" xmlns:w14="http://schemas.microsoft.com/office/word/2010/wordml" xmlns:w15="http://schemas.microsoft.com/office/word/2012/wordml" xmlns:w16cex="http://schemas.microsoft.com/office/word/2018/wordml/cex" xmlns:w16cid="http://schemas.microsoft.com/office/word/2016/wordml/cid" xmlns:w16="http://schemas.microsoft.com/office/word/2018/wordml" xmlns:w16sdtdh="http://schemas.microsoft.com/office/word/2020/wordml/sdtdatahash" xmlns:w16se="http://schemas.microsoft.com/office/word/2015/wordml/symex" xmlns:wpg="http://schemas.microsoft.com/office/word/2010/wordprocessingGroup" xmlns:wpi="http://schemas.microsoft.com/office/word/2010/wordprocessingInk" xmlns:wne="http://schemas.microsoft.com/office/word/2006/wordml" xmlns:wps="http://schemas.microsoft.com/office/word/2010/wordprocessingShape" mc:Ignorable="w14 w15 w16se w16cid w16 w16cex w16sdtdh wp14">
+<w:footnotes xmlns:wpc="http://schemas.microsoft.com/office/word/2010/wordprocessingCanvas" xmlns:cx="http://schemas.microsoft.com/office/drawing/2014/chartex" xmlns:cx1="http://schemas.microsoft.com/office/drawing/2015/9/8/chartex" xmlns:cx2="http://schemas.microsoft.com/office/drawing/2015/10/21/chartex" xmlns:cx3="http://schemas.microsoft.com/office/drawing/2016/5/9/chartex" xmlns:cx4="http://schemas.microsoft.com/office/drawing/2016/5/10/chartex" xmlns:cx5="http://schemas.microsoft.com/office/drawing/2016/5/11/chartex" xmlns:cx6="http://schemas.microsoft.com/office/drawing/2016/5/12/chartex" xmlns:cx7="http://schemas.microsoft.com/office/drawing/2016/5/13/chartex" xmlns:cx8="http://schemas.microsoft.com/office/drawing/2016/5/14/chartex" xmlns:mc="http://schemas.openxmlformats.org/markup-compatibility/2006" xmlns:aink="http://schemas.microsoft.com/office/drawing/2016/ink" xmlns:am3d="http://schemas.microsoft.com/office/drawing/2017/model3d" xmlns:o="urn:schemas-microsoft-com:office:office" xmlns:r="http://schemas.openxmlformats.org/officeDocument/2006/relationships" xmlns:m="http://schemas.openxmlformats.org/officeDocument/2006/math" xmlns:v="urn:schemas-microsoft-com:vml" xmlns:wp14="http://schemas.microsoft.com/office/word/2010/wordprocessingDrawing" xmlns:wp="http://schemas.openxmlformats.org/drawingml/2006/wordprocessingDrawing" xmlns:w10="urn:schemas-microsoft-com:office:word" xmlns:w="http://schemas.openxmlformats.org/wordprocessingml/2006/main" xmlns:w14="http://schemas.microsoft.com/office/word/2010/wordml" xmlns:w15="http://schemas.microsoft.com/office/word/2012/wordml" xmlns:w16cex="http://schemas.microsoft.com/office/word/2018/wordml/cex" xmlns:w16cid="http://schemas.microsoft.com/office/word/2016/wordml/cid" xmlns:w16="http://schemas.microsoft.com/office/word/2018/wordml" xmlns:w16sdtdh="http://schemas.microsoft.com/office/word/2020/wordml/sdtdatahash" xmlns:w16se="http://schemas.microsoft.com/office/word/2015/wordml/symex" xmlns:wpg="http://schemas.microsoft.com/office/word/2010/wordprocessingGroup" xmlns:wpi="http://schemas.microsoft.com/office/word/2010/wordprocessingInk" xmlns:wne="http://schemas.microsoft.com/office/word/2006/wordml" xmlns:wps="http://schemas.microsoft.com/office/word/2010/wordprocessingShape" mc:Ignorable="w14 w15 w16se w16cid w16 w16cex w16sdtdh wp14">
   <w:footnote w:type="separator" w:id="-1">
     <w:p>
       <w:r>
@@ -15726,7 +16091,7 @@
 </file>
 
 <file path=word/numbering.xml><?xml version="1.0" encoding="utf-8"?>
-<w:numbering xmlns:wpc="http://schemas.microsoft.com/office/word/2010/wordprocessingCanvas" xmlns:cx="http://schemas.microsoft.com/office/drawing/2014/chartex" xmlns:cx1="http://schemas.microsoft.com/office/drawing/2015/9/8/chartex" xmlns:cx2="http://schemas.microsoft.com/office/drawing/2015/10/21/chartex" xmlns:cx3="http://schemas.microsoft.com/office/drawing/2016/5/9/chartex" xmlns:cx4="http://schemas.microsoft.com/office/drawing/2016/5/10/chartex" xmlns:cx5="http://schemas.microsoft.com/office/drawing/2016/5/11/chartex" xmlns:cx6="http://schemas.microsoft.com/office/drawing/2016/5/12/chartex" xmlns:cx7="http://schemas.microsoft.com/office/drawing/2016/5/13/chartex" xmlns:cx8="http://schemas.microsoft.com/office/drawing/2016/5/14/chartex" xmlns:mc="http://schemas.openxmlformats.org/markup-compatibility/2006" xmlns:aink="http://schemas.microsoft.com/office/drawing/2016/ink" xmlns:am3d="http://schemas.microsoft.com/office/drawing/2017/model3d" xmlns:o="urn:schemas-microsoft-com:office:office" xmlns:oel="http://schemas.microsoft.com/office/2019/extlst" xmlns:r="http://schemas.openxmlformats.org/officeDocument/2006/relationships" xmlns:m="http://schemas.openxmlformats.org/officeDocument/2006/math" xmlns:v="urn:schemas-microsoft-com:vml" xmlns:wp14="http://schemas.microsoft.com/office/word/2010/wordprocessingDrawing" xmlns:wp="http://schemas.openxmlformats.org/drawingml/2006/wordprocessingDrawing" xmlns:w10="urn:schemas-microsoft-com:office:word" xmlns:w="http://schemas.openxmlformats.org/wordprocessingml/2006/main" xmlns:w14="http://schemas.microsoft.com/office/word/2010/wordml" xmlns:w15="http://schemas.microsoft.com/office/word/2012/wordml" xmlns:w16cex="http://schemas.microsoft.com/office/word/2018/wordml/cex" xmlns:w16cid="http://schemas.microsoft.com/office/word/2016/wordml/cid" xmlns:w16="http://schemas.microsoft.com/office/word/2018/wordml" xmlns:w16sdtdh="http://schemas.microsoft.com/office/word/2020/wordml/sdtdatahash" xmlns:w16se="http://schemas.microsoft.com/office/word/2015/wordml/symex" xmlns:wpg="http://schemas.microsoft.com/office/word/2010/wordprocessingGroup" xmlns:wpi="http://schemas.microsoft.com/office/word/2010/wordprocessingInk" xmlns:wne="http://schemas.microsoft.com/office/word/2006/wordml" xmlns:wps="http://schemas.microsoft.com/office/word/2010/wordprocessingShape" mc:Ignorable="w14 w15 w16se w16cid w16 w16cex w16sdtdh wp14">
+<w:numbering xmlns:wpc="http://schemas.microsoft.com/office/word/2010/wordprocessingCanvas" xmlns:cx="http://schemas.microsoft.com/office/drawing/2014/chartex" xmlns:cx1="http://schemas.microsoft.com/office/drawing/2015/9/8/chartex" xmlns:cx2="http://schemas.microsoft.com/office/drawing/2015/10/21/chartex" xmlns:cx3="http://schemas.microsoft.com/office/drawing/2016/5/9/chartex" xmlns:cx4="http://schemas.microsoft.com/office/drawing/2016/5/10/chartex" xmlns:cx5="http://schemas.microsoft.com/office/drawing/2016/5/11/chartex" xmlns:cx6="http://schemas.microsoft.com/office/drawing/2016/5/12/chartex" xmlns:cx7="http://schemas.microsoft.com/office/drawing/2016/5/13/chartex" xmlns:cx8="http://schemas.microsoft.com/office/drawing/2016/5/14/chartex" xmlns:mc="http://schemas.openxmlformats.org/markup-compatibility/2006" xmlns:aink="http://schemas.microsoft.com/office/drawing/2016/ink" xmlns:am3d="http://schemas.microsoft.com/office/drawing/2017/model3d" xmlns:o="urn:schemas-microsoft-com:office:office" xmlns:r="http://schemas.openxmlformats.org/officeDocument/2006/relationships" xmlns:m="http://schemas.openxmlformats.org/officeDocument/2006/math" xmlns:v="urn:schemas-microsoft-com:vml" xmlns:wp14="http://schemas.microsoft.com/office/word/2010/wordprocessingDrawing" xmlns:wp="http://schemas.openxmlformats.org/drawingml/2006/wordprocessingDrawing" xmlns:w10="urn:schemas-microsoft-com:office:word" xmlns:w="http://schemas.openxmlformats.org/wordprocessingml/2006/main" xmlns:w14="http://schemas.microsoft.com/office/word/2010/wordml" xmlns:w15="http://schemas.microsoft.com/office/word/2012/wordml" xmlns:w16cex="http://schemas.microsoft.com/office/word/2018/wordml/cex" xmlns:w16cid="http://schemas.microsoft.com/office/word/2016/wordml/cid" xmlns:w16="http://schemas.microsoft.com/office/word/2018/wordml" xmlns:w16sdtdh="http://schemas.microsoft.com/office/word/2020/wordml/sdtdatahash" xmlns:w16se="http://schemas.microsoft.com/office/word/2015/wordml/symex" xmlns:wpg="http://schemas.microsoft.com/office/word/2010/wordprocessingGroup" xmlns:wpi="http://schemas.microsoft.com/office/word/2010/wordprocessingInk" xmlns:wne="http://schemas.microsoft.com/office/word/2006/wordml" xmlns:wps="http://schemas.microsoft.com/office/word/2010/wordprocessingShape" mc:Ignorable="w14 w15 w16se w16cid w16 w16cex w16sdtdh wp14">
   <w:abstractNum w:abstractNumId="0" w15:restartNumberingAfterBreak="0">
     <w:nsid w:val="20B91DCA"/>
     <w:multiLevelType w:val="hybridMultilevel"/>
@@ -15871,13 +16236,13 @@
       </w:pPr>
     </w:lvl>
   </w:abstractNum>
-  <w:num w:numId="1" w16cid:durableId="340472342">
+  <w:num w:numId="1">
     <w:abstractNumId w:val="1"/>
     <w:lvlOverride w:ilvl="0">
       <w:startOverride w:val="1"/>
     </w:lvlOverride>
   </w:num>
-  <w:num w:numId="2" w16cid:durableId="605388585">
+  <w:num w:numId="2">
     <w:abstractNumId w:val="0"/>
     <w:lvlOverride w:ilvl="0">
       <w:startOverride w:val="1"/>
@@ -15995,7 +16360,7 @@
     <w:lsdException w:name="E-mail Signature" w:semiHidden="1" w:unhideWhenUsed="1"/>
     <w:lsdException w:name="HTML Top of Form" w:semiHidden="1" w:unhideWhenUsed="1"/>
     <w:lsdException w:name="HTML Bottom of Form" w:semiHidden="1" w:unhideWhenUsed="1"/>
-    <w:lsdException w:name="Normal (Web)" w:semiHidden="1" w:unhideWhenUsed="1"/>
+    <w:lsdException w:name="Normal (Web)" w:semiHidden="1" w:uiPriority="0" w:unhideWhenUsed="1" w:qFormat="1"/>
     <w:lsdException w:name="HTML Acronym" w:semiHidden="1" w:unhideWhenUsed="1"/>
     <w:lsdException w:name="HTML Address" w:semiHidden="1" w:unhideWhenUsed="1"/>
     <w:lsdException w:name="HTML Cite" w:semiHidden="1" w:unhideWhenUsed="1"/>
@@ -16572,6 +16937,34 @@
     <w:uiPriority w:val="99"/>
     <w:rsid w:val="00710A0B"/>
   </w:style>
+  <w:style w:type="paragraph" w:styleId="NormalWeb">
+    <w:name w:val="Normal (Web)"/>
+    <w:basedOn w:val="Normal"/>
+    <w:semiHidden/>
+    <w:unhideWhenUsed/>
+    <w:qFormat/>
+    <w:rsid w:val="00C57A69"/>
+    <w:pPr>
+      <w:spacing w:before="100" w:beforeAutospacing="1" w:after="100" w:afterAutospacing="1"/>
+    </w:pPr>
+    <w:rPr>
+      <w:rFonts w:ascii="Times New Roman" w:eastAsiaTheme="minorEastAsia" w:hAnsi="Times New Roman" w:cs="Times New Roman"/>
+      <w:color w:val="auto"/>
+      <w:sz w:val="24"/>
+      <w:szCs w:val="24"/>
+    </w:rPr>
+  </w:style>
+  <w:style w:type="character" w:styleId="Strong">
+    <w:name w:val="Strong"/>
+    <w:basedOn w:val="DefaultParagraphFont"/>
+    <w:uiPriority w:val="22"/>
+    <w:qFormat/>
+    <w:rsid w:val="00C57A69"/>
+    <w:rPr>
+      <w:b/>
+      <w:bCs/>
+    </w:rPr>
+  </w:style>
 </w:styles>
 </file>
 
